--- a/project1/Ушаков А.А. ЛБ5.docx
+++ b/project1/Ушаков А.А. ЛБ5.docx
@@ -632,21 +632,12 @@
                 <w:u w:val="single"/>
               </w:rPr>
             </w:pPr>
-            <w:proofErr w:type="spellStart"/>
             <w:r>
               <w:rPr>
                 <w:szCs w:val="28"/>
                 <w:u w:val="single"/>
               </w:rPr>
-              <w:t>Калентьев</w:t>
-            </w:r>
-            <w:proofErr w:type="spellEnd"/>
-            <w:r>
-              <w:rPr>
-                <w:szCs w:val="28"/>
-                <w:u w:val="single"/>
-              </w:rPr>
-              <w:t xml:space="preserve"> А. А.</w:t>
+              <w:t>Калентьев А. А.</w:t>
             </w:r>
           </w:p>
         </w:tc>
@@ -1855,23 +1846,7 @@
     </w:p>
     <w:p>
       <w:r>
-        <w:t>Вариант использования (</w:t>
-      </w:r>
-      <w:proofErr w:type="spellStart"/>
-      <w:r>
-        <w:t>use</w:t>
-      </w:r>
-      <w:proofErr w:type="spellEnd"/>
-      <w:r>
-        <w:t xml:space="preserve"> </w:t>
-      </w:r>
-      <w:proofErr w:type="spellStart"/>
-      <w:r>
-        <w:t>case</w:t>
-      </w:r>
-      <w:proofErr w:type="spellEnd"/>
-      <w:r>
-        <w:t xml:space="preserve">) — это описание множества последовательных действий (включая вариации), которые выполняются некоторым субъектом с целью получения результата, значимого для некоторого действующего лица </w:t>
+        <w:t xml:space="preserve">Вариант использования (use case) — это описание множества последовательных действий (включая вариации), которые выполняются некоторым субъектом с целью получения результата, значимого для некоторого действующего лица </w:t>
       </w:r>
       <w:r>
         <w:t>[</w:t>
@@ -2141,7 +2116,6 @@
       <w:r>
         <w:t xml:space="preserve">В таблице 1 приведено описание абстрактного класса </w:t>
       </w:r>
-      <w:proofErr w:type="spellStart"/>
       <w:r>
         <w:rPr>
           <w:i/>
@@ -2149,7 +2123,6 @@
         </w:rPr>
         <w:t>FigureBase</w:t>
       </w:r>
-      <w:proofErr w:type="spellEnd"/>
       <w:r>
         <w:t xml:space="preserve"> </w:t>
       </w:r>
@@ -2167,7 +2140,6 @@
       <w:r>
         <w:t xml:space="preserve">Таблица 1 – Описание класса </w:t>
       </w:r>
-      <w:proofErr w:type="spellStart"/>
       <w:r>
         <w:rPr>
           <w:i/>
@@ -2175,7 +2147,6 @@
         </w:rPr>
         <w:t>FigureBase</w:t>
       </w:r>
-      <w:proofErr w:type="spellEnd"/>
     </w:p>
     <w:tbl>
       <w:tblPr>
@@ -2299,7 +2270,6 @@
               </w:rPr>
               <w:t xml:space="preserve">Класс </w:t>
             </w:r>
-            <w:proofErr w:type="spellStart"/>
             <w:r>
               <w:rPr>
                 <w:i/>
@@ -2308,7 +2278,6 @@
               </w:rPr>
               <w:t>FigureBase</w:t>
             </w:r>
-            <w:proofErr w:type="spellEnd"/>
             <w:r>
               <w:rPr>
                 <w:sz w:val="24"/>
@@ -2363,7 +2332,6 @@
               </w:rPr>
               <w:t xml:space="preserve">+ </w:t>
             </w:r>
-            <w:proofErr w:type="spellStart"/>
             <w:r>
               <w:rPr>
                 <w:sz w:val="24"/>
@@ -2371,7 +2339,6 @@
               </w:rPr>
               <w:t>FigureType</w:t>
             </w:r>
-            <w:proofErr w:type="spellEnd"/>
           </w:p>
         </w:tc>
         <w:tc>
@@ -2594,23 +2561,13 @@
               </w:rPr>
               <w:t xml:space="preserve"> </w:t>
             </w:r>
-            <w:proofErr w:type="spellStart"/>
             <w:r>
               <w:rPr>
                 <w:sz w:val="24"/>
                 <w:u w:val="single"/>
                 <w:lang w:val="en-US"/>
               </w:rPr>
-              <w:t>CheckingNumber</w:t>
-            </w:r>
-            <w:proofErr w:type="spellEnd"/>
-            <w:r>
-              <w:rPr>
-                <w:sz w:val="24"/>
-                <w:u w:val="single"/>
-                <w:lang w:val="en-US"/>
-              </w:rPr>
-              <w:t xml:space="preserve"> </w:t>
+              <w:t xml:space="preserve">CheckingNumber </w:t>
             </w:r>
             <w:r>
               <w:rPr>
@@ -2758,7 +2715,6 @@
       <w:r>
         <w:t xml:space="preserve">, которые наследуются от </w:t>
       </w:r>
-      <w:proofErr w:type="spellStart"/>
       <w:r>
         <w:rPr>
           <w:i/>
@@ -2766,7 +2722,6 @@
         </w:rPr>
         <w:t>FigureBase</w:t>
       </w:r>
-      <w:proofErr w:type="spellEnd"/>
       <w:r>
         <w:t>.</w:t>
       </w:r>
@@ -2791,11 +2746,9 @@
       <w:r>
         <w:t xml:space="preserve"> – Описание класса </w:t>
       </w:r>
-      <w:proofErr w:type="spellStart"/>
       <w:r>
         <w:t>Parallelepiped</w:t>
       </w:r>
-      <w:proofErr w:type="spellEnd"/>
     </w:p>
     <w:tbl>
       <w:tblPr>
@@ -2920,14 +2873,12 @@
               </w:rPr>
               <w:t xml:space="preserve">Класс </w:t>
             </w:r>
-            <w:proofErr w:type="spellStart"/>
             <w:r>
               <w:rPr>
                 <w:sz w:val="24"/>
               </w:rPr>
               <w:t>Parallelepiped</w:t>
             </w:r>
-            <w:proofErr w:type="spellEnd"/>
             <w:r>
               <w:rPr>
                 <w:sz w:val="24"/>
@@ -3534,7 +3485,6 @@
               </w:rPr>
               <w:t xml:space="preserve">+ </w:t>
             </w:r>
-            <w:proofErr w:type="spellStart"/>
             <w:r>
               <w:rPr>
                 <w:sz w:val="24"/>
@@ -3542,7 +3492,6 @@
               </w:rPr>
               <w:t>FigureType</w:t>
             </w:r>
-            <w:proofErr w:type="spellEnd"/>
           </w:p>
         </w:tc>
         <w:tc>
@@ -3690,11 +3639,9 @@
       <w:r>
         <w:t xml:space="preserve">3 – Описание класса </w:t>
       </w:r>
-      <w:proofErr w:type="spellStart"/>
       <w:r>
         <w:t>Pyramid</w:t>
       </w:r>
-      <w:proofErr w:type="spellEnd"/>
     </w:p>
     <w:tbl>
       <w:tblPr>
@@ -3819,14 +3766,12 @@
               </w:rPr>
               <w:t xml:space="preserve">Класс </w:t>
             </w:r>
-            <w:proofErr w:type="spellStart"/>
             <w:r>
               <w:rPr>
                 <w:sz w:val="24"/>
               </w:rPr>
               <w:t>Pyramid</w:t>
             </w:r>
-            <w:proofErr w:type="spellEnd"/>
             <w:r>
               <w:rPr>
                 <w:sz w:val="24"/>
@@ -4360,17 +4305,8 @@
                 <w:sz w:val="24"/>
                 <w:lang w:val="en-US"/>
               </w:rPr>
-              <w:t xml:space="preserve">+ </w:t>
-            </w:r>
-            <w:proofErr w:type="spellStart"/>
-            <w:r>
-              <w:rPr>
-                <w:sz w:val="24"/>
-                <w:lang w:val="en-US"/>
-              </w:rPr>
-              <w:t>FigureType</w:t>
-            </w:r>
-            <w:proofErr w:type="spellEnd"/>
+              <w:t>+ FigureType</w:t>
+            </w:r>
           </w:p>
         </w:tc>
         <w:tc>
@@ -4717,7 +4653,6 @@
               </w:rPr>
               <w:t>_</w:t>
             </w:r>
-            <w:proofErr w:type="spellStart"/>
             <w:r>
               <w:rPr>
                 <w:sz w:val="24"/>
@@ -4725,7 +4660,6 @@
               </w:rPr>
               <w:t>radiusOfFigure</w:t>
             </w:r>
-            <w:proofErr w:type="spellEnd"/>
           </w:p>
         </w:tc>
         <w:tc>
@@ -4893,17 +4827,8 @@
                 <w:sz w:val="24"/>
                 <w:lang w:val="en-US"/>
               </w:rPr>
-              <w:t xml:space="preserve">+ </w:t>
-            </w:r>
-            <w:proofErr w:type="spellStart"/>
-            <w:r>
-              <w:rPr>
-                <w:sz w:val="24"/>
-                <w:lang w:val="en-US"/>
-              </w:rPr>
-              <w:t>FigureType</w:t>
-            </w:r>
-            <w:proofErr w:type="spellEnd"/>
+              <w:t>+ FigureType</w:t>
+            </w:r>
           </w:p>
         </w:tc>
         <w:tc>
@@ -5487,14 +5412,12 @@
       <w:r>
         <w:t xml:space="preserve">В программе предусмотрена система обработки некорректного ввода данных пользователем. Например, при попытке ввести отрицательное число появится соответствующее сообщение об ошибке (рисунки 8-9). Аналогичным образом обрабатывается попытка ввода </w:t>
       </w:r>
-      <w:proofErr w:type="spellStart"/>
       <w:r>
         <w:rPr>
           <w:lang w:val="en-US"/>
         </w:rPr>
         <w:t>NaN</w:t>
       </w:r>
-      <w:proofErr w:type="spellEnd"/>
       <w:r>
         <w:t>.</w:t>
       </w:r>
@@ -7183,53 +7106,8 @@
         </w:numPr>
         <w:ind w:left="0" w:firstLine="709"/>
       </w:pPr>
-      <w:proofErr w:type="spellStart"/>
-      <w:r>
-        <w:t>Калентьев</w:t>
-      </w:r>
-      <w:proofErr w:type="spellEnd"/>
-      <w:r>
-        <w:t xml:space="preserve">, А. А. Новые технологии в </w:t>
-      </w:r>
-      <w:proofErr w:type="gramStart"/>
-      <w:r>
-        <w:t>программировании :</w:t>
-      </w:r>
-      <w:proofErr w:type="gramEnd"/>
-      <w:r>
-        <w:t xml:space="preserve"> учебное пособие / А. А. </w:t>
-      </w:r>
-      <w:proofErr w:type="spellStart"/>
-      <w:r>
-        <w:t>Калентьев</w:t>
-      </w:r>
-      <w:proofErr w:type="spellEnd"/>
-      <w:r>
-        <w:t xml:space="preserve">, Д. В. </w:t>
-      </w:r>
-      <w:proofErr w:type="spellStart"/>
-      <w:r>
-        <w:t>Гарайс</w:t>
-      </w:r>
-      <w:proofErr w:type="spellEnd"/>
-      <w:r>
-        <w:t xml:space="preserve">, А. Е. </w:t>
-      </w:r>
-      <w:proofErr w:type="spellStart"/>
-      <w:r>
-        <w:t>Гориянов</w:t>
-      </w:r>
-      <w:proofErr w:type="spellEnd"/>
-      <w:r>
-        <w:t xml:space="preserve">. – </w:t>
-      </w:r>
-      <w:proofErr w:type="gramStart"/>
-      <w:r>
-        <w:t>Томск :</w:t>
-      </w:r>
-      <w:proofErr w:type="gramEnd"/>
-      <w:r>
-        <w:t xml:space="preserve"> Эль Контент, 2014. – 176 с. – </w:t>
+      <w:r>
+        <w:t xml:space="preserve">Калентьев, А. А. Новые технологии в программировании : учебное пособие / А. А. Калентьев, Д. В. Гарайс, А. Е. Гориянов. – Томск : Эль Контент, 2014. – 176 с. – </w:t>
       </w:r>
       <w:r>
         <w:rPr>
@@ -7346,15 +7224,7 @@
         <w:t xml:space="preserve">Заказчик: </w:t>
       </w:r>
       <w:r>
-        <w:t xml:space="preserve">Канд. техн. наук, доцент каф. КСУП ТУСУР </w:t>
-      </w:r>
-      <w:proofErr w:type="spellStart"/>
-      <w:r>
-        <w:t>Калентьев</w:t>
-      </w:r>
-      <w:proofErr w:type="spellEnd"/>
-      <w:r>
-        <w:t xml:space="preserve"> А. А.</w:t>
+        <w:t>Канд. техн. наук, доцент каф. КСУП ТУСУР Калентьев А. А.</w:t>
       </w:r>
     </w:p>
     <w:p>
@@ -7471,15 +7341,7 @@
         <w:ind w:firstLine="709"/>
       </w:pPr>
       <w:r>
-        <w:t xml:space="preserve">Заказчик: Канд. техн. наук, доцент каф. КСУП ТУСУР </w:t>
-      </w:r>
-      <w:proofErr w:type="spellStart"/>
-      <w:r>
-        <w:t>Калентьев</w:t>
-      </w:r>
-      <w:proofErr w:type="spellEnd"/>
-      <w:r>
-        <w:t xml:space="preserve"> А. А.</w:t>
+        <w:t>Заказчик: Канд. техн. наук, доцент каф. КСУП ТУСУР Калентьев А. А.</w:t>
       </w:r>
     </w:p>
     <w:p>
@@ -7538,7 +7400,13 @@
         <w:t xml:space="preserve">Окончание работ: </w:t>
       </w:r>
       <w:r>
-        <w:t>19 ноября</w:t>
+        <w:t>03</w:t>
+      </w:r>
+      <w:r>
+        <w:t xml:space="preserve"> </w:t>
+      </w:r>
+      <w:r>
+        <w:t>декабря</w:t>
       </w:r>
       <w:r>
         <w:t xml:space="preserve"> 2025</w:t>
@@ -7546,8 +7414,6 @@
       <w:r>
         <w:t xml:space="preserve"> г.</w:t>
       </w:r>
-      <w:bookmarkStart w:id="18" w:name="_GoBack"/>
-      <w:bookmarkEnd w:id="18"/>
     </w:p>
     <w:p>
       <w:pPr>
@@ -8104,7 +7970,6 @@
       <w:r>
         <w:t xml:space="preserve">файле с расширением </w:t>
       </w:r>
-      <w:proofErr w:type="gramStart"/>
       <w:r>
         <w:t>*.</w:t>
       </w:r>
@@ -8117,7 +7982,6 @@
       <w:r>
         <w:t>.</w:t>
       </w:r>
-      <w:proofErr w:type="gramEnd"/>
     </w:p>
     <w:p>
       <w:pPr>
@@ -8191,10 +8055,12 @@
           <w:szCs w:val="20"/>
           <w:lang w:val="en-US" w:eastAsia="ru-RU"/>
         </w:rPr>
-        <w:t>&lt;</w:t>
-      </w:r>
-      <w:proofErr w:type="spellStart"/>
-      <w:r>
+        <w:t>&lt;ArrayOfFigureBase xmlns:xsi="http://www.w3.org/2001/XMLSchema-instance" xmlns:xsd="http://www.w3.org/2001/XMLSchema"&gt;</w:t>
+      </w:r>
+    </w:p>
+    <w:p>
+      <w:pPr>
+        <w:ind w:firstLine="0"/>
         <w:rPr>
           <w:rFonts w:ascii="Courier New" w:eastAsia="Times New Roman" w:hAnsi="Courier New" w:cs="Courier New"/>
           <w:color w:val="000000"/>
@@ -8202,9 +8068,7 @@
           <w:szCs w:val="20"/>
           <w:lang w:val="en-US" w:eastAsia="ru-RU"/>
         </w:rPr>
-        <w:t>ArrayOfFigureBase</w:t>
-      </w:r>
-      <w:proofErr w:type="spellEnd"/>
+      </w:pPr>
       <w:r>
         <w:rPr>
           <w:rFonts w:ascii="Courier New" w:eastAsia="Times New Roman" w:hAnsi="Courier New" w:cs="Courier New"/>
@@ -8213,10 +8077,12 @@
           <w:szCs w:val="20"/>
           <w:lang w:val="en-US" w:eastAsia="ru-RU"/>
         </w:rPr>
-        <w:t xml:space="preserve"> </w:t>
-      </w:r>
-      <w:proofErr w:type="spellStart"/>
-      <w:r>
+        <w:t xml:space="preserve">  &lt;FigureBase xsi:type="Ball"&gt;</w:t>
+      </w:r>
+    </w:p>
+    <w:p>
+      <w:pPr>
+        <w:ind w:firstLine="0"/>
         <w:rPr>
           <w:rFonts w:ascii="Courier New" w:eastAsia="Times New Roman" w:hAnsi="Courier New" w:cs="Courier New"/>
           <w:color w:val="000000"/>
@@ -8224,9 +8090,7 @@
           <w:szCs w:val="20"/>
           <w:lang w:val="en-US" w:eastAsia="ru-RU"/>
         </w:rPr>
-        <w:t>xmlns:xsi</w:t>
-      </w:r>
-      <w:proofErr w:type="spellEnd"/>
+      </w:pPr>
       <w:r>
         <w:rPr>
           <w:rFonts w:ascii="Courier New" w:eastAsia="Times New Roman" w:hAnsi="Courier New" w:cs="Courier New"/>
@@ -8235,9 +8099,8 @@
           <w:szCs w:val="20"/>
           <w:lang w:val="en-US" w:eastAsia="ru-RU"/>
         </w:rPr>
-        <w:t xml:space="preserve">="http://www.w3.org/2001/XMLSchema-instance" </w:t>
-      </w:r>
-      <w:proofErr w:type="spellStart"/>
+        <w:t xml:space="preserve">    &lt;Radius&gt;</w:t>
+      </w:r>
       <w:r>
         <w:rPr>
           <w:rFonts w:ascii="Courier New" w:eastAsia="Times New Roman" w:hAnsi="Courier New" w:cs="Courier New"/>
@@ -8246,9 +8109,8 @@
           <w:szCs w:val="20"/>
           <w:lang w:val="en-US" w:eastAsia="ru-RU"/>
         </w:rPr>
-        <w:t>xmlns:xsd</w:t>
-      </w:r>
-      <w:proofErr w:type="spellEnd"/>
+        <w:t xml:space="preserve"> </w:t>
+      </w:r>
       <w:r>
         <w:rPr>
           <w:rFonts w:ascii="Courier New" w:eastAsia="Times New Roman" w:hAnsi="Courier New" w:cs="Courier New"/>
@@ -8257,7 +8119,7 @@
           <w:szCs w:val="20"/>
           <w:lang w:val="en-US" w:eastAsia="ru-RU"/>
         </w:rPr>
-        <w:t>="http://www.w3.org/2001/XMLSchema"&gt;</w:t>
+        <w:t>&lt;/Radius&gt;</w:t>
       </w:r>
     </w:p>
     <w:p>
@@ -8279,10 +8141,12 @@
           <w:szCs w:val="20"/>
           <w:lang w:val="en-US" w:eastAsia="ru-RU"/>
         </w:rPr>
-        <w:t xml:space="preserve">  &lt;</w:t>
-      </w:r>
-      <w:proofErr w:type="spellStart"/>
-      <w:r>
+        <w:t xml:space="preserve">  &lt;/FigureBase&gt;</w:t>
+      </w:r>
+    </w:p>
+    <w:p>
+      <w:pPr>
+        <w:ind w:firstLine="0"/>
         <w:rPr>
           <w:rFonts w:ascii="Courier New" w:eastAsia="Times New Roman" w:hAnsi="Courier New" w:cs="Courier New"/>
           <w:color w:val="000000"/>
@@ -8290,9 +8154,7 @@
           <w:szCs w:val="20"/>
           <w:lang w:val="en-US" w:eastAsia="ru-RU"/>
         </w:rPr>
-        <w:t>FigureBase</w:t>
-      </w:r>
-      <w:proofErr w:type="spellEnd"/>
+      </w:pPr>
       <w:r>
         <w:rPr>
           <w:rFonts w:ascii="Courier New" w:eastAsia="Times New Roman" w:hAnsi="Courier New" w:cs="Courier New"/>
@@ -8301,11 +8163,12 @@
           <w:szCs w:val="20"/>
           <w:lang w:val="en-US" w:eastAsia="ru-RU"/>
         </w:rPr>
-        <w:t xml:space="preserve"> </w:t>
-      </w:r>
-      <w:proofErr w:type="spellStart"/>
-      <w:proofErr w:type="gramStart"/>
-      <w:r>
+        <w:t xml:space="preserve">  &lt;FigureBase xsi:type="Parallelepiped"&gt;</w:t>
+      </w:r>
+    </w:p>
+    <w:p>
+      <w:pPr>
+        <w:ind w:firstLine="0"/>
         <w:rPr>
           <w:rFonts w:ascii="Courier New" w:eastAsia="Times New Roman" w:hAnsi="Courier New" w:cs="Courier New"/>
           <w:color w:val="000000"/>
@@ -8313,10 +8176,7 @@
           <w:szCs w:val="20"/>
           <w:lang w:val="en-US" w:eastAsia="ru-RU"/>
         </w:rPr>
-        <w:t>xsi:type</w:t>
-      </w:r>
-      <w:proofErr w:type="spellEnd"/>
-      <w:proofErr w:type="gramEnd"/>
+      </w:pPr>
       <w:r>
         <w:rPr>
           <w:rFonts w:ascii="Courier New" w:eastAsia="Times New Roman" w:hAnsi="Courier New" w:cs="Courier New"/>
@@ -8325,7 +8185,7 @@
           <w:szCs w:val="20"/>
           <w:lang w:val="en-US" w:eastAsia="ru-RU"/>
         </w:rPr>
-        <w:t>="Ball"&gt;</w:t>
+        <w:t xml:space="preserve">    &lt;Length&gt; &lt;/Length&gt;</w:t>
       </w:r>
     </w:p>
     <w:p>
@@ -8347,9 +8207,12 @@
           <w:szCs w:val="20"/>
           <w:lang w:val="en-US" w:eastAsia="ru-RU"/>
         </w:rPr>
-        <w:t xml:space="preserve">    &lt;Radius&gt;</w:t>
-      </w:r>
-      <w:r>
+        <w:t xml:space="preserve">    &lt;Width&gt; &lt;/Width&gt;</w:t>
+      </w:r>
+    </w:p>
+    <w:p>
+      <w:pPr>
+        <w:ind w:firstLine="0"/>
         <w:rPr>
           <w:rFonts w:ascii="Courier New" w:eastAsia="Times New Roman" w:hAnsi="Courier New" w:cs="Courier New"/>
           <w:color w:val="000000"/>
@@ -8357,8 +8220,7 @@
           <w:szCs w:val="20"/>
           <w:lang w:val="en-US" w:eastAsia="ru-RU"/>
         </w:rPr>
-        <w:t xml:space="preserve"> </w:t>
-      </w:r>
+      </w:pPr>
       <w:r>
         <w:rPr>
           <w:rFonts w:ascii="Courier New" w:eastAsia="Times New Roman" w:hAnsi="Courier New" w:cs="Courier New"/>
@@ -8367,7 +8229,7 @@
           <w:szCs w:val="20"/>
           <w:lang w:val="en-US" w:eastAsia="ru-RU"/>
         </w:rPr>
-        <w:t>&lt;/Radius&gt;</w:t>
+        <w:t xml:space="preserve">    &lt;Height&gt; &lt;/Height&gt;</w:t>
       </w:r>
     </w:p>
     <w:p>
@@ -8389,10 +8251,12 @@
           <w:szCs w:val="20"/>
           <w:lang w:val="en-US" w:eastAsia="ru-RU"/>
         </w:rPr>
-        <w:t xml:space="preserve">  &lt;/</w:t>
-      </w:r>
-      <w:proofErr w:type="spellStart"/>
-      <w:r>
+        <w:t xml:space="preserve">  &lt;/FigureBase&gt;</w:t>
+      </w:r>
+    </w:p>
+    <w:p>
+      <w:pPr>
+        <w:ind w:firstLine="0"/>
         <w:rPr>
           <w:rFonts w:ascii="Courier New" w:eastAsia="Times New Roman" w:hAnsi="Courier New" w:cs="Courier New"/>
           <w:color w:val="000000"/>
@@ -8400,9 +8264,7 @@
           <w:szCs w:val="20"/>
           <w:lang w:val="en-US" w:eastAsia="ru-RU"/>
         </w:rPr>
-        <w:t>FigureBase</w:t>
-      </w:r>
-      <w:proofErr w:type="spellEnd"/>
+      </w:pPr>
       <w:r>
         <w:rPr>
           <w:rFonts w:ascii="Courier New" w:eastAsia="Times New Roman" w:hAnsi="Courier New" w:cs="Courier New"/>
@@ -8411,7 +8273,7 @@
           <w:szCs w:val="20"/>
           <w:lang w:val="en-US" w:eastAsia="ru-RU"/>
         </w:rPr>
-        <w:t>&gt;</w:t>
+        <w:t xml:space="preserve">  &lt;FigureBase xsi:type="Pyramid"&gt;</w:t>
       </w:r>
     </w:p>
     <w:p>
@@ -8433,10 +8295,12 @@
           <w:szCs w:val="20"/>
           <w:lang w:val="en-US" w:eastAsia="ru-RU"/>
         </w:rPr>
-        <w:t xml:space="preserve">  &lt;</w:t>
-      </w:r>
-      <w:proofErr w:type="spellStart"/>
-      <w:r>
+        <w:t xml:space="preserve">    &lt;Length&gt; &lt;/Length&gt;</w:t>
+      </w:r>
+    </w:p>
+    <w:p>
+      <w:pPr>
+        <w:ind w:firstLine="0"/>
         <w:rPr>
           <w:rFonts w:ascii="Courier New" w:eastAsia="Times New Roman" w:hAnsi="Courier New" w:cs="Courier New"/>
           <w:color w:val="000000"/>
@@ -8444,9 +8308,7 @@
           <w:szCs w:val="20"/>
           <w:lang w:val="en-US" w:eastAsia="ru-RU"/>
         </w:rPr>
-        <w:t>FigureBase</w:t>
-      </w:r>
-      <w:proofErr w:type="spellEnd"/>
+      </w:pPr>
       <w:r>
         <w:rPr>
           <w:rFonts w:ascii="Courier New" w:eastAsia="Times New Roman" w:hAnsi="Courier New" w:cs="Courier New"/>
@@ -8455,11 +8317,12 @@
           <w:szCs w:val="20"/>
           <w:lang w:val="en-US" w:eastAsia="ru-RU"/>
         </w:rPr>
-        <w:t xml:space="preserve"> </w:t>
-      </w:r>
-      <w:proofErr w:type="spellStart"/>
-      <w:proofErr w:type="gramStart"/>
-      <w:r>
+        <w:t xml:space="preserve">    &lt;Width&gt; &lt;/Width&gt;</w:t>
+      </w:r>
+    </w:p>
+    <w:p>
+      <w:pPr>
+        <w:ind w:firstLine="0"/>
         <w:rPr>
           <w:rFonts w:ascii="Courier New" w:eastAsia="Times New Roman" w:hAnsi="Courier New" w:cs="Courier New"/>
           <w:color w:val="000000"/>
@@ -8467,10 +8330,7 @@
           <w:szCs w:val="20"/>
           <w:lang w:val="en-US" w:eastAsia="ru-RU"/>
         </w:rPr>
-        <w:t>xsi:type</w:t>
-      </w:r>
-      <w:proofErr w:type="spellEnd"/>
-      <w:proofErr w:type="gramEnd"/>
+      </w:pPr>
       <w:r>
         <w:rPr>
           <w:rFonts w:ascii="Courier New" w:eastAsia="Times New Roman" w:hAnsi="Courier New" w:cs="Courier New"/>
@@ -8479,7 +8339,7 @@
           <w:szCs w:val="20"/>
           <w:lang w:val="en-US" w:eastAsia="ru-RU"/>
         </w:rPr>
-        <w:t>="Parallelepiped"&gt;</w:t>
+        <w:t xml:space="preserve">    &lt;Height&gt; &lt;/Height&gt;</w:t>
       </w:r>
     </w:p>
     <w:p>
@@ -8501,12 +8361,31 @@
           <w:szCs w:val="20"/>
           <w:lang w:val="en-US" w:eastAsia="ru-RU"/>
         </w:rPr>
-        <w:t xml:space="preserve">    &lt;Length&gt; &lt;/Length&gt;</w:t>
+        <w:t xml:space="preserve">  &lt;/FigureBase&gt;</w:t>
       </w:r>
     </w:p>
     <w:p>
       <w:pPr>
         <w:ind w:firstLine="0"/>
+        <w:rPr>
+          <w:rFonts w:ascii="Courier New" w:eastAsia="Times New Roman" w:hAnsi="Courier New" w:cs="Courier New"/>
+          <w:color w:val="000000"/>
+          <w:sz w:val="20"/>
+          <w:szCs w:val="20"/>
+          <w:lang w:eastAsia="ru-RU"/>
+        </w:rPr>
+      </w:pPr>
+      <w:r>
+        <w:rPr>
+          <w:rFonts w:ascii="Courier New" w:eastAsia="Times New Roman" w:hAnsi="Courier New" w:cs="Courier New"/>
+          <w:color w:val="000000"/>
+          <w:sz w:val="20"/>
+          <w:szCs w:val="20"/>
+          <w:lang w:eastAsia="ru-RU"/>
+        </w:rPr>
+        <w:t>&lt;/</w:t>
+      </w:r>
+      <w:r>
         <w:rPr>
           <w:rFonts w:ascii="Courier New" w:eastAsia="Times New Roman" w:hAnsi="Courier New" w:cs="Courier New"/>
           <w:color w:val="000000"/>
@@ -8514,265 +8393,9 @@
           <w:szCs w:val="20"/>
           <w:lang w:val="en-US" w:eastAsia="ru-RU"/>
         </w:rPr>
-      </w:pPr>
-      <w:r>
-        <w:rPr>
-          <w:rFonts w:ascii="Courier New" w:eastAsia="Times New Roman" w:hAnsi="Courier New" w:cs="Courier New"/>
-          <w:color w:val="000000"/>
-          <w:sz w:val="20"/>
-          <w:szCs w:val="20"/>
-          <w:lang w:val="en-US" w:eastAsia="ru-RU"/>
-        </w:rPr>
-        <w:t xml:space="preserve">    &lt;Width&gt; &lt;/Width&gt;</w:t>
-      </w:r>
-    </w:p>
-    <w:p>
-      <w:pPr>
-        <w:ind w:firstLine="0"/>
-        <w:rPr>
-          <w:rFonts w:ascii="Courier New" w:eastAsia="Times New Roman" w:hAnsi="Courier New" w:cs="Courier New"/>
-          <w:color w:val="000000"/>
-          <w:sz w:val="20"/>
-          <w:szCs w:val="20"/>
-          <w:lang w:val="en-US" w:eastAsia="ru-RU"/>
-        </w:rPr>
-      </w:pPr>
-      <w:r>
-        <w:rPr>
-          <w:rFonts w:ascii="Courier New" w:eastAsia="Times New Roman" w:hAnsi="Courier New" w:cs="Courier New"/>
-          <w:color w:val="000000"/>
-          <w:sz w:val="20"/>
-          <w:szCs w:val="20"/>
-          <w:lang w:val="en-US" w:eastAsia="ru-RU"/>
-        </w:rPr>
-        <w:t xml:space="preserve">    &lt;Height&gt; &lt;/Height&gt;</w:t>
-      </w:r>
-    </w:p>
-    <w:p>
-      <w:pPr>
-        <w:ind w:firstLine="0"/>
-        <w:rPr>
-          <w:rFonts w:ascii="Courier New" w:eastAsia="Times New Roman" w:hAnsi="Courier New" w:cs="Courier New"/>
-          <w:color w:val="000000"/>
-          <w:sz w:val="20"/>
-          <w:szCs w:val="20"/>
-          <w:lang w:val="en-US" w:eastAsia="ru-RU"/>
-        </w:rPr>
-      </w:pPr>
-      <w:r>
-        <w:rPr>
-          <w:rFonts w:ascii="Courier New" w:eastAsia="Times New Roman" w:hAnsi="Courier New" w:cs="Courier New"/>
-          <w:color w:val="000000"/>
-          <w:sz w:val="20"/>
-          <w:szCs w:val="20"/>
-          <w:lang w:val="en-US" w:eastAsia="ru-RU"/>
-        </w:rPr>
-        <w:t xml:space="preserve">  &lt;/</w:t>
-      </w:r>
-      <w:proofErr w:type="spellStart"/>
-      <w:r>
-        <w:rPr>
-          <w:rFonts w:ascii="Courier New" w:eastAsia="Times New Roman" w:hAnsi="Courier New" w:cs="Courier New"/>
-          <w:color w:val="000000"/>
-          <w:sz w:val="20"/>
-          <w:szCs w:val="20"/>
-          <w:lang w:val="en-US" w:eastAsia="ru-RU"/>
-        </w:rPr>
-        <w:t>FigureBase</w:t>
-      </w:r>
-      <w:proofErr w:type="spellEnd"/>
-      <w:r>
-        <w:rPr>
-          <w:rFonts w:ascii="Courier New" w:eastAsia="Times New Roman" w:hAnsi="Courier New" w:cs="Courier New"/>
-          <w:color w:val="000000"/>
-          <w:sz w:val="20"/>
-          <w:szCs w:val="20"/>
-          <w:lang w:val="en-US" w:eastAsia="ru-RU"/>
-        </w:rPr>
-        <w:t>&gt;</w:t>
-      </w:r>
-    </w:p>
-    <w:p>
-      <w:pPr>
-        <w:ind w:firstLine="0"/>
-        <w:rPr>
-          <w:rFonts w:ascii="Courier New" w:eastAsia="Times New Roman" w:hAnsi="Courier New" w:cs="Courier New"/>
-          <w:color w:val="000000"/>
-          <w:sz w:val="20"/>
-          <w:szCs w:val="20"/>
-          <w:lang w:val="en-US" w:eastAsia="ru-RU"/>
-        </w:rPr>
-      </w:pPr>
-      <w:r>
-        <w:rPr>
-          <w:rFonts w:ascii="Courier New" w:eastAsia="Times New Roman" w:hAnsi="Courier New" w:cs="Courier New"/>
-          <w:color w:val="000000"/>
-          <w:sz w:val="20"/>
-          <w:szCs w:val="20"/>
-          <w:lang w:val="en-US" w:eastAsia="ru-RU"/>
-        </w:rPr>
-        <w:t xml:space="preserve">  &lt;</w:t>
-      </w:r>
-      <w:proofErr w:type="spellStart"/>
-      <w:r>
-        <w:rPr>
-          <w:rFonts w:ascii="Courier New" w:eastAsia="Times New Roman" w:hAnsi="Courier New" w:cs="Courier New"/>
-          <w:color w:val="000000"/>
-          <w:sz w:val="20"/>
-          <w:szCs w:val="20"/>
-          <w:lang w:val="en-US" w:eastAsia="ru-RU"/>
-        </w:rPr>
-        <w:t>FigureBase</w:t>
-      </w:r>
-      <w:proofErr w:type="spellEnd"/>
-      <w:r>
-        <w:rPr>
-          <w:rFonts w:ascii="Courier New" w:eastAsia="Times New Roman" w:hAnsi="Courier New" w:cs="Courier New"/>
-          <w:color w:val="000000"/>
-          <w:sz w:val="20"/>
-          <w:szCs w:val="20"/>
-          <w:lang w:val="en-US" w:eastAsia="ru-RU"/>
-        </w:rPr>
-        <w:t xml:space="preserve"> </w:t>
-      </w:r>
-      <w:proofErr w:type="spellStart"/>
-      <w:proofErr w:type="gramStart"/>
-      <w:r>
-        <w:rPr>
-          <w:rFonts w:ascii="Courier New" w:eastAsia="Times New Roman" w:hAnsi="Courier New" w:cs="Courier New"/>
-          <w:color w:val="000000"/>
-          <w:sz w:val="20"/>
-          <w:szCs w:val="20"/>
-          <w:lang w:val="en-US" w:eastAsia="ru-RU"/>
-        </w:rPr>
-        <w:t>xsi:type</w:t>
-      </w:r>
-      <w:proofErr w:type="spellEnd"/>
-      <w:proofErr w:type="gramEnd"/>
-      <w:r>
-        <w:rPr>
-          <w:rFonts w:ascii="Courier New" w:eastAsia="Times New Roman" w:hAnsi="Courier New" w:cs="Courier New"/>
-          <w:color w:val="000000"/>
-          <w:sz w:val="20"/>
-          <w:szCs w:val="20"/>
-          <w:lang w:val="en-US" w:eastAsia="ru-RU"/>
-        </w:rPr>
-        <w:t>="Pyramid"&gt;</w:t>
-      </w:r>
-    </w:p>
-    <w:p>
-      <w:pPr>
-        <w:ind w:firstLine="0"/>
-        <w:rPr>
-          <w:rFonts w:ascii="Courier New" w:eastAsia="Times New Roman" w:hAnsi="Courier New" w:cs="Courier New"/>
-          <w:color w:val="000000"/>
-          <w:sz w:val="20"/>
-          <w:szCs w:val="20"/>
-          <w:lang w:val="en-US" w:eastAsia="ru-RU"/>
-        </w:rPr>
-      </w:pPr>
-      <w:r>
-        <w:rPr>
-          <w:rFonts w:ascii="Courier New" w:eastAsia="Times New Roman" w:hAnsi="Courier New" w:cs="Courier New"/>
-          <w:color w:val="000000"/>
-          <w:sz w:val="20"/>
-          <w:szCs w:val="20"/>
-          <w:lang w:val="en-US" w:eastAsia="ru-RU"/>
-        </w:rPr>
-        <w:t xml:space="preserve">    &lt;Length&gt; &lt;/Length&gt;</w:t>
-      </w:r>
-    </w:p>
-    <w:p>
-      <w:pPr>
-        <w:ind w:firstLine="0"/>
-        <w:rPr>
-          <w:rFonts w:ascii="Courier New" w:eastAsia="Times New Roman" w:hAnsi="Courier New" w:cs="Courier New"/>
-          <w:color w:val="000000"/>
-          <w:sz w:val="20"/>
-          <w:szCs w:val="20"/>
-          <w:lang w:val="en-US" w:eastAsia="ru-RU"/>
-        </w:rPr>
-      </w:pPr>
-      <w:r>
-        <w:rPr>
-          <w:rFonts w:ascii="Courier New" w:eastAsia="Times New Roman" w:hAnsi="Courier New" w:cs="Courier New"/>
-          <w:color w:val="000000"/>
-          <w:sz w:val="20"/>
-          <w:szCs w:val="20"/>
-          <w:lang w:val="en-US" w:eastAsia="ru-RU"/>
-        </w:rPr>
-        <w:t xml:space="preserve">    &lt;Width&gt; &lt;/Width&gt;</w:t>
-      </w:r>
-    </w:p>
-    <w:p>
-      <w:pPr>
-        <w:ind w:firstLine="0"/>
-        <w:rPr>
-          <w:rFonts w:ascii="Courier New" w:eastAsia="Times New Roman" w:hAnsi="Courier New" w:cs="Courier New"/>
-          <w:color w:val="000000"/>
-          <w:sz w:val="20"/>
-          <w:szCs w:val="20"/>
-          <w:lang w:val="en-US" w:eastAsia="ru-RU"/>
-        </w:rPr>
-      </w:pPr>
-      <w:r>
-        <w:rPr>
-          <w:rFonts w:ascii="Courier New" w:eastAsia="Times New Roman" w:hAnsi="Courier New" w:cs="Courier New"/>
-          <w:color w:val="000000"/>
-          <w:sz w:val="20"/>
-          <w:szCs w:val="20"/>
-          <w:lang w:val="en-US" w:eastAsia="ru-RU"/>
-        </w:rPr>
-        <w:t xml:space="preserve">    &lt;Height&gt; &lt;/Height&gt;</w:t>
-      </w:r>
-    </w:p>
-    <w:p>
-      <w:pPr>
-        <w:ind w:firstLine="0"/>
-        <w:rPr>
-          <w:rFonts w:ascii="Courier New" w:eastAsia="Times New Roman" w:hAnsi="Courier New" w:cs="Courier New"/>
-          <w:color w:val="000000"/>
-          <w:sz w:val="20"/>
-          <w:szCs w:val="20"/>
-          <w:lang w:val="en-US" w:eastAsia="ru-RU"/>
-        </w:rPr>
-      </w:pPr>
-      <w:r>
-        <w:rPr>
-          <w:rFonts w:ascii="Courier New" w:eastAsia="Times New Roman" w:hAnsi="Courier New" w:cs="Courier New"/>
-          <w:color w:val="000000"/>
-          <w:sz w:val="20"/>
-          <w:szCs w:val="20"/>
-          <w:lang w:val="en-US" w:eastAsia="ru-RU"/>
-        </w:rPr>
-        <w:t xml:space="preserve">  &lt;/</w:t>
-      </w:r>
-      <w:proofErr w:type="spellStart"/>
-      <w:r>
-        <w:rPr>
-          <w:rFonts w:ascii="Courier New" w:eastAsia="Times New Roman" w:hAnsi="Courier New" w:cs="Courier New"/>
-          <w:color w:val="000000"/>
-          <w:sz w:val="20"/>
-          <w:szCs w:val="20"/>
-          <w:lang w:val="en-US" w:eastAsia="ru-RU"/>
-        </w:rPr>
-        <w:t>FigureBase</w:t>
-      </w:r>
-      <w:proofErr w:type="spellEnd"/>
-      <w:r>
-        <w:rPr>
-          <w:rFonts w:ascii="Courier New" w:eastAsia="Times New Roman" w:hAnsi="Courier New" w:cs="Courier New"/>
-          <w:color w:val="000000"/>
-          <w:sz w:val="20"/>
-          <w:szCs w:val="20"/>
-          <w:lang w:val="en-US" w:eastAsia="ru-RU"/>
-        </w:rPr>
-        <w:t>&gt;</w:t>
-      </w:r>
-    </w:p>
-    <w:p>
-      <w:pPr>
-        <w:ind w:firstLine="0"/>
+        <w:t>ArrayOfFigureBase</w:t>
+      </w:r>
+      <w:r>
         <w:rPr>
           <w:rFonts w:ascii="Courier New" w:eastAsia="Times New Roman" w:hAnsi="Courier New" w:cs="Courier New"/>
           <w:color w:val="000000"/>
@@ -8780,37 +8403,6 @@
           <w:szCs w:val="20"/>
           <w:lang w:eastAsia="ru-RU"/>
         </w:rPr>
-      </w:pPr>
-      <w:r>
-        <w:rPr>
-          <w:rFonts w:ascii="Courier New" w:eastAsia="Times New Roman" w:hAnsi="Courier New" w:cs="Courier New"/>
-          <w:color w:val="000000"/>
-          <w:sz w:val="20"/>
-          <w:szCs w:val="20"/>
-          <w:lang w:eastAsia="ru-RU"/>
-        </w:rPr>
-        <w:t>&lt;/</w:t>
-      </w:r>
-      <w:proofErr w:type="spellStart"/>
-      <w:r>
-        <w:rPr>
-          <w:rFonts w:ascii="Courier New" w:eastAsia="Times New Roman" w:hAnsi="Courier New" w:cs="Courier New"/>
-          <w:color w:val="000000"/>
-          <w:sz w:val="20"/>
-          <w:szCs w:val="20"/>
-          <w:lang w:val="en-US" w:eastAsia="ru-RU"/>
-        </w:rPr>
-        <w:t>ArrayOfFigureBase</w:t>
-      </w:r>
-      <w:proofErr w:type="spellEnd"/>
-      <w:r>
-        <w:rPr>
-          <w:rFonts w:ascii="Courier New" w:eastAsia="Times New Roman" w:hAnsi="Courier New" w:cs="Courier New"/>
-          <w:color w:val="000000"/>
-          <w:sz w:val="20"/>
-          <w:szCs w:val="20"/>
-          <w:lang w:eastAsia="ru-RU"/>
-        </w:rPr>
         <w:t>&gt;</w:t>
       </w:r>
     </w:p>
@@ -8965,7 +8557,7 @@
           <v:shape id="_x0000_i1026" type="#_x0000_t75" style="width:66.6pt;height:17.4pt" o:ole="">
             <v:imagedata r:id="rId39" o:title=""/>
           </v:shape>
-          <o:OLEObject Type="Embed" ProgID="Equation.DSMT4" ShapeID="_x0000_i1026" DrawAspect="Content" ObjectID="_1825095325" r:id="rId40"/>
+          <o:OLEObject Type="Embed" ProgID="Equation.DSMT4" ShapeID="_x0000_i1026" DrawAspect="Content" ObjectID="_1826310546" r:id="rId40"/>
         </w:object>
       </w:r>
     </w:p>
@@ -9078,7 +8670,7 @@
           <v:shape id="_x0000_i1027" type="#_x0000_t75" style="width:133.2pt;height:35.4pt" o:ole="">
             <v:imagedata r:id="rId41" o:title=""/>
           </v:shape>
-          <o:OLEObject Type="Embed" ProgID="Equation.DSMT4" ShapeID="_x0000_i1027" DrawAspect="Content" ObjectID="_1825095326" r:id="rId42"/>
+          <o:OLEObject Type="Embed" ProgID="Equation.DSMT4" ShapeID="_x0000_i1027" DrawAspect="Content" ObjectID="_1826310547" r:id="rId42"/>
         </w:object>
       </w:r>
     </w:p>
@@ -9212,7 +8804,7 @@
           <v:shape id="_x0000_i1028" type="#_x0000_t75" style="width:77.4pt;height:35.4pt" o:ole="">
             <v:imagedata r:id="rId43" o:title=""/>
           </v:shape>
-          <o:OLEObject Type="Embed" ProgID="Equation.DSMT4" ShapeID="_x0000_i1028" DrawAspect="Content" ObjectID="_1825095327" r:id="rId44"/>
+          <o:OLEObject Type="Embed" ProgID="Equation.DSMT4" ShapeID="_x0000_i1028" DrawAspect="Content" ObjectID="_1826310548" r:id="rId44"/>
         </w:object>
       </w:r>
     </w:p>
@@ -9260,8 +8852,16 @@
         <w:t xml:space="preserve"> </w:t>
       </w:r>
       <w:r>
-        <w:t>В системе должен быть реализован список элементов электрических схем.</w:t>
-      </w:r>
+        <w:t xml:space="preserve">В системе должен быть реализован список </w:t>
+      </w:r>
+      <w:r>
+        <w:t>фигур</w:t>
+      </w:r>
+      <w:r>
+        <w:t>.</w:t>
+      </w:r>
+      <w:bookmarkStart w:id="18" w:name="_GoBack"/>
+      <w:bookmarkEnd w:id="18"/>
     </w:p>
     <w:p>
       <w:pPr>
@@ -11630,6 +11230,18 @@
     <w:uiPriority w:val="99"/>
     <w:rsid w:val="00261C19"/>
   </w:style>
+  <w:style w:type="paragraph" w:styleId="af2">
+    <w:name w:val="Revision"/>
+    <w:hidden/>
+    <w:uiPriority w:val="99"/>
+    <w:semiHidden/>
+    <w:rsid w:val="00251AF9"/>
+    <w:pPr>
+      <w:spacing w:line="240" w:lineRule="auto"/>
+      <w:ind w:firstLine="0"/>
+      <w:jc w:val="left"/>
+    </w:pPr>
+  </w:style>
 </w:styles>
 </file>
 
@@ -11933,7 +11545,7 @@
 </file>
 
 <file path=customXml/itemProps1.xml><?xml version="1.0" encoding="utf-8"?>
-<ds:datastoreItem xmlns:ds="http://schemas.openxmlformats.org/officeDocument/2006/customXml" ds:itemID="{C3184625-9ED9-479C-8FF3-3115F10EB2AF}">
+<ds:datastoreItem xmlns:ds="http://schemas.openxmlformats.org/officeDocument/2006/customXml" ds:itemID="{C9988C39-6D78-4413-8FA0-7A4FD1777699}">
   <ds:schemaRefs>
     <ds:schemaRef ds:uri="http://schemas.openxmlformats.org/officeDocument/2006/bibliography"/>
   </ds:schemaRefs>

--- a/project1/Ушаков А.А. ЛБ5.docx
+++ b/project1/Ушаков А.А. ЛБ5.docx
@@ -1,6 +1,6 @@
 
 <file path=word/document.xml><?xml version="1.0" encoding="utf-8"?>
-<w:document xmlns:wpc="http://schemas.microsoft.com/office/word/2010/wordprocessingCanvas" xmlns:cx="http://schemas.microsoft.com/office/drawing/2014/chartex" xmlns:cx1="http://schemas.microsoft.com/office/drawing/2015/9/8/chartex" xmlns:cx2="http://schemas.microsoft.com/office/drawing/2015/10/21/chartex" xmlns:cx3="http://schemas.microsoft.com/office/drawing/2016/5/9/chartex" xmlns:cx4="http://schemas.microsoft.com/office/drawing/2016/5/10/chartex" xmlns:cx5="http://schemas.microsoft.com/office/drawing/2016/5/11/chartex" xmlns:cx6="http://schemas.microsoft.com/office/drawing/2016/5/12/chartex" xmlns:cx7="http://schemas.microsoft.com/office/drawing/2016/5/13/chartex" xmlns:cx8="http://schemas.microsoft.com/office/drawing/2016/5/14/chartex" xmlns:mc="http://schemas.openxmlformats.org/markup-compatibility/2006" xmlns:aink="http://schemas.microsoft.com/office/drawing/2016/ink" xmlns:am3d="http://schemas.microsoft.com/office/drawing/2017/model3d" xmlns:o="urn:schemas-microsoft-com:office:office" xmlns:r="http://schemas.openxmlformats.org/officeDocument/2006/relationships" xmlns:m="http://schemas.openxmlformats.org/officeDocument/2006/math" xmlns:v="urn:schemas-microsoft-com:vml" xmlns:wp14="http://schemas.microsoft.com/office/word/2010/wordprocessingDrawing" xmlns:wp="http://schemas.openxmlformats.org/drawingml/2006/wordprocessingDrawing" xmlns:w10="urn:schemas-microsoft-com:office:word" xmlns:w="http://schemas.openxmlformats.org/wordprocessingml/2006/main" xmlns:w14="http://schemas.microsoft.com/office/word/2010/wordml" xmlns:w15="http://schemas.microsoft.com/office/word/2012/wordml" xmlns:w16cex="http://schemas.microsoft.com/office/word/2018/wordml/cex" xmlns:w16cid="http://schemas.microsoft.com/office/word/2016/wordml/cid" xmlns:w16="http://schemas.microsoft.com/office/word/2018/wordml" xmlns:w16se="http://schemas.microsoft.com/office/word/2015/wordml/symex" xmlns:wpg="http://schemas.microsoft.com/office/word/2010/wordprocessingGroup" xmlns:wpi="http://schemas.microsoft.com/office/word/2010/wordprocessingInk" xmlns:wne="http://schemas.microsoft.com/office/word/2006/wordml" xmlns:wps="http://schemas.microsoft.com/office/word/2010/wordprocessingShape" mc:Ignorable="w14 w15 w16se w16cid w16 w16cex wp14">
+<w:document xmlns:wpc="http://schemas.microsoft.com/office/word/2010/wordprocessingCanvas" xmlns:cx="http://schemas.microsoft.com/office/drawing/2014/chartex" xmlns:cx1="http://schemas.microsoft.com/office/drawing/2015/9/8/chartex" xmlns:cx2="http://schemas.microsoft.com/office/drawing/2015/10/21/chartex" xmlns:cx3="http://schemas.microsoft.com/office/drawing/2016/5/9/chartex" xmlns:cx4="http://schemas.microsoft.com/office/drawing/2016/5/10/chartex" xmlns:cx5="http://schemas.microsoft.com/office/drawing/2016/5/11/chartex" xmlns:cx6="http://schemas.microsoft.com/office/drawing/2016/5/12/chartex" xmlns:cx7="http://schemas.microsoft.com/office/drawing/2016/5/13/chartex" xmlns:cx8="http://schemas.microsoft.com/office/drawing/2016/5/14/chartex" xmlns:mc="http://schemas.openxmlformats.org/markup-compatibility/2006" xmlns:aink="http://schemas.microsoft.com/office/drawing/2016/ink" xmlns:am3d="http://schemas.microsoft.com/office/drawing/2017/model3d" xmlns:o="urn:schemas-microsoft-com:office:office" xmlns:r="http://schemas.openxmlformats.org/officeDocument/2006/relationships" xmlns:m="http://schemas.openxmlformats.org/officeDocument/2006/math" xmlns:v="urn:schemas-microsoft-com:vml" xmlns:wp14="http://schemas.microsoft.com/office/word/2010/wordprocessingDrawing" xmlns:wp="http://schemas.openxmlformats.org/drawingml/2006/wordprocessingDrawing" xmlns:w10="urn:schemas-microsoft-com:office:word" xmlns:w="http://schemas.openxmlformats.org/wordprocessingml/2006/main" xmlns:w14="http://schemas.microsoft.com/office/word/2010/wordml" xmlns:w15="http://schemas.microsoft.com/office/word/2012/wordml" xmlns:w16cex="http://schemas.microsoft.com/office/word/2018/wordml/cex" xmlns:w16cid="http://schemas.microsoft.com/office/word/2016/wordml/cid" xmlns:w16="http://schemas.microsoft.com/office/word/2018/wordml" xmlns:w16sdtdh="http://schemas.microsoft.com/office/word/2020/wordml/sdtdatahash" xmlns:w16se="http://schemas.microsoft.com/office/word/2015/wordml/symex" xmlns:wpg="http://schemas.microsoft.com/office/word/2010/wordprocessingGroup" xmlns:wpi="http://schemas.microsoft.com/office/word/2010/wordprocessingInk" xmlns:wne="http://schemas.microsoft.com/office/word/2006/wordml" xmlns:wps="http://schemas.microsoft.com/office/word/2010/wordprocessingShape" mc:Ignorable="w14 w15 w16se w16cid w16 w16cex w16sdtdh wp14">
   <w:body>
     <w:tbl>
       <w:tblPr>
@@ -1902,7 +1902,7 @@
             <v:path o:extrusionok="f" gradientshapeok="t" o:connecttype="rect"/>
             <o:lock v:ext="edit" aspectratio="t"/>
           </v:shapetype>
-          <v:shape id="_x0000_i1025" type="#_x0000_t75" style="width:481.2pt;height:317.4pt">
+          <v:shape id="_x0000_i1025" type="#_x0000_t75" style="width:481.55pt;height:317pt">
             <v:imagedata r:id="rId8" o:title="ВИ"/>
           </v:shape>
         </w:pict>
@@ -5073,18 +5073,6 @@
     </w:p>
     <w:p>
       <w:pPr>
-        <w:ind w:firstLine="0"/>
-        <w:jc w:val="center"/>
-      </w:pPr>
-    </w:p>
-    <w:p>
-      <w:pPr>
-        <w:ind w:firstLine="0"/>
-        <w:jc w:val="center"/>
-      </w:pPr>
-    </w:p>
-    <w:p>
-      <w:pPr>
         <w:spacing w:after="240"/>
         <w:ind w:firstLine="709"/>
         <w:outlineLvl w:val="1"/>
@@ -5100,6 +5088,7 @@
           <w:b/>
           <w:bCs/>
         </w:rPr>
+        <w:lastRenderedPageBreak/>
         <w:t>1.5 Тестирование программы</w:t>
       </w:r>
       <w:bookmarkEnd w:id="12"/>
@@ -5275,15 +5264,15 @@
         <w:ind w:firstLine="709"/>
       </w:pPr>
       <w:r>
+        <w:t>Параметры любой из выбранных фигур (параллелепипеда, пирамиды, шара) можно ввести, выбрав соответствующую фигуру в выпадающем меню.</w:t>
+      </w:r>
+    </w:p>
+    <w:p>
+      <w:pPr>
+        <w:ind w:firstLine="709"/>
+      </w:pPr>
+      <w:r>
         <w:lastRenderedPageBreak/>
-        <w:t>Параметры любой из выбранных фигур (параллелепипеда, пирамиды, шара) можно ввести, выбрав соответствующую фигуру в выпадающем меню.</w:t>
-      </w:r>
-    </w:p>
-    <w:p>
-      <w:pPr>
-        <w:ind w:firstLine="709"/>
-      </w:pPr>
-      <w:r>
         <w:t>После ввода данных необходимо нажать кнопку «ОК», элемент появится в таблице главной формы (рисунки 6 и 7).</w:t>
       </w:r>
     </w:p>
@@ -8350,7 +8339,7 @@
           <w:color w:val="000000"/>
           <w:sz w:val="20"/>
           <w:szCs w:val="20"/>
-          <w:lang w:val="en-US" w:eastAsia="ru-RU"/>
+          <w:lang w:eastAsia="ru-RU"/>
         </w:rPr>
       </w:pPr>
       <w:r>
@@ -8361,12 +8350,9 @@
           <w:szCs w:val="20"/>
           <w:lang w:val="en-US" w:eastAsia="ru-RU"/>
         </w:rPr>
-        <w:t xml:space="preserve">  &lt;/FigureBase&gt;</w:t>
-      </w:r>
-    </w:p>
-    <w:p>
-      <w:pPr>
-        <w:ind w:firstLine="0"/>
+        <w:t xml:space="preserve">  </w:t>
+      </w:r>
+      <w:r>
         <w:rPr>
           <w:rFonts w:ascii="Courier New" w:eastAsia="Times New Roman" w:hAnsi="Courier New" w:cs="Courier New"/>
           <w:color w:val="000000"/>
@@ -8374,7 +8360,18 @@
           <w:szCs w:val="20"/>
           <w:lang w:eastAsia="ru-RU"/>
         </w:rPr>
-      </w:pPr>
+        <w:t>&lt;/</w:t>
+      </w:r>
+      <w:r>
+        <w:rPr>
+          <w:rFonts w:ascii="Courier New" w:eastAsia="Times New Roman" w:hAnsi="Courier New" w:cs="Courier New"/>
+          <w:color w:val="000000"/>
+          <w:sz w:val="20"/>
+          <w:szCs w:val="20"/>
+          <w:lang w:val="en-US" w:eastAsia="ru-RU"/>
+        </w:rPr>
+        <w:t>FigureBase</w:t>
+      </w:r>
       <w:r>
         <w:rPr>
           <w:rFonts w:ascii="Courier New" w:eastAsia="Times New Roman" w:hAnsi="Courier New" w:cs="Courier New"/>
@@ -8383,6 +8380,28 @@
           <w:szCs w:val="20"/>
           <w:lang w:eastAsia="ru-RU"/>
         </w:rPr>
+        <w:t>&gt;</w:t>
+      </w:r>
+    </w:p>
+    <w:p>
+      <w:pPr>
+        <w:ind w:firstLine="0"/>
+        <w:rPr>
+          <w:rFonts w:ascii="Courier New" w:eastAsia="Times New Roman" w:hAnsi="Courier New" w:cs="Courier New"/>
+          <w:color w:val="000000"/>
+          <w:sz w:val="20"/>
+          <w:szCs w:val="20"/>
+          <w:lang w:eastAsia="ru-RU"/>
+        </w:rPr>
+      </w:pPr>
+      <w:r>
+        <w:rPr>
+          <w:rFonts w:ascii="Courier New" w:eastAsia="Times New Roman" w:hAnsi="Courier New" w:cs="Courier New"/>
+          <w:color w:val="000000"/>
+          <w:sz w:val="20"/>
+          <w:szCs w:val="20"/>
+          <w:lang w:eastAsia="ru-RU"/>
+        </w:rPr>
         <w:t>&lt;/</w:t>
       </w:r>
       <w:r>
@@ -8511,6 +8530,7 @@
       <w:pPr>
         <w:ind w:left="567" w:firstLine="709"/>
       </w:pPr>
+      <w:commentRangeStart w:id="18"/>
       <w:r>
         <w:rPr>
           <w:b/>
@@ -8554,10 +8574,10 @@
           <w:position w:val="-10"/>
         </w:rPr>
         <w:object w:dxaOrig="1320" w:dyaOrig="340" w14:anchorId="11A0CCB5">
-          <v:shape id="_x0000_i1026" type="#_x0000_t75" style="width:66.6pt;height:17.4pt" o:ole="">
+          <v:shape id="_x0000_i1026" type="#_x0000_t75" style="width:66.4pt;height:17.3pt" o:ole="">
             <v:imagedata r:id="rId39" o:title=""/>
           </v:shape>
-          <o:OLEObject Type="Embed" ProgID="Equation.DSMT4" ShapeID="_x0000_i1026" DrawAspect="Content" ObjectID="_1826310546" r:id="rId40"/>
+          <o:OLEObject Type="Embed" ProgID="Equation.DSMT4" ShapeID="_x0000_i1026" DrawAspect="Content" ObjectID="_1826346874" r:id="rId40"/>
         </w:object>
       </w:r>
     </w:p>
@@ -8588,6 +8608,13 @@
       <w:r>
         <w:t>м;</w:t>
       </w:r>
+      <w:commentRangeEnd w:id="18"/>
+      <w:r>
+        <w:rPr>
+          <w:rStyle w:val="a7"/>
+        </w:rPr>
+        <w:commentReference w:id="18"/>
+      </w:r>
     </w:p>
     <w:p>
       <w:pPr>
@@ -8667,10 +8694,10 @@
           <w:position w:val="-28"/>
         </w:rPr>
         <w:object w:dxaOrig="2680" w:dyaOrig="720" w14:anchorId="305048BC">
-          <v:shape id="_x0000_i1027" type="#_x0000_t75" style="width:133.2pt;height:35.4pt" o:ole="">
-            <v:imagedata r:id="rId41" o:title=""/>
+          <v:shape id="_x0000_i1027" type="#_x0000_t75" style="width:133.25pt;height:35.55pt" o:ole="">
+            <v:imagedata r:id="rId45" o:title=""/>
           </v:shape>
-          <o:OLEObject Type="Embed" ProgID="Equation.DSMT4" ShapeID="_x0000_i1027" DrawAspect="Content" ObjectID="_1826310547" r:id="rId42"/>
+          <o:OLEObject Type="Embed" ProgID="Equation.DSMT4" ShapeID="_x0000_i1027" DrawAspect="Content" ObjectID="_1826346875" r:id="rId46"/>
         </w:object>
       </w:r>
     </w:p>
@@ -8801,10 +8828,10 @@
           <w:position w:val="-28"/>
         </w:rPr>
         <w:object w:dxaOrig="1560" w:dyaOrig="720" w14:anchorId="160F3DF7">
-          <v:shape id="_x0000_i1028" type="#_x0000_t75" style="width:77.4pt;height:35.4pt" o:ole="">
-            <v:imagedata r:id="rId43" o:title=""/>
+          <v:shape id="_x0000_i1028" type="#_x0000_t75" style="width:77.15pt;height:35.55pt" o:ole="">
+            <v:imagedata r:id="rId47" o:title=""/>
           </v:shape>
-          <o:OLEObject Type="Embed" ProgID="Equation.DSMT4" ShapeID="_x0000_i1028" DrawAspect="Content" ObjectID="_1826310548" r:id="rId44"/>
+          <o:OLEObject Type="Embed" ProgID="Equation.DSMT4" ShapeID="_x0000_i1028" DrawAspect="Content" ObjectID="_1826346876" r:id="rId48"/>
         </w:object>
       </w:r>
     </w:p>
@@ -8860,8 +8887,6 @@
       <w:r>
         <w:t>.</w:t>
       </w:r>
-      <w:bookmarkStart w:id="18" w:name="_GoBack"/>
-      <w:bookmarkEnd w:id="18"/>
     </w:p>
     <w:p>
       <w:pPr>
@@ -9325,7 +9350,11 @@
         <w:t xml:space="preserve"> </w:t>
       </w:r>
       <w:r>
-        <w:t xml:space="preserve">Процессор – не менее 1 </w:t>
+        <w:t xml:space="preserve">Процессор – </w:t>
+      </w:r>
+      <w:commentRangeStart w:id="19"/>
+      <w:r>
+        <w:t xml:space="preserve">не менее 1 </w:t>
       </w:r>
       <w:r>
         <w:t>гигагерц (</w:t>
@@ -9335,6 +9364,13 @@
       </w:r>
       <w:r>
         <w:t>) или выше</w:t>
+      </w:r>
+      <w:commentRangeEnd w:id="19"/>
+      <w:r>
+        <w:rPr>
+          <w:rStyle w:val="a7"/>
+        </w:rPr>
+        <w:commentReference w:id="19"/>
       </w:r>
       <w:r>
         <w:t>.</w:t>
@@ -9415,8 +9451,66 @@
 </w:document>
 </file>
 
+<file path=word/comments.xml><?xml version="1.0" encoding="utf-8"?>
+<w:comments xmlns:wpc="http://schemas.microsoft.com/office/word/2010/wordprocessingCanvas" xmlns:cx="http://schemas.microsoft.com/office/drawing/2014/chartex" xmlns:cx1="http://schemas.microsoft.com/office/drawing/2015/9/8/chartex" xmlns:cx2="http://schemas.microsoft.com/office/drawing/2015/10/21/chartex" xmlns:cx3="http://schemas.microsoft.com/office/drawing/2016/5/9/chartex" xmlns:cx4="http://schemas.microsoft.com/office/drawing/2016/5/10/chartex" xmlns:cx5="http://schemas.microsoft.com/office/drawing/2016/5/11/chartex" xmlns:cx6="http://schemas.microsoft.com/office/drawing/2016/5/12/chartex" xmlns:cx7="http://schemas.microsoft.com/office/drawing/2016/5/13/chartex" xmlns:cx8="http://schemas.microsoft.com/office/drawing/2016/5/14/chartex" xmlns:mc="http://schemas.openxmlformats.org/markup-compatibility/2006" xmlns:aink="http://schemas.microsoft.com/office/drawing/2016/ink" xmlns:am3d="http://schemas.microsoft.com/office/drawing/2017/model3d" xmlns:o="urn:schemas-microsoft-com:office:office" xmlns:r="http://schemas.openxmlformats.org/officeDocument/2006/relationships" xmlns:m="http://schemas.openxmlformats.org/officeDocument/2006/math" xmlns:v="urn:schemas-microsoft-com:vml" xmlns:wp14="http://schemas.microsoft.com/office/word/2010/wordprocessingDrawing" xmlns:wp="http://schemas.openxmlformats.org/drawingml/2006/wordprocessingDrawing" xmlns:w10="urn:schemas-microsoft-com:office:word" xmlns:w="http://schemas.openxmlformats.org/wordprocessingml/2006/main" xmlns:w14="http://schemas.microsoft.com/office/word/2010/wordml" xmlns:w15="http://schemas.microsoft.com/office/word/2012/wordml" xmlns:w16cex="http://schemas.microsoft.com/office/word/2018/wordml/cex" xmlns:w16cid="http://schemas.microsoft.com/office/word/2016/wordml/cid" xmlns:w16="http://schemas.microsoft.com/office/word/2018/wordml" xmlns:w16sdtdh="http://schemas.microsoft.com/office/word/2020/wordml/sdtdatahash" xmlns:w16se="http://schemas.microsoft.com/office/word/2015/wordml/symex" xmlns:wpg="http://schemas.microsoft.com/office/word/2010/wordprocessingGroup" xmlns:wpi="http://schemas.microsoft.com/office/word/2010/wordprocessingInk" xmlns:wne="http://schemas.microsoft.com/office/word/2006/wordml" xmlns:wps="http://schemas.microsoft.com/office/word/2010/wordprocessingShape" mc:Ignorable="w14 w15 w16se w16cid w16 w16cex w16sdtdh wp14">
+  <w:comment w:id="18" w:author="Aleksey A. Kalentev" w:date="2025-12-04T09:48:00Z" w:initials="AAK">
+    <w:p>
+      <w:pPr>
+        <w:pStyle w:val="a8"/>
+      </w:pPr>
+      <w:r>
+        <w:rPr>
+          <w:rStyle w:val="a7"/>
+        </w:rPr>
+        <w:annotationRef/>
+      </w:r>
+      <w:r>
+        <w:t>Ограничения</w:t>
+      </w:r>
+    </w:p>
+  </w:comment>
+  <w:comment w:id="19" w:author="Aleksey A. Kalentev" w:date="2025-12-04T09:48:00Z" w:initials="AAK">
+    <w:p>
+      <w:pPr>
+        <w:pStyle w:val="a8"/>
+      </w:pPr>
+      <w:r>
+        <w:rPr>
+          <w:rStyle w:val="a7"/>
+        </w:rPr>
+        <w:annotationRef/>
+      </w:r>
+      <w:r>
+        <w:t>?</w:t>
+      </w:r>
+    </w:p>
+  </w:comment>
+</w:comments>
+</file>
+
+<file path=word/commentsExtended.xml><?xml version="1.0" encoding="utf-8"?>
+<w15:commentsEx xmlns:wpc="http://schemas.microsoft.com/office/word/2010/wordprocessingCanvas" xmlns:cx="http://schemas.microsoft.com/office/drawing/2014/chartex" xmlns:cx1="http://schemas.microsoft.com/office/drawing/2015/9/8/chartex" xmlns:cx2="http://schemas.microsoft.com/office/drawing/2015/10/21/chartex" xmlns:cx3="http://schemas.microsoft.com/office/drawing/2016/5/9/chartex" xmlns:cx4="http://schemas.microsoft.com/office/drawing/2016/5/10/chartex" xmlns:cx5="http://schemas.microsoft.com/office/drawing/2016/5/11/chartex" xmlns:cx6="http://schemas.microsoft.com/office/drawing/2016/5/12/chartex" xmlns:cx7="http://schemas.microsoft.com/office/drawing/2016/5/13/chartex" xmlns:cx8="http://schemas.microsoft.com/office/drawing/2016/5/14/chartex" xmlns:mc="http://schemas.openxmlformats.org/markup-compatibility/2006" xmlns:aink="http://schemas.microsoft.com/office/drawing/2016/ink" xmlns:am3d="http://schemas.microsoft.com/office/drawing/2017/model3d" xmlns:o="urn:schemas-microsoft-com:office:office" xmlns:r="http://schemas.openxmlformats.org/officeDocument/2006/relationships" xmlns:m="http://schemas.openxmlformats.org/officeDocument/2006/math" xmlns:v="urn:schemas-microsoft-com:vml" xmlns:wp14="http://schemas.microsoft.com/office/word/2010/wordprocessingDrawing" xmlns:wp="http://schemas.openxmlformats.org/drawingml/2006/wordprocessingDrawing" xmlns:w10="urn:schemas-microsoft-com:office:word" xmlns:w="http://schemas.openxmlformats.org/wordprocessingml/2006/main" xmlns:w14="http://schemas.microsoft.com/office/word/2010/wordml" xmlns:w15="http://schemas.microsoft.com/office/word/2012/wordml" xmlns:w16cex="http://schemas.microsoft.com/office/word/2018/wordml/cex" xmlns:w16cid="http://schemas.microsoft.com/office/word/2016/wordml/cid" xmlns:w16="http://schemas.microsoft.com/office/word/2018/wordml" xmlns:w16sdtdh="http://schemas.microsoft.com/office/word/2020/wordml/sdtdatahash" xmlns:w16se="http://schemas.microsoft.com/office/word/2015/wordml/symex" xmlns:wpg="http://schemas.microsoft.com/office/word/2010/wordprocessingGroup" xmlns:wpi="http://schemas.microsoft.com/office/word/2010/wordprocessingInk" xmlns:wne="http://schemas.microsoft.com/office/word/2006/wordml" xmlns:wps="http://schemas.microsoft.com/office/word/2010/wordprocessingShape" mc:Ignorable="w14 w15 w16se w16cid w16 w16cex w16sdtdh wp14">
+  <w15:commentEx w15:paraId="78E7BECF" w15:done="0"/>
+  <w15:commentEx w15:paraId="3778CCC9" w15:done="0"/>
+</w15:commentsEx>
+</file>
+
+<file path=word/commentsExtensible.xml><?xml version="1.0" encoding="utf-8"?>
+<w16cex:commentsExtensible xmlns:wpc="http://schemas.microsoft.com/office/word/2010/wordprocessingCanvas" xmlns:cx="http://schemas.microsoft.com/office/drawing/2014/chartex" xmlns:cx1="http://schemas.microsoft.com/office/drawing/2015/9/8/chartex" xmlns:cx2="http://schemas.microsoft.com/office/drawing/2015/10/21/chartex" xmlns:cx3="http://schemas.microsoft.com/office/drawing/2016/5/9/chartex" xmlns:cx4="http://schemas.microsoft.com/office/drawing/2016/5/10/chartex" xmlns:cx5="http://schemas.microsoft.com/office/drawing/2016/5/11/chartex" xmlns:cx6="http://schemas.microsoft.com/office/drawing/2016/5/12/chartex" xmlns:cx7="http://schemas.microsoft.com/office/drawing/2016/5/13/chartex" xmlns:cx8="http://schemas.microsoft.com/office/drawing/2016/5/14/chartex" xmlns:mc="http://schemas.openxmlformats.org/markup-compatibility/2006" xmlns:aink="http://schemas.microsoft.com/office/drawing/2016/ink" xmlns:am3d="http://schemas.microsoft.com/office/drawing/2017/model3d" xmlns:o="urn:schemas-microsoft-com:office:office" xmlns:r="http://schemas.openxmlformats.org/officeDocument/2006/relationships" xmlns:m="http://schemas.openxmlformats.org/officeDocument/2006/math" xmlns:v="urn:schemas-microsoft-com:vml" xmlns:wp14="http://schemas.microsoft.com/office/word/2010/wordprocessingDrawing" xmlns:wp="http://schemas.openxmlformats.org/drawingml/2006/wordprocessingDrawing" xmlns:w10="urn:schemas-microsoft-com:office:word" xmlns:w="http://schemas.openxmlformats.org/wordprocessingml/2006/main" xmlns:w14="http://schemas.microsoft.com/office/word/2010/wordml" xmlns:w15="http://schemas.microsoft.com/office/word/2012/wordml" xmlns:w16cex="http://schemas.microsoft.com/office/word/2018/wordml/cex" xmlns:w16cid="http://schemas.microsoft.com/office/word/2016/wordml/cid" xmlns:w16="http://schemas.microsoft.com/office/word/2018/wordml" xmlns:w16sdtdh="http://schemas.microsoft.com/office/word/2020/wordml/sdtdatahash" xmlns:w16se="http://schemas.microsoft.com/office/word/2015/wordml/symex" xmlns:wpg="http://schemas.microsoft.com/office/word/2010/wordprocessingGroup" xmlns:wpi="http://schemas.microsoft.com/office/word/2010/wordprocessingInk" xmlns:wne="http://schemas.microsoft.com/office/word/2006/wordml" xmlns:wps="http://schemas.microsoft.com/office/word/2010/wordprocessingShape" mc:Ignorable="w14 w15 w16se w16cid w16 w16cex w16sdtdh wp14">
+  <w16cex:commentExtensible w16cex:durableId="2CDBD75F" w16cex:dateUtc="2025-12-04T02:48:00Z"/>
+  <w16cex:commentExtensible w16cex:durableId="2CDBD770" w16cex:dateUtc="2025-12-04T02:48:00Z"/>
+</w16cex:commentsExtensible>
+</file>
+
+<file path=word/commentsIds.xml><?xml version="1.0" encoding="utf-8"?>
+<w16cid:commentsIds xmlns:wpc="http://schemas.microsoft.com/office/word/2010/wordprocessingCanvas" xmlns:cx="http://schemas.microsoft.com/office/drawing/2014/chartex" xmlns:cx1="http://schemas.microsoft.com/office/drawing/2015/9/8/chartex" xmlns:cx2="http://schemas.microsoft.com/office/drawing/2015/10/21/chartex" xmlns:cx3="http://schemas.microsoft.com/office/drawing/2016/5/9/chartex" xmlns:cx4="http://schemas.microsoft.com/office/drawing/2016/5/10/chartex" xmlns:cx5="http://schemas.microsoft.com/office/drawing/2016/5/11/chartex" xmlns:cx6="http://schemas.microsoft.com/office/drawing/2016/5/12/chartex" xmlns:cx7="http://schemas.microsoft.com/office/drawing/2016/5/13/chartex" xmlns:cx8="http://schemas.microsoft.com/office/drawing/2016/5/14/chartex" xmlns:mc="http://schemas.openxmlformats.org/markup-compatibility/2006" xmlns:aink="http://schemas.microsoft.com/office/drawing/2016/ink" xmlns:am3d="http://schemas.microsoft.com/office/drawing/2017/model3d" xmlns:o="urn:schemas-microsoft-com:office:office" xmlns:r="http://schemas.openxmlformats.org/officeDocument/2006/relationships" xmlns:m="http://schemas.openxmlformats.org/officeDocument/2006/math" xmlns:v="urn:schemas-microsoft-com:vml" xmlns:wp14="http://schemas.microsoft.com/office/word/2010/wordprocessingDrawing" xmlns:wp="http://schemas.openxmlformats.org/drawingml/2006/wordprocessingDrawing" xmlns:w10="urn:schemas-microsoft-com:office:word" xmlns:w="http://schemas.openxmlformats.org/wordprocessingml/2006/main" xmlns:w14="http://schemas.microsoft.com/office/word/2010/wordml" xmlns:w15="http://schemas.microsoft.com/office/word/2012/wordml" xmlns:w16cex="http://schemas.microsoft.com/office/word/2018/wordml/cex" xmlns:w16cid="http://schemas.microsoft.com/office/word/2016/wordml/cid" xmlns:w16="http://schemas.microsoft.com/office/word/2018/wordml" xmlns:w16sdtdh="http://schemas.microsoft.com/office/word/2020/wordml/sdtdatahash" xmlns:w16se="http://schemas.microsoft.com/office/word/2015/wordml/symex" xmlns:wpg="http://schemas.microsoft.com/office/word/2010/wordprocessingGroup" xmlns:wpi="http://schemas.microsoft.com/office/word/2010/wordprocessingInk" xmlns:wne="http://schemas.microsoft.com/office/word/2006/wordml" xmlns:wps="http://schemas.microsoft.com/office/word/2010/wordprocessingShape" mc:Ignorable="w14 w15 w16se w16cid w16 w16cex w16sdtdh wp14">
+  <w16cid:commentId w16cid:paraId="78E7BECF" w16cid:durableId="2CDBD75F"/>
+  <w16cid:commentId w16cid:paraId="3778CCC9" w16cid:durableId="2CDBD770"/>
+</w16cid:commentsIds>
+</file>
+
 <file path=word/endnotes.xml><?xml version="1.0" encoding="utf-8"?>
-<w:endnotes xmlns:wpc="http://schemas.microsoft.com/office/word/2010/wordprocessingCanvas" xmlns:cx="http://schemas.microsoft.com/office/drawing/2014/chartex" xmlns:cx1="http://schemas.microsoft.com/office/drawing/2015/9/8/chartex" xmlns:cx2="http://schemas.microsoft.com/office/drawing/2015/10/21/chartex" xmlns:cx3="http://schemas.microsoft.com/office/drawing/2016/5/9/chartex" xmlns:cx4="http://schemas.microsoft.com/office/drawing/2016/5/10/chartex" xmlns:cx5="http://schemas.microsoft.com/office/drawing/2016/5/11/chartex" xmlns:cx6="http://schemas.microsoft.com/office/drawing/2016/5/12/chartex" xmlns:cx7="http://schemas.microsoft.com/office/drawing/2016/5/13/chartex" xmlns:cx8="http://schemas.microsoft.com/office/drawing/2016/5/14/chartex" xmlns:mc="http://schemas.openxmlformats.org/markup-compatibility/2006" xmlns:aink="http://schemas.microsoft.com/office/drawing/2016/ink" xmlns:am3d="http://schemas.microsoft.com/office/drawing/2017/model3d" xmlns:o="urn:schemas-microsoft-com:office:office" xmlns:r="http://schemas.openxmlformats.org/officeDocument/2006/relationships" xmlns:m="http://schemas.openxmlformats.org/officeDocument/2006/math" xmlns:v="urn:schemas-microsoft-com:vml" xmlns:wp14="http://schemas.microsoft.com/office/word/2010/wordprocessingDrawing" xmlns:wp="http://schemas.openxmlformats.org/drawingml/2006/wordprocessingDrawing" xmlns:w10="urn:schemas-microsoft-com:office:word" xmlns:w="http://schemas.openxmlformats.org/wordprocessingml/2006/main" xmlns:w14="http://schemas.microsoft.com/office/word/2010/wordml" xmlns:w15="http://schemas.microsoft.com/office/word/2012/wordml" xmlns:w16cex="http://schemas.microsoft.com/office/word/2018/wordml/cex" xmlns:w16cid="http://schemas.microsoft.com/office/word/2016/wordml/cid" xmlns:w16="http://schemas.microsoft.com/office/word/2018/wordml" xmlns:w16se="http://schemas.microsoft.com/office/word/2015/wordml/symex" xmlns:wpg="http://schemas.microsoft.com/office/word/2010/wordprocessingGroup" xmlns:wpi="http://schemas.microsoft.com/office/word/2010/wordprocessingInk" xmlns:wne="http://schemas.microsoft.com/office/word/2006/wordml" xmlns:wps="http://schemas.microsoft.com/office/word/2010/wordprocessingShape" mc:Ignorable="w14 w15 w16se w16cid w16 w16cex wp14">
+<w:endnotes xmlns:wpc="http://schemas.microsoft.com/office/word/2010/wordprocessingCanvas" xmlns:cx="http://schemas.microsoft.com/office/drawing/2014/chartex" xmlns:cx1="http://schemas.microsoft.com/office/drawing/2015/9/8/chartex" xmlns:cx2="http://schemas.microsoft.com/office/drawing/2015/10/21/chartex" xmlns:cx3="http://schemas.microsoft.com/office/drawing/2016/5/9/chartex" xmlns:cx4="http://schemas.microsoft.com/office/drawing/2016/5/10/chartex" xmlns:cx5="http://schemas.microsoft.com/office/drawing/2016/5/11/chartex" xmlns:cx6="http://schemas.microsoft.com/office/drawing/2016/5/12/chartex" xmlns:cx7="http://schemas.microsoft.com/office/drawing/2016/5/13/chartex" xmlns:cx8="http://schemas.microsoft.com/office/drawing/2016/5/14/chartex" xmlns:mc="http://schemas.openxmlformats.org/markup-compatibility/2006" xmlns:aink="http://schemas.microsoft.com/office/drawing/2016/ink" xmlns:am3d="http://schemas.microsoft.com/office/drawing/2017/model3d" xmlns:o="urn:schemas-microsoft-com:office:office" xmlns:r="http://schemas.openxmlformats.org/officeDocument/2006/relationships" xmlns:m="http://schemas.openxmlformats.org/officeDocument/2006/math" xmlns:v="urn:schemas-microsoft-com:vml" xmlns:wp14="http://schemas.microsoft.com/office/word/2010/wordprocessingDrawing" xmlns:wp="http://schemas.openxmlformats.org/drawingml/2006/wordprocessingDrawing" xmlns:w10="urn:schemas-microsoft-com:office:word" xmlns:w="http://schemas.openxmlformats.org/wordprocessingml/2006/main" xmlns:w14="http://schemas.microsoft.com/office/word/2010/wordml" xmlns:w15="http://schemas.microsoft.com/office/word/2012/wordml" xmlns:w16cex="http://schemas.microsoft.com/office/word/2018/wordml/cex" xmlns:w16cid="http://schemas.microsoft.com/office/word/2016/wordml/cid" xmlns:w16="http://schemas.microsoft.com/office/word/2018/wordml" xmlns:w16sdtdh="http://schemas.microsoft.com/office/word/2020/wordml/sdtdatahash" xmlns:w16se="http://schemas.microsoft.com/office/word/2015/wordml/symex" xmlns:wpg="http://schemas.microsoft.com/office/word/2010/wordprocessingGroup" xmlns:wpi="http://schemas.microsoft.com/office/word/2010/wordprocessingInk" xmlns:wne="http://schemas.microsoft.com/office/word/2006/wordml" xmlns:wps="http://schemas.microsoft.com/office/word/2010/wordprocessingShape" mc:Ignorable="w14 w15 w16se w16cid w16 w16cex w16sdtdh wp14">
   <w:endnote w:type="separator" w:id="-1">
     <w:p>
       <w:pPr>
@@ -9441,7 +9535,7 @@
 </file>
 
 <file path=word/footer1.xml><?xml version="1.0" encoding="utf-8"?>
-<w:ftr xmlns:wpc="http://schemas.microsoft.com/office/word/2010/wordprocessingCanvas" xmlns:cx="http://schemas.microsoft.com/office/drawing/2014/chartex" xmlns:cx1="http://schemas.microsoft.com/office/drawing/2015/9/8/chartex" xmlns:cx2="http://schemas.microsoft.com/office/drawing/2015/10/21/chartex" xmlns:cx3="http://schemas.microsoft.com/office/drawing/2016/5/9/chartex" xmlns:cx4="http://schemas.microsoft.com/office/drawing/2016/5/10/chartex" xmlns:cx5="http://schemas.microsoft.com/office/drawing/2016/5/11/chartex" xmlns:cx6="http://schemas.microsoft.com/office/drawing/2016/5/12/chartex" xmlns:cx7="http://schemas.microsoft.com/office/drawing/2016/5/13/chartex" xmlns:cx8="http://schemas.microsoft.com/office/drawing/2016/5/14/chartex" xmlns:mc="http://schemas.openxmlformats.org/markup-compatibility/2006" xmlns:aink="http://schemas.microsoft.com/office/drawing/2016/ink" xmlns:am3d="http://schemas.microsoft.com/office/drawing/2017/model3d" xmlns:o="urn:schemas-microsoft-com:office:office" xmlns:r="http://schemas.openxmlformats.org/officeDocument/2006/relationships" xmlns:m="http://schemas.openxmlformats.org/officeDocument/2006/math" xmlns:v="urn:schemas-microsoft-com:vml" xmlns:wp14="http://schemas.microsoft.com/office/word/2010/wordprocessingDrawing" xmlns:wp="http://schemas.openxmlformats.org/drawingml/2006/wordprocessingDrawing" xmlns:w10="urn:schemas-microsoft-com:office:word" xmlns:w="http://schemas.openxmlformats.org/wordprocessingml/2006/main" xmlns:w14="http://schemas.microsoft.com/office/word/2010/wordml" xmlns:w15="http://schemas.microsoft.com/office/word/2012/wordml" xmlns:w16cex="http://schemas.microsoft.com/office/word/2018/wordml/cex" xmlns:w16cid="http://schemas.microsoft.com/office/word/2016/wordml/cid" xmlns:w16="http://schemas.microsoft.com/office/word/2018/wordml" xmlns:w16se="http://schemas.microsoft.com/office/word/2015/wordml/symex" xmlns:wpg="http://schemas.microsoft.com/office/word/2010/wordprocessingGroup" xmlns:wpi="http://schemas.microsoft.com/office/word/2010/wordprocessingInk" xmlns:wne="http://schemas.microsoft.com/office/word/2006/wordml" xmlns:wps="http://schemas.microsoft.com/office/word/2010/wordprocessingShape" mc:Ignorable="w14 w15 w16se w16cid w16 w16cex wp14">
+<w:ftr xmlns:wpc="http://schemas.microsoft.com/office/word/2010/wordprocessingCanvas" xmlns:cx="http://schemas.microsoft.com/office/drawing/2014/chartex" xmlns:cx1="http://schemas.microsoft.com/office/drawing/2015/9/8/chartex" xmlns:cx2="http://schemas.microsoft.com/office/drawing/2015/10/21/chartex" xmlns:cx3="http://schemas.microsoft.com/office/drawing/2016/5/9/chartex" xmlns:cx4="http://schemas.microsoft.com/office/drawing/2016/5/10/chartex" xmlns:cx5="http://schemas.microsoft.com/office/drawing/2016/5/11/chartex" xmlns:cx6="http://schemas.microsoft.com/office/drawing/2016/5/12/chartex" xmlns:cx7="http://schemas.microsoft.com/office/drawing/2016/5/13/chartex" xmlns:cx8="http://schemas.microsoft.com/office/drawing/2016/5/14/chartex" xmlns:mc="http://schemas.openxmlformats.org/markup-compatibility/2006" xmlns:aink="http://schemas.microsoft.com/office/drawing/2016/ink" xmlns:am3d="http://schemas.microsoft.com/office/drawing/2017/model3d" xmlns:o="urn:schemas-microsoft-com:office:office" xmlns:r="http://schemas.openxmlformats.org/officeDocument/2006/relationships" xmlns:m="http://schemas.openxmlformats.org/officeDocument/2006/math" xmlns:v="urn:schemas-microsoft-com:vml" xmlns:wp14="http://schemas.microsoft.com/office/word/2010/wordprocessingDrawing" xmlns:wp="http://schemas.openxmlformats.org/drawingml/2006/wordprocessingDrawing" xmlns:w10="urn:schemas-microsoft-com:office:word" xmlns:w="http://schemas.openxmlformats.org/wordprocessingml/2006/main" xmlns:w14="http://schemas.microsoft.com/office/word/2010/wordml" xmlns:w15="http://schemas.microsoft.com/office/word/2012/wordml" xmlns:w16cex="http://schemas.microsoft.com/office/word/2018/wordml/cex" xmlns:w16cid="http://schemas.microsoft.com/office/word/2016/wordml/cid" xmlns:w16="http://schemas.microsoft.com/office/word/2018/wordml" xmlns:w16sdtdh="http://schemas.microsoft.com/office/word/2020/wordml/sdtdatahash" xmlns:w16se="http://schemas.microsoft.com/office/word/2015/wordml/symex" xmlns:wpg="http://schemas.microsoft.com/office/word/2010/wordprocessingGroup" xmlns:wpi="http://schemas.microsoft.com/office/word/2010/wordprocessingInk" xmlns:wne="http://schemas.microsoft.com/office/word/2006/wordml" xmlns:wps="http://schemas.microsoft.com/office/word/2010/wordprocessingShape" mc:Ignorable="w14 w15 w16se w16cid w16 w16cex w16sdtdh wp14">
   <w:sdt>
     <w:sdtPr>
       <w:id w:val="8180956"/>
@@ -9483,7 +9577,7 @@
 </file>
 
 <file path=word/footnotes.xml><?xml version="1.0" encoding="utf-8"?>
-<w:footnotes xmlns:wpc="http://schemas.microsoft.com/office/word/2010/wordprocessingCanvas" xmlns:cx="http://schemas.microsoft.com/office/drawing/2014/chartex" xmlns:cx1="http://schemas.microsoft.com/office/drawing/2015/9/8/chartex" xmlns:cx2="http://schemas.microsoft.com/office/drawing/2015/10/21/chartex" xmlns:cx3="http://schemas.microsoft.com/office/drawing/2016/5/9/chartex" xmlns:cx4="http://schemas.microsoft.com/office/drawing/2016/5/10/chartex" xmlns:cx5="http://schemas.microsoft.com/office/drawing/2016/5/11/chartex" xmlns:cx6="http://schemas.microsoft.com/office/drawing/2016/5/12/chartex" xmlns:cx7="http://schemas.microsoft.com/office/drawing/2016/5/13/chartex" xmlns:cx8="http://schemas.microsoft.com/office/drawing/2016/5/14/chartex" xmlns:mc="http://schemas.openxmlformats.org/markup-compatibility/2006" xmlns:aink="http://schemas.microsoft.com/office/drawing/2016/ink" xmlns:am3d="http://schemas.microsoft.com/office/drawing/2017/model3d" xmlns:o="urn:schemas-microsoft-com:office:office" xmlns:r="http://schemas.openxmlformats.org/officeDocument/2006/relationships" xmlns:m="http://schemas.openxmlformats.org/officeDocument/2006/math" xmlns:v="urn:schemas-microsoft-com:vml" xmlns:wp14="http://schemas.microsoft.com/office/word/2010/wordprocessingDrawing" xmlns:wp="http://schemas.openxmlformats.org/drawingml/2006/wordprocessingDrawing" xmlns:w10="urn:schemas-microsoft-com:office:word" xmlns:w="http://schemas.openxmlformats.org/wordprocessingml/2006/main" xmlns:w14="http://schemas.microsoft.com/office/word/2010/wordml" xmlns:w15="http://schemas.microsoft.com/office/word/2012/wordml" xmlns:w16cex="http://schemas.microsoft.com/office/word/2018/wordml/cex" xmlns:w16cid="http://schemas.microsoft.com/office/word/2016/wordml/cid" xmlns:w16="http://schemas.microsoft.com/office/word/2018/wordml" xmlns:w16se="http://schemas.microsoft.com/office/word/2015/wordml/symex" xmlns:wpg="http://schemas.microsoft.com/office/word/2010/wordprocessingGroup" xmlns:wpi="http://schemas.microsoft.com/office/word/2010/wordprocessingInk" xmlns:wne="http://schemas.microsoft.com/office/word/2006/wordml" xmlns:wps="http://schemas.microsoft.com/office/word/2010/wordprocessingShape" mc:Ignorable="w14 w15 w16se w16cid w16 w16cex wp14">
+<w:footnotes xmlns:wpc="http://schemas.microsoft.com/office/word/2010/wordprocessingCanvas" xmlns:cx="http://schemas.microsoft.com/office/drawing/2014/chartex" xmlns:cx1="http://schemas.microsoft.com/office/drawing/2015/9/8/chartex" xmlns:cx2="http://schemas.microsoft.com/office/drawing/2015/10/21/chartex" xmlns:cx3="http://schemas.microsoft.com/office/drawing/2016/5/9/chartex" xmlns:cx4="http://schemas.microsoft.com/office/drawing/2016/5/10/chartex" xmlns:cx5="http://schemas.microsoft.com/office/drawing/2016/5/11/chartex" xmlns:cx6="http://schemas.microsoft.com/office/drawing/2016/5/12/chartex" xmlns:cx7="http://schemas.microsoft.com/office/drawing/2016/5/13/chartex" xmlns:cx8="http://schemas.microsoft.com/office/drawing/2016/5/14/chartex" xmlns:mc="http://schemas.openxmlformats.org/markup-compatibility/2006" xmlns:aink="http://schemas.microsoft.com/office/drawing/2016/ink" xmlns:am3d="http://schemas.microsoft.com/office/drawing/2017/model3d" xmlns:o="urn:schemas-microsoft-com:office:office" xmlns:r="http://schemas.openxmlformats.org/officeDocument/2006/relationships" xmlns:m="http://schemas.openxmlformats.org/officeDocument/2006/math" xmlns:v="urn:schemas-microsoft-com:vml" xmlns:wp14="http://schemas.microsoft.com/office/word/2010/wordprocessingDrawing" xmlns:wp="http://schemas.openxmlformats.org/drawingml/2006/wordprocessingDrawing" xmlns:w10="urn:schemas-microsoft-com:office:word" xmlns:w="http://schemas.openxmlformats.org/wordprocessingml/2006/main" xmlns:w14="http://schemas.microsoft.com/office/word/2010/wordml" xmlns:w15="http://schemas.microsoft.com/office/word/2012/wordml" xmlns:w16cex="http://schemas.microsoft.com/office/word/2018/wordml/cex" xmlns:w16cid="http://schemas.microsoft.com/office/word/2016/wordml/cid" xmlns:w16="http://schemas.microsoft.com/office/word/2018/wordml" xmlns:w16sdtdh="http://schemas.microsoft.com/office/word/2020/wordml/sdtdatahash" xmlns:w16se="http://schemas.microsoft.com/office/word/2015/wordml/symex" xmlns:wpg="http://schemas.microsoft.com/office/word/2010/wordprocessingGroup" xmlns:wpi="http://schemas.microsoft.com/office/word/2010/wordprocessingInk" xmlns:wne="http://schemas.microsoft.com/office/word/2006/wordml" xmlns:wps="http://schemas.microsoft.com/office/word/2010/wordprocessingShape" mc:Ignorable="w14 w15 w16se w16cid w16 w16cex w16sdtdh wp14">
   <w:footnote w:type="separator" w:id="-1">
     <w:p>
       <w:pPr>
@@ -9508,7 +9602,7 @@
 </file>
 
 <file path=word/numbering.xml><?xml version="1.0" encoding="utf-8"?>
-<w:numbering xmlns:wpc="http://schemas.microsoft.com/office/word/2010/wordprocessingCanvas" xmlns:cx="http://schemas.microsoft.com/office/drawing/2014/chartex" xmlns:cx1="http://schemas.microsoft.com/office/drawing/2015/9/8/chartex" xmlns:cx2="http://schemas.microsoft.com/office/drawing/2015/10/21/chartex" xmlns:cx3="http://schemas.microsoft.com/office/drawing/2016/5/9/chartex" xmlns:cx4="http://schemas.microsoft.com/office/drawing/2016/5/10/chartex" xmlns:cx5="http://schemas.microsoft.com/office/drawing/2016/5/11/chartex" xmlns:cx6="http://schemas.microsoft.com/office/drawing/2016/5/12/chartex" xmlns:cx7="http://schemas.microsoft.com/office/drawing/2016/5/13/chartex" xmlns:cx8="http://schemas.microsoft.com/office/drawing/2016/5/14/chartex" xmlns:mc="http://schemas.openxmlformats.org/markup-compatibility/2006" xmlns:aink="http://schemas.microsoft.com/office/drawing/2016/ink" xmlns:am3d="http://schemas.microsoft.com/office/drawing/2017/model3d" xmlns:o="urn:schemas-microsoft-com:office:office" xmlns:r="http://schemas.openxmlformats.org/officeDocument/2006/relationships" xmlns:m="http://schemas.openxmlformats.org/officeDocument/2006/math" xmlns:v="urn:schemas-microsoft-com:vml" xmlns:wp14="http://schemas.microsoft.com/office/word/2010/wordprocessingDrawing" xmlns:wp="http://schemas.openxmlformats.org/drawingml/2006/wordprocessingDrawing" xmlns:w10="urn:schemas-microsoft-com:office:word" xmlns:w="http://schemas.openxmlformats.org/wordprocessingml/2006/main" xmlns:w14="http://schemas.microsoft.com/office/word/2010/wordml" xmlns:w15="http://schemas.microsoft.com/office/word/2012/wordml" xmlns:w16cex="http://schemas.microsoft.com/office/word/2018/wordml/cex" xmlns:w16cid="http://schemas.microsoft.com/office/word/2016/wordml/cid" xmlns:w16="http://schemas.microsoft.com/office/word/2018/wordml" xmlns:w16se="http://schemas.microsoft.com/office/word/2015/wordml/symex" xmlns:wpg="http://schemas.microsoft.com/office/word/2010/wordprocessingGroup" xmlns:wpi="http://schemas.microsoft.com/office/word/2010/wordprocessingInk" xmlns:wne="http://schemas.microsoft.com/office/word/2006/wordml" xmlns:wps="http://schemas.microsoft.com/office/word/2010/wordprocessingShape" mc:Ignorable="w14 w15 w16se w16cid w16 w16cex wp14">
+<w:numbering xmlns:wpc="http://schemas.microsoft.com/office/word/2010/wordprocessingCanvas" xmlns:cx="http://schemas.microsoft.com/office/drawing/2014/chartex" xmlns:cx1="http://schemas.microsoft.com/office/drawing/2015/9/8/chartex" xmlns:cx2="http://schemas.microsoft.com/office/drawing/2015/10/21/chartex" xmlns:cx3="http://schemas.microsoft.com/office/drawing/2016/5/9/chartex" xmlns:cx4="http://schemas.microsoft.com/office/drawing/2016/5/10/chartex" xmlns:cx5="http://schemas.microsoft.com/office/drawing/2016/5/11/chartex" xmlns:cx6="http://schemas.microsoft.com/office/drawing/2016/5/12/chartex" xmlns:cx7="http://schemas.microsoft.com/office/drawing/2016/5/13/chartex" xmlns:cx8="http://schemas.microsoft.com/office/drawing/2016/5/14/chartex" xmlns:mc="http://schemas.openxmlformats.org/markup-compatibility/2006" xmlns:aink="http://schemas.microsoft.com/office/drawing/2016/ink" xmlns:am3d="http://schemas.microsoft.com/office/drawing/2017/model3d" xmlns:o="urn:schemas-microsoft-com:office:office" xmlns:r="http://schemas.openxmlformats.org/officeDocument/2006/relationships" xmlns:m="http://schemas.openxmlformats.org/officeDocument/2006/math" xmlns:v="urn:schemas-microsoft-com:vml" xmlns:wp14="http://schemas.microsoft.com/office/word/2010/wordprocessingDrawing" xmlns:wp="http://schemas.openxmlformats.org/drawingml/2006/wordprocessingDrawing" xmlns:w10="urn:schemas-microsoft-com:office:word" xmlns:w="http://schemas.openxmlformats.org/wordprocessingml/2006/main" xmlns:w14="http://schemas.microsoft.com/office/word/2010/wordml" xmlns:w15="http://schemas.microsoft.com/office/word/2012/wordml" xmlns:w16cex="http://schemas.microsoft.com/office/word/2018/wordml/cex" xmlns:w16cid="http://schemas.microsoft.com/office/word/2016/wordml/cid" xmlns:w16="http://schemas.microsoft.com/office/word/2018/wordml" xmlns:w16sdtdh="http://schemas.microsoft.com/office/word/2020/wordml/sdtdatahash" xmlns:w16se="http://schemas.microsoft.com/office/word/2015/wordml/symex" xmlns:wpg="http://schemas.microsoft.com/office/word/2010/wordprocessingGroup" xmlns:wpi="http://schemas.microsoft.com/office/word/2010/wordprocessingInk" xmlns:wne="http://schemas.microsoft.com/office/word/2006/wordml" xmlns:wps="http://schemas.microsoft.com/office/word/2010/wordprocessingShape" mc:Ignorable="w14 w15 w16se w16cid w16 w16cex w16sdtdh wp14">
   <w:abstractNum w:abstractNumId="0" w15:restartNumberingAfterBreak="0">
     <w:nsid w:val="036D16E2"/>
     <w:multiLevelType w:val="hybridMultilevel"/>
@@ -10465,8 +10559,16 @@
 </w:numbering>
 </file>
 
+<file path=word/people.xml><?xml version="1.0" encoding="utf-8"?>
+<w15:people xmlns:wpc="http://schemas.microsoft.com/office/word/2010/wordprocessingCanvas" xmlns:cx="http://schemas.microsoft.com/office/drawing/2014/chartex" xmlns:cx1="http://schemas.microsoft.com/office/drawing/2015/9/8/chartex" xmlns:cx2="http://schemas.microsoft.com/office/drawing/2015/10/21/chartex" xmlns:cx3="http://schemas.microsoft.com/office/drawing/2016/5/9/chartex" xmlns:cx4="http://schemas.microsoft.com/office/drawing/2016/5/10/chartex" xmlns:cx5="http://schemas.microsoft.com/office/drawing/2016/5/11/chartex" xmlns:cx6="http://schemas.microsoft.com/office/drawing/2016/5/12/chartex" xmlns:cx7="http://schemas.microsoft.com/office/drawing/2016/5/13/chartex" xmlns:cx8="http://schemas.microsoft.com/office/drawing/2016/5/14/chartex" xmlns:mc="http://schemas.openxmlformats.org/markup-compatibility/2006" xmlns:aink="http://schemas.microsoft.com/office/drawing/2016/ink" xmlns:am3d="http://schemas.microsoft.com/office/drawing/2017/model3d" xmlns:o="urn:schemas-microsoft-com:office:office" xmlns:r="http://schemas.openxmlformats.org/officeDocument/2006/relationships" xmlns:m="http://schemas.openxmlformats.org/officeDocument/2006/math" xmlns:v="urn:schemas-microsoft-com:vml" xmlns:wp14="http://schemas.microsoft.com/office/word/2010/wordprocessingDrawing" xmlns:wp="http://schemas.openxmlformats.org/drawingml/2006/wordprocessingDrawing" xmlns:w10="urn:schemas-microsoft-com:office:word" xmlns:w="http://schemas.openxmlformats.org/wordprocessingml/2006/main" xmlns:w14="http://schemas.microsoft.com/office/word/2010/wordml" xmlns:w15="http://schemas.microsoft.com/office/word/2012/wordml" xmlns:w16cex="http://schemas.microsoft.com/office/word/2018/wordml/cex" xmlns:w16cid="http://schemas.microsoft.com/office/word/2016/wordml/cid" xmlns:w16="http://schemas.microsoft.com/office/word/2018/wordml" xmlns:w16sdtdh="http://schemas.microsoft.com/office/word/2020/wordml/sdtdatahash" xmlns:w16se="http://schemas.microsoft.com/office/word/2015/wordml/symex" xmlns:wpg="http://schemas.microsoft.com/office/word/2010/wordprocessingGroup" xmlns:wpi="http://schemas.microsoft.com/office/word/2010/wordprocessingInk" xmlns:wne="http://schemas.microsoft.com/office/word/2006/wordml" xmlns:wps="http://schemas.microsoft.com/office/word/2010/wordprocessingShape" mc:Ignorable="w14 w15 w16se w16cid w16 w16cex w16sdtdh wp14">
+  <w15:person w15:author="Aleksey A. Kalentev">
+    <w15:presenceInfo w15:providerId="AD" w15:userId="S-1-5-21-507921405-1993962763-1957994488-151096"/>
+  </w15:person>
+</w15:people>
+</file>
+
 <file path=word/styles.xml><?xml version="1.0" encoding="utf-8"?>
-<w:styles xmlns:mc="http://schemas.openxmlformats.org/markup-compatibility/2006" xmlns:r="http://schemas.openxmlformats.org/officeDocument/2006/relationships" xmlns:w="http://schemas.openxmlformats.org/wordprocessingml/2006/main" xmlns:w14="http://schemas.microsoft.com/office/word/2010/wordml" xmlns:w15="http://schemas.microsoft.com/office/word/2012/wordml" xmlns:w16cex="http://schemas.microsoft.com/office/word/2018/wordml/cex" xmlns:w16cid="http://schemas.microsoft.com/office/word/2016/wordml/cid" xmlns:w16="http://schemas.microsoft.com/office/word/2018/wordml" xmlns:w16se="http://schemas.microsoft.com/office/word/2015/wordml/symex" mc:Ignorable="w14 w15 w16se w16cid w16 w16cex">
+<w:styles xmlns:mc="http://schemas.openxmlformats.org/markup-compatibility/2006" xmlns:r="http://schemas.openxmlformats.org/officeDocument/2006/relationships" xmlns:w="http://schemas.openxmlformats.org/wordprocessingml/2006/main" xmlns:w14="http://schemas.microsoft.com/office/word/2010/wordml" xmlns:w15="http://schemas.microsoft.com/office/word/2012/wordml" xmlns:w16cex="http://schemas.microsoft.com/office/word/2018/wordml/cex" xmlns:w16cid="http://schemas.microsoft.com/office/word/2016/wordml/cid" xmlns:w16="http://schemas.microsoft.com/office/word/2018/wordml" xmlns:w16sdtdh="http://schemas.microsoft.com/office/word/2020/wordml/sdtdatahash" xmlns:w16se="http://schemas.microsoft.com/office/word/2015/wordml/symex" mc:Ignorable="w14 w15 w16se w16cid w16 w16cex w16sdtdh">
   <w:docDefaults>
     <w:rPrDefault>
       <w:rPr>

--- a/project1/Ушаков А.А. ЛБ5.docx
+++ b/project1/Ушаков А.А. ЛБ5.docx
@@ -1,6 +1,6 @@
 
 <file path=word/document.xml><?xml version="1.0" encoding="utf-8"?>
-<w:document xmlns:wpc="http://schemas.microsoft.com/office/word/2010/wordprocessingCanvas" xmlns:cx="http://schemas.microsoft.com/office/drawing/2014/chartex" xmlns:cx1="http://schemas.microsoft.com/office/drawing/2015/9/8/chartex" xmlns:cx2="http://schemas.microsoft.com/office/drawing/2015/10/21/chartex" xmlns:cx3="http://schemas.microsoft.com/office/drawing/2016/5/9/chartex" xmlns:cx4="http://schemas.microsoft.com/office/drawing/2016/5/10/chartex" xmlns:cx5="http://schemas.microsoft.com/office/drawing/2016/5/11/chartex" xmlns:cx6="http://schemas.microsoft.com/office/drawing/2016/5/12/chartex" xmlns:cx7="http://schemas.microsoft.com/office/drawing/2016/5/13/chartex" xmlns:cx8="http://schemas.microsoft.com/office/drawing/2016/5/14/chartex" xmlns:mc="http://schemas.openxmlformats.org/markup-compatibility/2006" xmlns:aink="http://schemas.microsoft.com/office/drawing/2016/ink" xmlns:am3d="http://schemas.microsoft.com/office/drawing/2017/model3d" xmlns:o="urn:schemas-microsoft-com:office:office" xmlns:r="http://schemas.openxmlformats.org/officeDocument/2006/relationships" xmlns:m="http://schemas.openxmlformats.org/officeDocument/2006/math" xmlns:v="urn:schemas-microsoft-com:vml" xmlns:wp14="http://schemas.microsoft.com/office/word/2010/wordprocessingDrawing" xmlns:wp="http://schemas.openxmlformats.org/drawingml/2006/wordprocessingDrawing" xmlns:w10="urn:schemas-microsoft-com:office:word" xmlns:w="http://schemas.openxmlformats.org/wordprocessingml/2006/main" xmlns:w14="http://schemas.microsoft.com/office/word/2010/wordml" xmlns:w15="http://schemas.microsoft.com/office/word/2012/wordml" xmlns:w16cex="http://schemas.microsoft.com/office/word/2018/wordml/cex" xmlns:w16cid="http://schemas.microsoft.com/office/word/2016/wordml/cid" xmlns:w16="http://schemas.microsoft.com/office/word/2018/wordml" xmlns:w16sdtdh="http://schemas.microsoft.com/office/word/2020/wordml/sdtdatahash" xmlns:w16se="http://schemas.microsoft.com/office/word/2015/wordml/symex" xmlns:wpg="http://schemas.microsoft.com/office/word/2010/wordprocessingGroup" xmlns:wpi="http://schemas.microsoft.com/office/word/2010/wordprocessingInk" xmlns:wne="http://schemas.microsoft.com/office/word/2006/wordml" xmlns:wps="http://schemas.microsoft.com/office/word/2010/wordprocessingShape" mc:Ignorable="w14 w15 w16se w16cid w16 w16cex w16sdtdh wp14">
+<w:document xmlns:wpc="http://schemas.microsoft.com/office/word/2010/wordprocessingCanvas" xmlns:cx="http://schemas.microsoft.com/office/drawing/2014/chartex" xmlns:cx1="http://schemas.microsoft.com/office/drawing/2015/9/8/chartex" xmlns:cx2="http://schemas.microsoft.com/office/drawing/2015/10/21/chartex" xmlns:cx3="http://schemas.microsoft.com/office/drawing/2016/5/9/chartex" xmlns:cx4="http://schemas.microsoft.com/office/drawing/2016/5/10/chartex" xmlns:cx5="http://schemas.microsoft.com/office/drawing/2016/5/11/chartex" xmlns:cx6="http://schemas.microsoft.com/office/drawing/2016/5/12/chartex" xmlns:cx7="http://schemas.microsoft.com/office/drawing/2016/5/13/chartex" xmlns:cx8="http://schemas.microsoft.com/office/drawing/2016/5/14/chartex" xmlns:mc="http://schemas.openxmlformats.org/markup-compatibility/2006" xmlns:aink="http://schemas.microsoft.com/office/drawing/2016/ink" xmlns:am3d="http://schemas.microsoft.com/office/drawing/2017/model3d" xmlns:o="urn:schemas-microsoft-com:office:office" xmlns:r="http://schemas.openxmlformats.org/officeDocument/2006/relationships" xmlns:m="http://schemas.openxmlformats.org/officeDocument/2006/math" xmlns:v="urn:schemas-microsoft-com:vml" xmlns:wp14="http://schemas.microsoft.com/office/word/2010/wordprocessingDrawing" xmlns:wp="http://schemas.openxmlformats.org/drawingml/2006/wordprocessingDrawing" xmlns:w10="urn:schemas-microsoft-com:office:word" xmlns:w="http://schemas.openxmlformats.org/wordprocessingml/2006/main" xmlns:w14="http://schemas.microsoft.com/office/word/2010/wordml" xmlns:w15="http://schemas.microsoft.com/office/word/2012/wordml" xmlns:w16cex="http://schemas.microsoft.com/office/word/2018/wordml/cex" xmlns:w16cid="http://schemas.microsoft.com/office/word/2016/wordml/cid" xmlns:w16="http://schemas.microsoft.com/office/word/2018/wordml" xmlns:w16se="http://schemas.microsoft.com/office/word/2015/wordml/symex" xmlns:wpg="http://schemas.microsoft.com/office/word/2010/wordprocessingGroup" xmlns:wpi="http://schemas.microsoft.com/office/word/2010/wordprocessingInk" xmlns:wne="http://schemas.microsoft.com/office/word/2006/wordml" xmlns:wps="http://schemas.microsoft.com/office/word/2010/wordprocessingShape" mc:Ignorable="w14 w15 w16se w16cid w16 w16cex wp14">
   <w:body>
     <w:tbl>
       <w:tblPr>
@@ -632,12 +632,21 @@
                 <w:u w:val="single"/>
               </w:rPr>
             </w:pPr>
+            <w:proofErr w:type="spellStart"/>
             <w:r>
               <w:rPr>
                 <w:szCs w:val="28"/>
                 <w:u w:val="single"/>
               </w:rPr>
-              <w:t>Калентьев А. А.</w:t>
+              <w:t>Калентьев</w:t>
+            </w:r>
+            <w:proofErr w:type="spellEnd"/>
+            <w:r>
+              <w:rPr>
+                <w:szCs w:val="28"/>
+                <w:u w:val="single"/>
+              </w:rPr>
+              <w:t xml:space="preserve"> А. А.</w:t>
             </w:r>
           </w:p>
         </w:tc>
@@ -1846,7 +1855,23 @@
     </w:p>
     <w:p>
       <w:r>
-        <w:t xml:space="preserve">Вариант использования (use case) — это описание множества последовательных действий (включая вариации), которые выполняются некоторым субъектом с целью получения результата, значимого для некоторого действующего лица </w:t>
+        <w:t>Вариант использования (</w:t>
+      </w:r>
+      <w:proofErr w:type="spellStart"/>
+      <w:r>
+        <w:t>use</w:t>
+      </w:r>
+      <w:proofErr w:type="spellEnd"/>
+      <w:r>
+        <w:t xml:space="preserve"> </w:t>
+      </w:r>
+      <w:proofErr w:type="spellStart"/>
+      <w:r>
+        <w:t>case</w:t>
+      </w:r>
+      <w:proofErr w:type="spellEnd"/>
+      <w:r>
+        <w:t xml:space="preserve">) — это описание множества последовательных действий (включая вариации), которые выполняются некоторым субъектом с целью получения результата, значимого для некоторого действующего лица </w:t>
       </w:r>
       <w:r>
         <w:t>[</w:t>
@@ -1902,7 +1927,7 @@
             <v:path o:extrusionok="f" gradientshapeok="t" o:connecttype="rect"/>
             <o:lock v:ext="edit" aspectratio="t"/>
           </v:shapetype>
-          <v:shape id="_x0000_i1025" type="#_x0000_t75" style="width:481.55pt;height:317pt">
+          <v:shape id="_x0000_i1025" type="#_x0000_t75" style="width:481.5pt;height:317pt">
             <v:imagedata r:id="rId8" o:title="ВИ"/>
           </v:shape>
         </w:pict>
@@ -2022,10 +2047,10 @@
         </w:rPr>
         <w:lastRenderedPageBreak/>
         <w:drawing>
-          <wp:inline distT="0" distB="0" distL="0" distR="0" wp14:anchorId="40A28D09" wp14:editId="6D023675">
-            <wp:extent cx="7155872" cy="5361341"/>
-            <wp:effectExtent l="0" t="0" r="6985" b="0"/>
-            <wp:docPr id="1" name="Рисунок 1"/>
+          <wp:inline distT="0" distB="0" distL="0" distR="0" wp14:anchorId="466C156A" wp14:editId="6996C7B1">
+            <wp:extent cx="8161020" cy="6118860"/>
+            <wp:effectExtent l="0" t="0" r="0" b="0"/>
+            <wp:docPr id="3" name="Рисунок 3"/>
             <wp:cNvGraphicFramePr>
               <a:graphicFrameLocks xmlns:a="http://schemas.openxmlformats.org/drawingml/2006/main" noChangeAspect="1"/>
             </wp:cNvGraphicFramePr>
@@ -2033,23 +2058,36 @@
               <a:graphicData uri="http://schemas.openxmlformats.org/drawingml/2006/picture">
                 <pic:pic xmlns:pic="http://schemas.openxmlformats.org/drawingml/2006/picture">
                   <pic:nvPicPr>
-                    <pic:cNvPr id="1" name=""/>
-                    <pic:cNvPicPr/>
+                    <pic:cNvPr id="0" name="Picture 5"/>
+                    <pic:cNvPicPr>
+                      <a:picLocks noChangeAspect="1" noChangeArrowheads="1"/>
+                    </pic:cNvPicPr>
                   </pic:nvPicPr>
                   <pic:blipFill>
-                    <a:blip r:embed="rId10"/>
+                    <a:blip r:embed="rId10">
+                      <a:extLst>
+                        <a:ext uri="{28A0092B-C50C-407E-A947-70E740481C1C}">
+                          <a14:useLocalDpi xmlns:a14="http://schemas.microsoft.com/office/drawing/2010/main" val="0"/>
+                        </a:ext>
+                      </a:extLst>
+                    </a:blip>
+                    <a:srcRect/>
                     <a:stretch>
                       <a:fillRect/>
                     </a:stretch>
                   </pic:blipFill>
-                  <pic:spPr>
+                  <pic:spPr bwMode="auto">
                     <a:xfrm>
                       <a:off x="0" y="0"/>
-                      <a:ext cx="7164387" cy="5367721"/>
+                      <a:ext cx="8161020" cy="6118860"/>
                     </a:xfrm>
                     <a:prstGeom prst="rect">
                       <a:avLst/>
                     </a:prstGeom>
+                    <a:noFill/>
+                    <a:ln>
+                      <a:noFill/>
+                    </a:ln>
                   </pic:spPr>
                 </pic:pic>
               </a:graphicData>
@@ -2070,6 +2108,7 @@
         </w:sectPr>
       </w:pPr>
       <w:r>
+        <w:lastRenderedPageBreak/>
         <w:t xml:space="preserve">Рисунок 2 – </w:t>
       </w:r>
       <w:r>
@@ -2116,6 +2155,7 @@
       <w:r>
         <w:t xml:space="preserve">В таблице 1 приведено описание абстрактного класса </w:t>
       </w:r>
+      <w:proofErr w:type="spellStart"/>
       <w:r>
         <w:rPr>
           <w:i/>
@@ -2123,6 +2163,7 @@
         </w:rPr>
         <w:t>FigureBase</w:t>
       </w:r>
+      <w:proofErr w:type="spellEnd"/>
       <w:r>
         <w:t xml:space="preserve"> </w:t>
       </w:r>
@@ -2140,6 +2181,7 @@
       <w:r>
         <w:t xml:space="preserve">Таблица 1 – Описание класса </w:t>
       </w:r>
+      <w:proofErr w:type="spellStart"/>
       <w:r>
         <w:rPr>
           <w:i/>
@@ -2147,6 +2189,7 @@
         </w:rPr>
         <w:t>FigureBase</w:t>
       </w:r>
+      <w:proofErr w:type="spellEnd"/>
     </w:p>
     <w:tbl>
       <w:tblPr>
@@ -2270,6 +2313,7 @@
               </w:rPr>
               <w:t xml:space="preserve">Класс </w:t>
             </w:r>
+            <w:proofErr w:type="spellStart"/>
             <w:r>
               <w:rPr>
                 <w:i/>
@@ -2278,6 +2322,7 @@
               </w:rPr>
               <w:t>FigureBase</w:t>
             </w:r>
+            <w:proofErr w:type="spellEnd"/>
             <w:r>
               <w:rPr>
                 <w:sz w:val="24"/>
@@ -2332,6 +2377,7 @@
               </w:rPr>
               <w:t xml:space="preserve">+ </w:t>
             </w:r>
+            <w:proofErr w:type="spellStart"/>
             <w:r>
               <w:rPr>
                 <w:sz w:val="24"/>
@@ -2339,6 +2385,7 @@
               </w:rPr>
               <w:t>FigureType</w:t>
             </w:r>
+            <w:proofErr w:type="spellEnd"/>
           </w:p>
         </w:tc>
         <w:tc>
@@ -2561,13 +2608,23 @@
               </w:rPr>
               <w:t xml:space="preserve"> </w:t>
             </w:r>
+            <w:proofErr w:type="spellStart"/>
             <w:r>
               <w:rPr>
                 <w:sz w:val="24"/>
                 <w:u w:val="single"/>
                 <w:lang w:val="en-US"/>
               </w:rPr>
-              <w:t xml:space="preserve">CheckingNumber </w:t>
+              <w:t>CheckingNumber</w:t>
+            </w:r>
+            <w:proofErr w:type="spellEnd"/>
+            <w:r>
+              <w:rPr>
+                <w:sz w:val="24"/>
+                <w:u w:val="single"/>
+                <w:lang w:val="en-US"/>
+              </w:rPr>
+              <w:t xml:space="preserve"> </w:t>
             </w:r>
             <w:r>
               <w:rPr>
@@ -2715,6 +2772,7 @@
       <w:r>
         <w:t xml:space="preserve">, которые наследуются от </w:t>
       </w:r>
+      <w:proofErr w:type="spellStart"/>
       <w:r>
         <w:rPr>
           <w:i/>
@@ -2722,6 +2780,7 @@
         </w:rPr>
         <w:t>FigureBase</w:t>
       </w:r>
+      <w:proofErr w:type="spellEnd"/>
       <w:r>
         <w:t>.</w:t>
       </w:r>
@@ -2746,9 +2805,11 @@
       <w:r>
         <w:t xml:space="preserve"> – Описание класса </w:t>
       </w:r>
+      <w:proofErr w:type="spellStart"/>
       <w:r>
         <w:t>Parallelepiped</w:t>
       </w:r>
+      <w:proofErr w:type="spellEnd"/>
     </w:p>
     <w:tbl>
       <w:tblPr>
@@ -2873,12 +2934,14 @@
               </w:rPr>
               <w:t xml:space="preserve">Класс </w:t>
             </w:r>
+            <w:proofErr w:type="spellStart"/>
             <w:r>
               <w:rPr>
                 <w:sz w:val="24"/>
               </w:rPr>
               <w:t>Parallelepiped</w:t>
             </w:r>
+            <w:proofErr w:type="spellEnd"/>
             <w:r>
               <w:rPr>
                 <w:sz w:val="24"/>
@@ -3485,6 +3548,7 @@
               </w:rPr>
               <w:t xml:space="preserve">+ </w:t>
             </w:r>
+            <w:proofErr w:type="spellStart"/>
             <w:r>
               <w:rPr>
                 <w:sz w:val="24"/>
@@ -3492,6 +3556,7 @@
               </w:rPr>
               <w:t>FigureType</w:t>
             </w:r>
+            <w:proofErr w:type="spellEnd"/>
           </w:p>
         </w:tc>
         <w:tc>
@@ -3639,9 +3704,11 @@
       <w:r>
         <w:t xml:space="preserve">3 – Описание класса </w:t>
       </w:r>
+      <w:proofErr w:type="spellStart"/>
       <w:r>
         <w:t>Pyramid</w:t>
       </w:r>
+      <w:proofErr w:type="spellEnd"/>
     </w:p>
     <w:tbl>
       <w:tblPr>
@@ -3766,12 +3833,14 @@
               </w:rPr>
               <w:t xml:space="preserve">Класс </w:t>
             </w:r>
+            <w:proofErr w:type="spellStart"/>
             <w:r>
               <w:rPr>
                 <w:sz w:val="24"/>
               </w:rPr>
               <w:t>Pyramid</w:t>
             </w:r>
+            <w:proofErr w:type="spellEnd"/>
             <w:r>
               <w:rPr>
                 <w:sz w:val="24"/>
@@ -4305,8 +4374,17 @@
                 <w:sz w:val="24"/>
                 <w:lang w:val="en-US"/>
               </w:rPr>
-              <w:t>+ FigureType</w:t>
-            </w:r>
+              <w:t xml:space="preserve">+ </w:t>
+            </w:r>
+            <w:proofErr w:type="spellStart"/>
+            <w:r>
+              <w:rPr>
+                <w:sz w:val="24"/>
+                <w:lang w:val="en-US"/>
+              </w:rPr>
+              <w:t>FigureType</w:t>
+            </w:r>
+            <w:proofErr w:type="spellEnd"/>
           </w:p>
         </w:tc>
         <w:tc>
@@ -4653,6 +4731,7 @@
               </w:rPr>
               <w:t>_</w:t>
             </w:r>
+            <w:proofErr w:type="spellStart"/>
             <w:r>
               <w:rPr>
                 <w:sz w:val="24"/>
@@ -4660,6 +4739,7 @@
               </w:rPr>
               <w:t>radiusOfFigure</w:t>
             </w:r>
+            <w:proofErr w:type="spellEnd"/>
           </w:p>
         </w:tc>
         <w:tc>
@@ -4827,8 +4907,17 @@
                 <w:sz w:val="24"/>
                 <w:lang w:val="en-US"/>
               </w:rPr>
-              <w:t>+ FigureType</w:t>
-            </w:r>
+              <w:t xml:space="preserve">+ </w:t>
+            </w:r>
+            <w:proofErr w:type="spellStart"/>
+            <w:r>
+              <w:rPr>
+                <w:sz w:val="24"/>
+                <w:lang w:val="en-US"/>
+              </w:rPr>
+              <w:t>FigureType</w:t>
+            </w:r>
+            <w:proofErr w:type="spellEnd"/>
           </w:p>
         </w:tc>
         <w:tc>
@@ -5401,12 +5490,14 @@
       <w:r>
         <w:t xml:space="preserve">В программе предусмотрена система обработки некорректного ввода данных пользователем. Например, при попытке ввести отрицательное число появится соответствующее сообщение об ошибке (рисунки 8-9). Аналогичным образом обрабатывается попытка ввода </w:t>
       </w:r>
+      <w:proofErr w:type="spellStart"/>
       <w:r>
         <w:rPr>
           <w:lang w:val="en-US"/>
         </w:rPr>
         <w:t>NaN</w:t>
       </w:r>
+      <w:proofErr w:type="spellEnd"/>
       <w:r>
         <w:t>.</w:t>
       </w:r>
@@ -7095,8 +7186,53 @@
         </w:numPr>
         <w:ind w:left="0" w:firstLine="709"/>
       </w:pPr>
-      <w:r>
-        <w:t xml:space="preserve">Калентьев, А. А. Новые технологии в программировании : учебное пособие / А. А. Калентьев, Д. В. Гарайс, А. Е. Гориянов. – Томск : Эль Контент, 2014. – 176 с. – </w:t>
+      <w:proofErr w:type="spellStart"/>
+      <w:r>
+        <w:t>Калентьев</w:t>
+      </w:r>
+      <w:proofErr w:type="spellEnd"/>
+      <w:r>
+        <w:t xml:space="preserve">, А. А. Новые технологии в </w:t>
+      </w:r>
+      <w:proofErr w:type="gramStart"/>
+      <w:r>
+        <w:t>программировании :</w:t>
+      </w:r>
+      <w:proofErr w:type="gramEnd"/>
+      <w:r>
+        <w:t xml:space="preserve"> учебное пособие / А. А. </w:t>
+      </w:r>
+      <w:proofErr w:type="spellStart"/>
+      <w:r>
+        <w:t>Калентьев</w:t>
+      </w:r>
+      <w:proofErr w:type="spellEnd"/>
+      <w:r>
+        <w:t xml:space="preserve">, Д. В. </w:t>
+      </w:r>
+      <w:proofErr w:type="spellStart"/>
+      <w:r>
+        <w:t>Гарайс</w:t>
+      </w:r>
+      <w:proofErr w:type="spellEnd"/>
+      <w:r>
+        <w:t xml:space="preserve">, А. Е. </w:t>
+      </w:r>
+      <w:proofErr w:type="spellStart"/>
+      <w:r>
+        <w:t>Гориянов</w:t>
+      </w:r>
+      <w:proofErr w:type="spellEnd"/>
+      <w:r>
+        <w:t xml:space="preserve">. – </w:t>
+      </w:r>
+      <w:proofErr w:type="gramStart"/>
+      <w:r>
+        <w:t>Томск :</w:t>
+      </w:r>
+      <w:proofErr w:type="gramEnd"/>
+      <w:r>
+        <w:t xml:space="preserve"> Эль Контент, 2014. – 176 с. – </w:t>
       </w:r>
       <w:r>
         <w:rPr>
@@ -7213,7 +7349,23 @@
         <w:t xml:space="preserve">Заказчик: </w:t>
       </w:r>
       <w:r>
-        <w:t>Канд. техн. наук, доцент каф. КСУП ТУСУР Калентьев А. А.</w:t>
+        <w:t xml:space="preserve">Канд. </w:t>
+      </w:r>
+      <w:proofErr w:type="spellStart"/>
+      <w:r>
+        <w:t>техн</w:t>
+      </w:r>
+      <w:proofErr w:type="spellEnd"/>
+      <w:r>
+        <w:t xml:space="preserve">. наук, доцент каф. КСУП ТУСУР </w:t>
+      </w:r>
+      <w:proofErr w:type="spellStart"/>
+      <w:r>
+        <w:t>Калентьев</w:t>
+      </w:r>
+      <w:proofErr w:type="spellEnd"/>
+      <w:r>
+        <w:t xml:space="preserve"> А. А.</w:t>
       </w:r>
     </w:p>
     <w:p>
@@ -7330,7 +7482,23 @@
         <w:ind w:firstLine="709"/>
       </w:pPr>
       <w:r>
-        <w:t>Заказчик: Канд. техн. наук, доцент каф. КСУП ТУСУР Калентьев А. А.</w:t>
+        <w:t xml:space="preserve">Заказчик: Канд. </w:t>
+      </w:r>
+      <w:proofErr w:type="spellStart"/>
+      <w:r>
+        <w:t>техн</w:t>
+      </w:r>
+      <w:proofErr w:type="spellEnd"/>
+      <w:r>
+        <w:t xml:space="preserve">. наук, доцент каф. КСУП ТУСУР </w:t>
+      </w:r>
+      <w:proofErr w:type="spellStart"/>
+      <w:r>
+        <w:t>Калентьев</w:t>
+      </w:r>
+      <w:proofErr w:type="spellEnd"/>
+      <w:r>
+        <w:t xml:space="preserve"> А. А.</w:t>
       </w:r>
     </w:p>
     <w:p>
@@ -7959,6 +8127,7 @@
       <w:r>
         <w:t xml:space="preserve">файле с расширением </w:t>
       </w:r>
+      <w:proofErr w:type="gramStart"/>
       <w:r>
         <w:t>*.</w:t>
       </w:r>
@@ -7971,6 +8140,7 @@
       <w:r>
         <w:t>.</w:t>
       </w:r>
+      <w:proofErr w:type="gramEnd"/>
     </w:p>
     <w:p>
       <w:pPr>
@@ -8044,12 +8214,10 @@
           <w:szCs w:val="20"/>
           <w:lang w:val="en-US" w:eastAsia="ru-RU"/>
         </w:rPr>
-        <w:t>&lt;ArrayOfFigureBase xmlns:xsi="http://www.w3.org/2001/XMLSchema-instance" xmlns:xsd="http://www.w3.org/2001/XMLSchema"&gt;</w:t>
-      </w:r>
-    </w:p>
-    <w:p>
-      <w:pPr>
-        <w:ind w:firstLine="0"/>
+        <w:t>&lt;</w:t>
+      </w:r>
+      <w:proofErr w:type="spellStart"/>
+      <w:r>
         <w:rPr>
           <w:rFonts w:ascii="Courier New" w:eastAsia="Times New Roman" w:hAnsi="Courier New" w:cs="Courier New"/>
           <w:color w:val="000000"/>
@@ -8057,7 +8225,9 @@
           <w:szCs w:val="20"/>
           <w:lang w:val="en-US" w:eastAsia="ru-RU"/>
         </w:rPr>
-      </w:pPr>
+        <w:t>ArrayOfFigureBase</w:t>
+      </w:r>
+      <w:proofErr w:type="spellEnd"/>
       <w:r>
         <w:rPr>
           <w:rFonts w:ascii="Courier New" w:eastAsia="Times New Roman" w:hAnsi="Courier New" w:cs="Courier New"/>
@@ -8066,12 +8236,11 @@
           <w:szCs w:val="20"/>
           <w:lang w:val="en-US" w:eastAsia="ru-RU"/>
         </w:rPr>
-        <w:t xml:space="preserve">  &lt;FigureBase xsi:type="Ball"&gt;</w:t>
-      </w:r>
-    </w:p>
-    <w:p>
-      <w:pPr>
-        <w:ind w:firstLine="0"/>
+        <w:t xml:space="preserve"> </w:t>
+      </w:r>
+      <w:proofErr w:type="spellStart"/>
+      <w:proofErr w:type="gramStart"/>
+      <w:r>
         <w:rPr>
           <w:rFonts w:ascii="Courier New" w:eastAsia="Times New Roman" w:hAnsi="Courier New" w:cs="Courier New"/>
           <w:color w:val="000000"/>
@@ -8079,7 +8248,10 @@
           <w:szCs w:val="20"/>
           <w:lang w:val="en-US" w:eastAsia="ru-RU"/>
         </w:rPr>
-      </w:pPr>
+        <w:t>xmlns:xsi</w:t>
+      </w:r>
+      <w:proofErr w:type="spellEnd"/>
+      <w:proofErr w:type="gramEnd"/>
       <w:r>
         <w:rPr>
           <w:rFonts w:ascii="Courier New" w:eastAsia="Times New Roman" w:hAnsi="Courier New" w:cs="Courier New"/>
@@ -8088,8 +8260,9 @@
           <w:szCs w:val="20"/>
           <w:lang w:val="en-US" w:eastAsia="ru-RU"/>
         </w:rPr>
-        <w:t xml:space="preserve">    &lt;Radius&gt;</w:t>
-      </w:r>
+        <w:t xml:space="preserve">="http://www.w3.org/2001/XMLSchema-instance" </w:t>
+      </w:r>
+      <w:proofErr w:type="spellStart"/>
       <w:r>
         <w:rPr>
           <w:rFonts w:ascii="Courier New" w:eastAsia="Times New Roman" w:hAnsi="Courier New" w:cs="Courier New"/>
@@ -8098,8 +8271,9 @@
           <w:szCs w:val="20"/>
           <w:lang w:val="en-US" w:eastAsia="ru-RU"/>
         </w:rPr>
-        <w:t xml:space="preserve"> </w:t>
-      </w:r>
+        <w:t>xmlns:xsd</w:t>
+      </w:r>
+      <w:proofErr w:type="spellEnd"/>
       <w:r>
         <w:rPr>
           <w:rFonts w:ascii="Courier New" w:eastAsia="Times New Roman" w:hAnsi="Courier New" w:cs="Courier New"/>
@@ -8108,7 +8282,7 @@
           <w:szCs w:val="20"/>
           <w:lang w:val="en-US" w:eastAsia="ru-RU"/>
         </w:rPr>
-        <w:t>&lt;/Radius&gt;</w:t>
+        <w:t>="http://www.w3.org/2001/XMLSchema"&gt;</w:t>
       </w:r>
     </w:p>
     <w:p>
@@ -8130,12 +8304,10 @@
           <w:szCs w:val="20"/>
           <w:lang w:val="en-US" w:eastAsia="ru-RU"/>
         </w:rPr>
-        <w:t xml:space="preserve">  &lt;/FigureBase&gt;</w:t>
-      </w:r>
-    </w:p>
-    <w:p>
-      <w:pPr>
-        <w:ind w:firstLine="0"/>
+        <w:t xml:space="preserve">  &lt;</w:t>
+      </w:r>
+      <w:proofErr w:type="spellStart"/>
+      <w:r>
         <w:rPr>
           <w:rFonts w:ascii="Courier New" w:eastAsia="Times New Roman" w:hAnsi="Courier New" w:cs="Courier New"/>
           <w:color w:val="000000"/>
@@ -8143,7 +8315,9 @@
           <w:szCs w:val="20"/>
           <w:lang w:val="en-US" w:eastAsia="ru-RU"/>
         </w:rPr>
-      </w:pPr>
+        <w:t>FigureBase</w:t>
+      </w:r>
+      <w:proofErr w:type="spellEnd"/>
       <w:r>
         <w:rPr>
           <w:rFonts w:ascii="Courier New" w:eastAsia="Times New Roman" w:hAnsi="Courier New" w:cs="Courier New"/>
@@ -8152,12 +8326,11 @@
           <w:szCs w:val="20"/>
           <w:lang w:val="en-US" w:eastAsia="ru-RU"/>
         </w:rPr>
-        <w:t xml:space="preserve">  &lt;FigureBase xsi:type="Parallelepiped"&gt;</w:t>
-      </w:r>
-    </w:p>
-    <w:p>
-      <w:pPr>
-        <w:ind w:firstLine="0"/>
+        <w:t xml:space="preserve"> </w:t>
+      </w:r>
+      <w:proofErr w:type="spellStart"/>
+      <w:proofErr w:type="gramStart"/>
+      <w:r>
         <w:rPr>
           <w:rFonts w:ascii="Courier New" w:eastAsia="Times New Roman" w:hAnsi="Courier New" w:cs="Courier New"/>
           <w:color w:val="000000"/>
@@ -8165,7 +8338,10 @@
           <w:szCs w:val="20"/>
           <w:lang w:val="en-US" w:eastAsia="ru-RU"/>
         </w:rPr>
-      </w:pPr>
+        <w:t>xsi:type</w:t>
+      </w:r>
+      <w:proofErr w:type="spellEnd"/>
+      <w:proofErr w:type="gramEnd"/>
       <w:r>
         <w:rPr>
           <w:rFonts w:ascii="Courier New" w:eastAsia="Times New Roman" w:hAnsi="Courier New" w:cs="Courier New"/>
@@ -8174,7 +8350,7 @@
           <w:szCs w:val="20"/>
           <w:lang w:val="en-US" w:eastAsia="ru-RU"/>
         </w:rPr>
-        <w:t xml:space="preserve">    &lt;Length&gt; &lt;/Length&gt;</w:t>
+        <w:t>="Ball"&gt;</w:t>
       </w:r>
     </w:p>
     <w:p>
@@ -8196,12 +8372,9 @@
           <w:szCs w:val="20"/>
           <w:lang w:val="en-US" w:eastAsia="ru-RU"/>
         </w:rPr>
-        <w:t xml:space="preserve">    &lt;Width&gt; &lt;/Width&gt;</w:t>
-      </w:r>
-    </w:p>
-    <w:p>
-      <w:pPr>
-        <w:ind w:firstLine="0"/>
+        <w:t xml:space="preserve">    &lt;Radius&gt;</w:t>
+      </w:r>
+      <w:r>
         <w:rPr>
           <w:rFonts w:ascii="Courier New" w:eastAsia="Times New Roman" w:hAnsi="Courier New" w:cs="Courier New"/>
           <w:color w:val="000000"/>
@@ -8209,7 +8382,8 @@
           <w:szCs w:val="20"/>
           <w:lang w:val="en-US" w:eastAsia="ru-RU"/>
         </w:rPr>
-      </w:pPr>
+        <w:t xml:space="preserve"> </w:t>
+      </w:r>
       <w:r>
         <w:rPr>
           <w:rFonts w:ascii="Courier New" w:eastAsia="Times New Roman" w:hAnsi="Courier New" w:cs="Courier New"/>
@@ -8218,7 +8392,7 @@
           <w:szCs w:val="20"/>
           <w:lang w:val="en-US" w:eastAsia="ru-RU"/>
         </w:rPr>
-        <w:t xml:space="preserve">    &lt;Height&gt; &lt;/Height&gt;</w:t>
+        <w:t>&lt;/Radius&gt;</w:t>
       </w:r>
     </w:p>
     <w:p>
@@ -8240,12 +8414,10 @@
           <w:szCs w:val="20"/>
           <w:lang w:val="en-US" w:eastAsia="ru-RU"/>
         </w:rPr>
-        <w:t xml:space="preserve">  &lt;/FigureBase&gt;</w:t>
-      </w:r>
-    </w:p>
-    <w:p>
-      <w:pPr>
-        <w:ind w:firstLine="0"/>
+        <w:t xml:space="preserve">  &lt;/</w:t>
+      </w:r>
+      <w:proofErr w:type="spellStart"/>
+      <w:r>
         <w:rPr>
           <w:rFonts w:ascii="Courier New" w:eastAsia="Times New Roman" w:hAnsi="Courier New" w:cs="Courier New"/>
           <w:color w:val="000000"/>
@@ -8253,7 +8425,9 @@
           <w:szCs w:val="20"/>
           <w:lang w:val="en-US" w:eastAsia="ru-RU"/>
         </w:rPr>
-      </w:pPr>
+        <w:t>FigureBase</w:t>
+      </w:r>
+      <w:proofErr w:type="spellEnd"/>
       <w:r>
         <w:rPr>
           <w:rFonts w:ascii="Courier New" w:eastAsia="Times New Roman" w:hAnsi="Courier New" w:cs="Courier New"/>
@@ -8262,7 +8436,7 @@
           <w:szCs w:val="20"/>
           <w:lang w:val="en-US" w:eastAsia="ru-RU"/>
         </w:rPr>
-        <w:t xml:space="preserve">  &lt;FigureBase xsi:type="Pyramid"&gt;</w:t>
+        <w:t>&gt;</w:t>
       </w:r>
     </w:p>
     <w:p>
@@ -8284,12 +8458,10 @@
           <w:szCs w:val="20"/>
           <w:lang w:val="en-US" w:eastAsia="ru-RU"/>
         </w:rPr>
-        <w:t xml:space="preserve">    &lt;Length&gt; &lt;/Length&gt;</w:t>
-      </w:r>
-    </w:p>
-    <w:p>
-      <w:pPr>
-        <w:ind w:firstLine="0"/>
+        <w:t xml:space="preserve">  &lt;</w:t>
+      </w:r>
+      <w:proofErr w:type="spellStart"/>
+      <w:r>
         <w:rPr>
           <w:rFonts w:ascii="Courier New" w:eastAsia="Times New Roman" w:hAnsi="Courier New" w:cs="Courier New"/>
           <w:color w:val="000000"/>
@@ -8297,7 +8469,9 @@
           <w:szCs w:val="20"/>
           <w:lang w:val="en-US" w:eastAsia="ru-RU"/>
         </w:rPr>
-      </w:pPr>
+        <w:t>FigureBase</w:t>
+      </w:r>
+      <w:proofErr w:type="spellEnd"/>
       <w:r>
         <w:rPr>
           <w:rFonts w:ascii="Courier New" w:eastAsia="Times New Roman" w:hAnsi="Courier New" w:cs="Courier New"/>
@@ -8306,12 +8480,11 @@
           <w:szCs w:val="20"/>
           <w:lang w:val="en-US" w:eastAsia="ru-RU"/>
         </w:rPr>
-        <w:t xml:space="preserve">    &lt;Width&gt; &lt;/Width&gt;</w:t>
-      </w:r>
-    </w:p>
-    <w:p>
-      <w:pPr>
-        <w:ind w:firstLine="0"/>
+        <w:t xml:space="preserve"> </w:t>
+      </w:r>
+      <w:proofErr w:type="spellStart"/>
+      <w:proofErr w:type="gramStart"/>
+      <w:r>
         <w:rPr>
           <w:rFonts w:ascii="Courier New" w:eastAsia="Times New Roman" w:hAnsi="Courier New" w:cs="Courier New"/>
           <w:color w:val="000000"/>
@@ -8319,7 +8492,10 @@
           <w:szCs w:val="20"/>
           <w:lang w:val="en-US" w:eastAsia="ru-RU"/>
         </w:rPr>
-      </w:pPr>
+        <w:t>xsi:type</w:t>
+      </w:r>
+      <w:proofErr w:type="spellEnd"/>
+      <w:proofErr w:type="gramEnd"/>
       <w:r>
         <w:rPr>
           <w:rFonts w:ascii="Courier New" w:eastAsia="Times New Roman" w:hAnsi="Courier New" w:cs="Courier New"/>
@@ -8328,6 +8504,250 @@
           <w:szCs w:val="20"/>
           <w:lang w:val="en-US" w:eastAsia="ru-RU"/>
         </w:rPr>
+        <w:t>="Parallelepiped"&gt;</w:t>
+      </w:r>
+    </w:p>
+    <w:p>
+      <w:pPr>
+        <w:ind w:firstLine="0"/>
+        <w:rPr>
+          <w:rFonts w:ascii="Courier New" w:eastAsia="Times New Roman" w:hAnsi="Courier New" w:cs="Courier New"/>
+          <w:color w:val="000000"/>
+          <w:sz w:val="20"/>
+          <w:szCs w:val="20"/>
+          <w:lang w:val="en-US" w:eastAsia="ru-RU"/>
+        </w:rPr>
+      </w:pPr>
+      <w:r>
+        <w:rPr>
+          <w:rFonts w:ascii="Courier New" w:eastAsia="Times New Roman" w:hAnsi="Courier New" w:cs="Courier New"/>
+          <w:color w:val="000000"/>
+          <w:sz w:val="20"/>
+          <w:szCs w:val="20"/>
+          <w:lang w:val="en-US" w:eastAsia="ru-RU"/>
+        </w:rPr>
+        <w:t xml:space="preserve">    &lt;Length&gt; &lt;/Length&gt;</w:t>
+      </w:r>
+    </w:p>
+    <w:p>
+      <w:pPr>
+        <w:ind w:firstLine="0"/>
+        <w:rPr>
+          <w:rFonts w:ascii="Courier New" w:eastAsia="Times New Roman" w:hAnsi="Courier New" w:cs="Courier New"/>
+          <w:color w:val="000000"/>
+          <w:sz w:val="20"/>
+          <w:szCs w:val="20"/>
+          <w:lang w:val="en-US" w:eastAsia="ru-RU"/>
+        </w:rPr>
+      </w:pPr>
+      <w:r>
+        <w:rPr>
+          <w:rFonts w:ascii="Courier New" w:eastAsia="Times New Roman" w:hAnsi="Courier New" w:cs="Courier New"/>
+          <w:color w:val="000000"/>
+          <w:sz w:val="20"/>
+          <w:szCs w:val="20"/>
+          <w:lang w:val="en-US" w:eastAsia="ru-RU"/>
+        </w:rPr>
+        <w:t xml:space="preserve">    &lt;Width&gt; &lt;/Width&gt;</w:t>
+      </w:r>
+    </w:p>
+    <w:p>
+      <w:pPr>
+        <w:ind w:firstLine="0"/>
+        <w:rPr>
+          <w:rFonts w:ascii="Courier New" w:eastAsia="Times New Roman" w:hAnsi="Courier New" w:cs="Courier New"/>
+          <w:color w:val="000000"/>
+          <w:sz w:val="20"/>
+          <w:szCs w:val="20"/>
+          <w:lang w:val="en-US" w:eastAsia="ru-RU"/>
+        </w:rPr>
+      </w:pPr>
+      <w:r>
+        <w:rPr>
+          <w:rFonts w:ascii="Courier New" w:eastAsia="Times New Roman" w:hAnsi="Courier New" w:cs="Courier New"/>
+          <w:color w:val="000000"/>
+          <w:sz w:val="20"/>
+          <w:szCs w:val="20"/>
+          <w:lang w:val="en-US" w:eastAsia="ru-RU"/>
+        </w:rPr>
+        <w:t xml:space="preserve">    &lt;Height&gt; &lt;/Height&gt;</w:t>
+      </w:r>
+    </w:p>
+    <w:p>
+      <w:pPr>
+        <w:ind w:firstLine="0"/>
+        <w:rPr>
+          <w:rFonts w:ascii="Courier New" w:eastAsia="Times New Roman" w:hAnsi="Courier New" w:cs="Courier New"/>
+          <w:color w:val="000000"/>
+          <w:sz w:val="20"/>
+          <w:szCs w:val="20"/>
+          <w:lang w:val="en-US" w:eastAsia="ru-RU"/>
+        </w:rPr>
+      </w:pPr>
+      <w:r>
+        <w:rPr>
+          <w:rFonts w:ascii="Courier New" w:eastAsia="Times New Roman" w:hAnsi="Courier New" w:cs="Courier New"/>
+          <w:color w:val="000000"/>
+          <w:sz w:val="20"/>
+          <w:szCs w:val="20"/>
+          <w:lang w:val="en-US" w:eastAsia="ru-RU"/>
+        </w:rPr>
+        <w:t xml:space="preserve">  &lt;/</w:t>
+      </w:r>
+      <w:proofErr w:type="spellStart"/>
+      <w:r>
+        <w:rPr>
+          <w:rFonts w:ascii="Courier New" w:eastAsia="Times New Roman" w:hAnsi="Courier New" w:cs="Courier New"/>
+          <w:color w:val="000000"/>
+          <w:sz w:val="20"/>
+          <w:szCs w:val="20"/>
+          <w:lang w:val="en-US" w:eastAsia="ru-RU"/>
+        </w:rPr>
+        <w:t>FigureBase</w:t>
+      </w:r>
+      <w:proofErr w:type="spellEnd"/>
+      <w:r>
+        <w:rPr>
+          <w:rFonts w:ascii="Courier New" w:eastAsia="Times New Roman" w:hAnsi="Courier New" w:cs="Courier New"/>
+          <w:color w:val="000000"/>
+          <w:sz w:val="20"/>
+          <w:szCs w:val="20"/>
+          <w:lang w:val="en-US" w:eastAsia="ru-RU"/>
+        </w:rPr>
+        <w:t>&gt;</w:t>
+      </w:r>
+    </w:p>
+    <w:p>
+      <w:pPr>
+        <w:ind w:firstLine="0"/>
+        <w:rPr>
+          <w:rFonts w:ascii="Courier New" w:eastAsia="Times New Roman" w:hAnsi="Courier New" w:cs="Courier New"/>
+          <w:color w:val="000000"/>
+          <w:sz w:val="20"/>
+          <w:szCs w:val="20"/>
+          <w:lang w:val="en-US" w:eastAsia="ru-RU"/>
+        </w:rPr>
+      </w:pPr>
+      <w:r>
+        <w:rPr>
+          <w:rFonts w:ascii="Courier New" w:eastAsia="Times New Roman" w:hAnsi="Courier New" w:cs="Courier New"/>
+          <w:color w:val="000000"/>
+          <w:sz w:val="20"/>
+          <w:szCs w:val="20"/>
+          <w:lang w:val="en-US" w:eastAsia="ru-RU"/>
+        </w:rPr>
+        <w:t xml:space="preserve">  &lt;</w:t>
+      </w:r>
+      <w:proofErr w:type="spellStart"/>
+      <w:r>
+        <w:rPr>
+          <w:rFonts w:ascii="Courier New" w:eastAsia="Times New Roman" w:hAnsi="Courier New" w:cs="Courier New"/>
+          <w:color w:val="000000"/>
+          <w:sz w:val="20"/>
+          <w:szCs w:val="20"/>
+          <w:lang w:val="en-US" w:eastAsia="ru-RU"/>
+        </w:rPr>
+        <w:t>FigureBase</w:t>
+      </w:r>
+      <w:proofErr w:type="spellEnd"/>
+      <w:r>
+        <w:rPr>
+          <w:rFonts w:ascii="Courier New" w:eastAsia="Times New Roman" w:hAnsi="Courier New" w:cs="Courier New"/>
+          <w:color w:val="000000"/>
+          <w:sz w:val="20"/>
+          <w:szCs w:val="20"/>
+          <w:lang w:val="en-US" w:eastAsia="ru-RU"/>
+        </w:rPr>
+        <w:t xml:space="preserve"> </w:t>
+      </w:r>
+      <w:proofErr w:type="spellStart"/>
+      <w:proofErr w:type="gramStart"/>
+      <w:r>
+        <w:rPr>
+          <w:rFonts w:ascii="Courier New" w:eastAsia="Times New Roman" w:hAnsi="Courier New" w:cs="Courier New"/>
+          <w:color w:val="000000"/>
+          <w:sz w:val="20"/>
+          <w:szCs w:val="20"/>
+          <w:lang w:val="en-US" w:eastAsia="ru-RU"/>
+        </w:rPr>
+        <w:t>xsi:type</w:t>
+      </w:r>
+      <w:proofErr w:type="spellEnd"/>
+      <w:proofErr w:type="gramEnd"/>
+      <w:r>
+        <w:rPr>
+          <w:rFonts w:ascii="Courier New" w:eastAsia="Times New Roman" w:hAnsi="Courier New" w:cs="Courier New"/>
+          <w:color w:val="000000"/>
+          <w:sz w:val="20"/>
+          <w:szCs w:val="20"/>
+          <w:lang w:val="en-US" w:eastAsia="ru-RU"/>
+        </w:rPr>
+        <w:t>="Pyramid"&gt;</w:t>
+      </w:r>
+    </w:p>
+    <w:p>
+      <w:pPr>
+        <w:ind w:firstLine="0"/>
+        <w:rPr>
+          <w:rFonts w:ascii="Courier New" w:eastAsia="Times New Roman" w:hAnsi="Courier New" w:cs="Courier New"/>
+          <w:color w:val="000000"/>
+          <w:sz w:val="20"/>
+          <w:szCs w:val="20"/>
+          <w:lang w:val="en-US" w:eastAsia="ru-RU"/>
+        </w:rPr>
+      </w:pPr>
+      <w:r>
+        <w:rPr>
+          <w:rFonts w:ascii="Courier New" w:eastAsia="Times New Roman" w:hAnsi="Courier New" w:cs="Courier New"/>
+          <w:color w:val="000000"/>
+          <w:sz w:val="20"/>
+          <w:szCs w:val="20"/>
+          <w:lang w:val="en-US" w:eastAsia="ru-RU"/>
+        </w:rPr>
+        <w:t xml:space="preserve">    &lt;Length&gt; &lt;/Length&gt;</w:t>
+      </w:r>
+    </w:p>
+    <w:p>
+      <w:pPr>
+        <w:ind w:firstLine="0"/>
+        <w:rPr>
+          <w:rFonts w:ascii="Courier New" w:eastAsia="Times New Roman" w:hAnsi="Courier New" w:cs="Courier New"/>
+          <w:color w:val="000000"/>
+          <w:sz w:val="20"/>
+          <w:szCs w:val="20"/>
+          <w:lang w:val="en-US" w:eastAsia="ru-RU"/>
+        </w:rPr>
+      </w:pPr>
+      <w:r>
+        <w:rPr>
+          <w:rFonts w:ascii="Courier New" w:eastAsia="Times New Roman" w:hAnsi="Courier New" w:cs="Courier New"/>
+          <w:color w:val="000000"/>
+          <w:sz w:val="20"/>
+          <w:szCs w:val="20"/>
+          <w:lang w:val="en-US" w:eastAsia="ru-RU"/>
+        </w:rPr>
+        <w:t xml:space="preserve">    &lt;Width&gt; &lt;/Width&gt;</w:t>
+      </w:r>
+    </w:p>
+    <w:p>
+      <w:pPr>
+        <w:ind w:firstLine="0"/>
+        <w:rPr>
+          <w:rFonts w:ascii="Courier New" w:eastAsia="Times New Roman" w:hAnsi="Courier New" w:cs="Courier New"/>
+          <w:color w:val="000000"/>
+          <w:sz w:val="20"/>
+          <w:szCs w:val="20"/>
+          <w:lang w:val="en-US" w:eastAsia="ru-RU"/>
+        </w:rPr>
+      </w:pPr>
+      <w:r>
+        <w:rPr>
+          <w:rFonts w:ascii="Courier New" w:eastAsia="Times New Roman" w:hAnsi="Courier New" w:cs="Courier New"/>
+          <w:color w:val="000000"/>
+          <w:sz w:val="20"/>
+          <w:szCs w:val="20"/>
+          <w:lang w:val="en-US" w:eastAsia="ru-RU"/>
+        </w:rPr>
         <w:t xml:space="preserve">    &lt;Height&gt; &lt;/Height&gt;</w:t>
       </w:r>
     </w:p>
@@ -8362,6 +8782,7 @@
         </w:rPr>
         <w:t>&lt;/</w:t>
       </w:r>
+      <w:proofErr w:type="spellStart"/>
       <w:r>
         <w:rPr>
           <w:rFonts w:ascii="Courier New" w:eastAsia="Times New Roman" w:hAnsi="Courier New" w:cs="Courier New"/>
@@ -8372,6 +8793,7 @@
         </w:rPr>
         <w:t>FigureBase</w:t>
       </w:r>
+      <w:proofErr w:type="spellEnd"/>
       <w:r>
         <w:rPr>
           <w:rFonts w:ascii="Courier New" w:eastAsia="Times New Roman" w:hAnsi="Courier New" w:cs="Courier New"/>
@@ -8404,6 +8826,7 @@
         </w:rPr>
         <w:t>&lt;/</w:t>
       </w:r>
+      <w:proofErr w:type="spellStart"/>
       <w:r>
         <w:rPr>
           <w:rFonts w:ascii="Courier New" w:eastAsia="Times New Roman" w:hAnsi="Courier New" w:cs="Courier New"/>
@@ -8414,6 +8837,7 @@
         </w:rPr>
         <w:t>ArrayOfFigureBase</w:t>
       </w:r>
+      <w:proofErr w:type="spellEnd"/>
       <w:r>
         <w:rPr>
           <w:rFonts w:ascii="Courier New" w:eastAsia="Times New Roman" w:hAnsi="Courier New" w:cs="Courier New"/>
@@ -8574,10 +8998,10 @@
           <w:position w:val="-10"/>
         </w:rPr>
         <w:object w:dxaOrig="1320" w:dyaOrig="340" w14:anchorId="11A0CCB5">
-          <v:shape id="_x0000_i1026" type="#_x0000_t75" style="width:66.4pt;height:17.3pt" o:ole="">
+          <v:shape id="_x0000_i1026" type="#_x0000_t75" style="width:66.5pt;height:17.5pt" o:ole="">
             <v:imagedata r:id="rId39" o:title=""/>
           </v:shape>
-          <o:OLEObject Type="Embed" ProgID="Equation.DSMT4" ShapeID="_x0000_i1026" DrawAspect="Content" ObjectID="_1826346874" r:id="rId40"/>
+          <o:OLEObject Type="Embed" ProgID="Equation.DSMT4" ShapeID="_x0000_i1026" DrawAspect="Content" ObjectID="_1826902970" r:id="rId40"/>
         </w:object>
       </w:r>
     </w:p>
@@ -8596,6 +9020,33 @@
         </w:rPr>
         <w:t>a</w:t>
       </w:r>
+      <m:oMath>
+        <m:r>
+          <w:rPr>
+            <w:rFonts w:ascii="Cambria Math" w:hAnsi="Cambria Math"/>
+            <w:lang w:val="en-US"/>
+          </w:rPr>
+          <m:t>ϵ</m:t>
+        </m:r>
+        <m:r>
+          <w:rPr>
+            <w:rFonts w:ascii="Cambria Math" w:hAnsi="Cambria Math"/>
+          </w:rPr>
+          <m:t>(0;</m:t>
+        </m:r>
+        <m:r>
+          <w:rPr>
+            <w:rFonts w:ascii="Cambria Math" w:hAnsi="Cambria Math"/>
+          </w:rPr>
+          <m:t>+</m:t>
+        </m:r>
+        <m:r>
+          <w:rPr>
+            <w:rFonts w:ascii="Cambria Math" w:hAnsi="Cambria Math"/>
+          </w:rPr>
+          <m:t>∞)</m:t>
+        </m:r>
+      </m:oMath>
       <w:r>
         <w:t xml:space="preserve"> – </w:t>
       </w:r>
@@ -8628,6 +9079,39 @@
         </w:rPr>
         <w:t>b</w:t>
       </w:r>
+      <m:oMath>
+        <m:r>
+          <w:rPr>
+            <w:rFonts w:ascii="Cambria Math" w:hAnsi="Cambria Math"/>
+          </w:rPr>
+          <m:t xml:space="preserve"> </m:t>
+        </m:r>
+        <m:r>
+          <w:rPr>
+            <w:rFonts w:ascii="Cambria Math" w:hAnsi="Cambria Math"/>
+            <w:lang w:val="en-US"/>
+          </w:rPr>
+          <m:t>ϵ</m:t>
+        </m:r>
+        <m:r>
+          <w:rPr>
+            <w:rFonts w:ascii="Cambria Math" w:hAnsi="Cambria Math"/>
+          </w:rPr>
+          <m:t>(0;</m:t>
+        </m:r>
+        <m:r>
+          <w:rPr>
+            <w:rFonts w:ascii="Cambria Math" w:hAnsi="Cambria Math"/>
+          </w:rPr>
+          <m:t>+</m:t>
+        </m:r>
+        <m:r>
+          <w:rPr>
+            <w:rFonts w:ascii="Cambria Math" w:hAnsi="Cambria Math"/>
+          </w:rPr>
+          <m:t>∞)</m:t>
+        </m:r>
+      </m:oMath>
       <w:r>
         <w:t xml:space="preserve"> – </w:t>
       </w:r>
@@ -8649,6 +9133,39 @@
         </w:rPr>
         <w:t>c</w:t>
       </w:r>
+      <m:oMath>
+        <m:r>
+          <w:rPr>
+            <w:rFonts w:ascii="Cambria Math" w:hAnsi="Cambria Math"/>
+          </w:rPr>
+          <m:t xml:space="preserve"> </m:t>
+        </m:r>
+        <m:r>
+          <w:rPr>
+            <w:rFonts w:ascii="Cambria Math" w:hAnsi="Cambria Math"/>
+            <w:lang w:val="en-US"/>
+          </w:rPr>
+          <m:t>ϵ</m:t>
+        </m:r>
+        <m:r>
+          <w:rPr>
+            <w:rFonts w:ascii="Cambria Math" w:hAnsi="Cambria Math"/>
+          </w:rPr>
+          <m:t>(0;</m:t>
+        </m:r>
+        <m:r>
+          <w:rPr>
+            <w:rFonts w:ascii="Cambria Math" w:hAnsi="Cambria Math"/>
+          </w:rPr>
+          <m:t>+</m:t>
+        </m:r>
+        <m:r>
+          <w:rPr>
+            <w:rFonts w:ascii="Cambria Math" w:hAnsi="Cambria Math"/>
+          </w:rPr>
+          <m:t>∞)</m:t>
+        </m:r>
+      </m:oMath>
       <w:r>
         <w:t xml:space="preserve"> – </w:t>
       </w:r>
@@ -8694,10 +9211,10 @@
           <w:position w:val="-28"/>
         </w:rPr>
         <w:object w:dxaOrig="2680" w:dyaOrig="720" w14:anchorId="305048BC">
-          <v:shape id="_x0000_i1027" type="#_x0000_t75" style="width:133.25pt;height:35.55pt" o:ole="">
+          <v:shape id="_x0000_i1027" type="#_x0000_t75" style="width:133pt;height:35.5pt" o:ole="">
             <v:imagedata r:id="rId45" o:title=""/>
           </v:shape>
-          <o:OLEObject Type="Embed" ProgID="Equation.DSMT4" ShapeID="_x0000_i1027" DrawAspect="Content" ObjectID="_1826346875" r:id="rId46"/>
+          <o:OLEObject Type="Embed" ProgID="Equation.DSMT4" ShapeID="_x0000_i1027" DrawAspect="Content" ObjectID="_1826902971" r:id="rId46"/>
         </w:object>
       </w:r>
     </w:p>
@@ -8743,6 +9260,39 @@
         </w:rPr>
         <w:t>a</w:t>
       </w:r>
+      <m:oMath>
+        <m:r>
+          <w:rPr>
+            <w:rFonts w:ascii="Cambria Math" w:hAnsi="Cambria Math"/>
+          </w:rPr>
+          <m:t xml:space="preserve"> </m:t>
+        </m:r>
+        <m:r>
+          <w:rPr>
+            <w:rFonts w:ascii="Cambria Math" w:hAnsi="Cambria Math"/>
+            <w:lang w:val="en-US"/>
+          </w:rPr>
+          <m:t>ϵ</m:t>
+        </m:r>
+        <m:r>
+          <w:rPr>
+            <w:rFonts w:ascii="Cambria Math" w:hAnsi="Cambria Math"/>
+          </w:rPr>
+          <m:t>(0;</m:t>
+        </m:r>
+        <m:r>
+          <w:rPr>
+            <w:rFonts w:ascii="Cambria Math" w:hAnsi="Cambria Math"/>
+          </w:rPr>
+          <m:t>+</m:t>
+        </m:r>
+        <m:r>
+          <w:rPr>
+            <w:rFonts w:ascii="Cambria Math" w:hAnsi="Cambria Math"/>
+          </w:rPr>
+          <m:t>∞)</m:t>
+        </m:r>
+      </m:oMath>
       <w:r>
         <w:t xml:space="preserve"> – </w:t>
       </w:r>
@@ -8762,6 +9312,39 @@
         </w:rPr>
         <w:t>b</w:t>
       </w:r>
+      <m:oMath>
+        <m:r>
+          <w:rPr>
+            <w:rFonts w:ascii="Cambria Math" w:hAnsi="Cambria Math"/>
+          </w:rPr>
+          <m:t xml:space="preserve"> </m:t>
+        </m:r>
+        <m:r>
+          <w:rPr>
+            <w:rFonts w:ascii="Cambria Math" w:hAnsi="Cambria Math"/>
+            <w:lang w:val="en-US"/>
+          </w:rPr>
+          <m:t>ϵ</m:t>
+        </m:r>
+        <m:r>
+          <w:rPr>
+            <w:rFonts w:ascii="Cambria Math" w:hAnsi="Cambria Math"/>
+          </w:rPr>
+          <m:t>(0;</m:t>
+        </m:r>
+        <m:r>
+          <w:rPr>
+            <w:rFonts w:ascii="Cambria Math" w:hAnsi="Cambria Math"/>
+          </w:rPr>
+          <m:t>+</m:t>
+        </m:r>
+        <m:r>
+          <w:rPr>
+            <w:rFonts w:ascii="Cambria Math" w:hAnsi="Cambria Math"/>
+          </w:rPr>
+          <m:t>∞)</m:t>
+        </m:r>
+      </m:oMath>
       <w:r>
         <w:t xml:space="preserve"> – </w:t>
       </w:r>
@@ -8783,6 +9366,39 @@
         </w:rPr>
         <w:t>c</w:t>
       </w:r>
+      <m:oMath>
+        <m:r>
+          <w:rPr>
+            <w:rFonts w:ascii="Cambria Math" w:hAnsi="Cambria Math"/>
+          </w:rPr>
+          <m:t xml:space="preserve"> </m:t>
+        </m:r>
+        <m:r>
+          <w:rPr>
+            <w:rFonts w:ascii="Cambria Math" w:hAnsi="Cambria Math"/>
+            <w:lang w:val="en-US"/>
+          </w:rPr>
+          <m:t>ϵ</m:t>
+        </m:r>
+        <m:r>
+          <w:rPr>
+            <w:rFonts w:ascii="Cambria Math" w:hAnsi="Cambria Math"/>
+          </w:rPr>
+          <m:t>(0;</m:t>
+        </m:r>
+        <m:r>
+          <w:rPr>
+            <w:rFonts w:ascii="Cambria Math" w:hAnsi="Cambria Math"/>
+          </w:rPr>
+          <m:t>+</m:t>
+        </m:r>
+        <m:r>
+          <w:rPr>
+            <w:rFonts w:ascii="Cambria Math" w:hAnsi="Cambria Math"/>
+          </w:rPr>
+          <m:t>∞)</m:t>
+        </m:r>
+      </m:oMath>
       <w:r>
         <w:t xml:space="preserve"> – </w:t>
       </w:r>
@@ -8828,10 +9444,10 @@
           <w:position w:val="-28"/>
         </w:rPr>
         <w:object w:dxaOrig="1560" w:dyaOrig="720" w14:anchorId="160F3DF7">
-          <v:shape id="_x0000_i1028" type="#_x0000_t75" style="width:77.15pt;height:35.55pt" o:ole="">
+          <v:shape id="_x0000_i1028" type="#_x0000_t75" style="width:77pt;height:35.5pt" o:ole="">
             <v:imagedata r:id="rId47" o:title=""/>
           </v:shape>
-          <o:OLEObject Type="Embed" ProgID="Equation.DSMT4" ShapeID="_x0000_i1028" DrawAspect="Content" ObjectID="_1826346876" r:id="rId48"/>
+          <o:OLEObject Type="Embed" ProgID="Equation.DSMT4" ShapeID="_x0000_i1028" DrawAspect="Content" ObjectID="_1826902972" r:id="rId48"/>
         </w:object>
       </w:r>
     </w:p>
@@ -8849,6 +9465,39 @@
         </w:rPr>
         <w:t>R</w:t>
       </w:r>
+      <m:oMath>
+        <m:r>
+          <w:rPr>
+            <w:rFonts w:ascii="Cambria Math" w:hAnsi="Cambria Math"/>
+          </w:rPr>
+          <m:t xml:space="preserve"> </m:t>
+        </m:r>
+        <m:r>
+          <w:rPr>
+            <w:rFonts w:ascii="Cambria Math" w:hAnsi="Cambria Math"/>
+            <w:lang w:val="en-US"/>
+          </w:rPr>
+          <m:t>ϵ</m:t>
+        </m:r>
+        <m:r>
+          <w:rPr>
+            <w:rFonts w:ascii="Cambria Math" w:hAnsi="Cambria Math"/>
+          </w:rPr>
+          <m:t>(0;</m:t>
+        </m:r>
+        <m:r>
+          <w:rPr>
+            <w:rFonts w:ascii="Cambria Math" w:hAnsi="Cambria Math"/>
+          </w:rPr>
+          <m:t>+</m:t>
+        </m:r>
+        <m:r>
+          <w:rPr>
+            <w:rFonts w:ascii="Cambria Math" w:hAnsi="Cambria Math"/>
+          </w:rPr>
+          <m:t>∞)</m:t>
+        </m:r>
+      </m:oMath>
       <w:r>
         <w:t xml:space="preserve"> – </w:t>
       </w:r>
@@ -9314,7 +9963,10 @@
         <w:t>версии 4.7.2.</w:t>
       </w:r>
     </w:p>
-    <w:p/>
+    <w:p>
+      <w:bookmarkStart w:id="19" w:name="_GoBack"/>
+      <w:bookmarkEnd w:id="19"/>
+    </w:p>
     <w:p>
       <w:pPr>
         <w:rPr>
@@ -9352,7 +10004,8 @@
       <w:r>
         <w:t xml:space="preserve">Процессор – </w:t>
       </w:r>
-      <w:commentRangeStart w:id="19"/>
+      <w:commentRangeStart w:id="20"/>
+      <w:commentRangeStart w:id="21"/>
       <w:r>
         <w:t xml:space="preserve">не менее 1 </w:t>
       </w:r>
@@ -9365,12 +10018,19 @@
       <w:r>
         <w:t>) или выше</w:t>
       </w:r>
-      <w:commentRangeEnd w:id="19"/>
+      <w:commentRangeEnd w:id="20"/>
       <w:r>
         <w:rPr>
           <w:rStyle w:val="a7"/>
         </w:rPr>
-        <w:commentReference w:id="19"/>
+        <w:commentReference w:id="20"/>
+      </w:r>
+      <w:commentRangeEnd w:id="21"/>
+      <w:r>
+        <w:rPr>
+          <w:rStyle w:val="a7"/>
+        </w:rPr>
+        <w:commentReference w:id="21"/>
       </w:r>
       <w:r>
         <w:t>.</w:t>
@@ -9452,7 +10112,7 @@
 </file>
 
 <file path=word/comments.xml><?xml version="1.0" encoding="utf-8"?>
-<w:comments xmlns:wpc="http://schemas.microsoft.com/office/word/2010/wordprocessingCanvas" xmlns:cx="http://schemas.microsoft.com/office/drawing/2014/chartex" xmlns:cx1="http://schemas.microsoft.com/office/drawing/2015/9/8/chartex" xmlns:cx2="http://schemas.microsoft.com/office/drawing/2015/10/21/chartex" xmlns:cx3="http://schemas.microsoft.com/office/drawing/2016/5/9/chartex" xmlns:cx4="http://schemas.microsoft.com/office/drawing/2016/5/10/chartex" xmlns:cx5="http://schemas.microsoft.com/office/drawing/2016/5/11/chartex" xmlns:cx6="http://schemas.microsoft.com/office/drawing/2016/5/12/chartex" xmlns:cx7="http://schemas.microsoft.com/office/drawing/2016/5/13/chartex" xmlns:cx8="http://schemas.microsoft.com/office/drawing/2016/5/14/chartex" xmlns:mc="http://schemas.openxmlformats.org/markup-compatibility/2006" xmlns:aink="http://schemas.microsoft.com/office/drawing/2016/ink" xmlns:am3d="http://schemas.microsoft.com/office/drawing/2017/model3d" xmlns:o="urn:schemas-microsoft-com:office:office" xmlns:r="http://schemas.openxmlformats.org/officeDocument/2006/relationships" xmlns:m="http://schemas.openxmlformats.org/officeDocument/2006/math" xmlns:v="urn:schemas-microsoft-com:vml" xmlns:wp14="http://schemas.microsoft.com/office/word/2010/wordprocessingDrawing" xmlns:wp="http://schemas.openxmlformats.org/drawingml/2006/wordprocessingDrawing" xmlns:w10="urn:schemas-microsoft-com:office:word" xmlns:w="http://schemas.openxmlformats.org/wordprocessingml/2006/main" xmlns:w14="http://schemas.microsoft.com/office/word/2010/wordml" xmlns:w15="http://schemas.microsoft.com/office/word/2012/wordml" xmlns:w16cex="http://schemas.microsoft.com/office/word/2018/wordml/cex" xmlns:w16cid="http://schemas.microsoft.com/office/word/2016/wordml/cid" xmlns:w16="http://schemas.microsoft.com/office/word/2018/wordml" xmlns:w16sdtdh="http://schemas.microsoft.com/office/word/2020/wordml/sdtdatahash" xmlns:w16se="http://schemas.microsoft.com/office/word/2015/wordml/symex" xmlns:wpg="http://schemas.microsoft.com/office/word/2010/wordprocessingGroup" xmlns:wpi="http://schemas.microsoft.com/office/word/2010/wordprocessingInk" xmlns:wne="http://schemas.microsoft.com/office/word/2006/wordml" xmlns:wps="http://schemas.microsoft.com/office/word/2010/wordprocessingShape" mc:Ignorable="w14 w15 w16se w16cid w16 w16cex w16sdtdh wp14">
+<w:comments xmlns:wpc="http://schemas.microsoft.com/office/word/2010/wordprocessingCanvas" xmlns:cx="http://schemas.microsoft.com/office/drawing/2014/chartex" xmlns:cx1="http://schemas.microsoft.com/office/drawing/2015/9/8/chartex" xmlns:cx2="http://schemas.microsoft.com/office/drawing/2015/10/21/chartex" xmlns:cx3="http://schemas.microsoft.com/office/drawing/2016/5/9/chartex" xmlns:cx4="http://schemas.microsoft.com/office/drawing/2016/5/10/chartex" xmlns:cx5="http://schemas.microsoft.com/office/drawing/2016/5/11/chartex" xmlns:cx6="http://schemas.microsoft.com/office/drawing/2016/5/12/chartex" xmlns:cx7="http://schemas.microsoft.com/office/drawing/2016/5/13/chartex" xmlns:cx8="http://schemas.microsoft.com/office/drawing/2016/5/14/chartex" xmlns:mc="http://schemas.openxmlformats.org/markup-compatibility/2006" xmlns:aink="http://schemas.microsoft.com/office/drawing/2016/ink" xmlns:am3d="http://schemas.microsoft.com/office/drawing/2017/model3d" xmlns:o="urn:schemas-microsoft-com:office:office" xmlns:r="http://schemas.openxmlformats.org/officeDocument/2006/relationships" xmlns:m="http://schemas.openxmlformats.org/officeDocument/2006/math" xmlns:v="urn:schemas-microsoft-com:vml" xmlns:wp14="http://schemas.microsoft.com/office/word/2010/wordprocessingDrawing" xmlns:wp="http://schemas.openxmlformats.org/drawingml/2006/wordprocessingDrawing" xmlns:w10="urn:schemas-microsoft-com:office:word" xmlns:w="http://schemas.openxmlformats.org/wordprocessingml/2006/main" xmlns:w14="http://schemas.microsoft.com/office/word/2010/wordml" xmlns:w15="http://schemas.microsoft.com/office/word/2012/wordml" xmlns:w16cex="http://schemas.microsoft.com/office/word/2018/wordml/cex" xmlns:w16cid="http://schemas.microsoft.com/office/word/2016/wordml/cid" xmlns:w16="http://schemas.microsoft.com/office/word/2018/wordml" xmlns:w16se="http://schemas.microsoft.com/office/word/2015/wordml/symex" xmlns:wpg="http://schemas.microsoft.com/office/word/2010/wordprocessingGroup" xmlns:wpi="http://schemas.microsoft.com/office/word/2010/wordprocessingInk" xmlns:wne="http://schemas.microsoft.com/office/word/2006/wordml" xmlns:wps="http://schemas.microsoft.com/office/word/2010/wordprocessingShape" mc:Ignorable="w14 w15 w16se w16cid w16 w16cex wp14">
   <w:comment w:id="18" w:author="Aleksey A. Kalentev" w:date="2025-12-04T09:48:00Z" w:initials="AAK">
     <w:p>
       <w:pPr>
@@ -9469,7 +10129,7 @@
       </w:r>
     </w:p>
   </w:comment>
-  <w:comment w:id="19" w:author="Aleksey A. Kalentev" w:date="2025-12-04T09:48:00Z" w:initials="AAK">
+  <w:comment w:id="20" w:author="Aleksey A. Kalentev" w:date="2025-12-04T09:48:00Z" w:initials="AAK">
     <w:p>
       <w:pPr>
         <w:pStyle w:val="a8"/>
@@ -9482,6 +10142,31 @@
       </w:r>
       <w:r>
         <w:t>?</w:t>
+      </w:r>
+    </w:p>
+  </w:comment>
+  <w:comment w:id="21" w:author="Александр Ушаков" w:date="2025-12-10T19:53:00Z" w:initials="АУ">
+    <w:p>
+      <w:pPr>
+        <w:pStyle w:val="a8"/>
+        <w:rPr>
+          <w:lang w:val="en-US"/>
+        </w:rPr>
+      </w:pPr>
+      <w:r>
+        <w:rPr>
+          <w:rStyle w:val="a7"/>
+        </w:rPr>
+        <w:annotationRef/>
+      </w:r>
+      <w:r>
+        <w:t xml:space="preserve">Для </w:t>
+      </w:r>
+      <w:r>
+        <w:rPr>
+          <w:lang w:val="en-US"/>
+        </w:rPr>
+        <w:t>Windows 10</w:t>
       </w:r>
     </w:p>
   </w:comment>
@@ -9489,28 +10174,31 @@
 </file>
 
 <file path=word/commentsExtended.xml><?xml version="1.0" encoding="utf-8"?>
-<w15:commentsEx xmlns:wpc="http://schemas.microsoft.com/office/word/2010/wordprocessingCanvas" xmlns:cx="http://schemas.microsoft.com/office/drawing/2014/chartex" xmlns:cx1="http://schemas.microsoft.com/office/drawing/2015/9/8/chartex" xmlns:cx2="http://schemas.microsoft.com/office/drawing/2015/10/21/chartex" xmlns:cx3="http://schemas.microsoft.com/office/drawing/2016/5/9/chartex" xmlns:cx4="http://schemas.microsoft.com/office/drawing/2016/5/10/chartex" xmlns:cx5="http://schemas.microsoft.com/office/drawing/2016/5/11/chartex" xmlns:cx6="http://schemas.microsoft.com/office/drawing/2016/5/12/chartex" xmlns:cx7="http://schemas.microsoft.com/office/drawing/2016/5/13/chartex" xmlns:cx8="http://schemas.microsoft.com/office/drawing/2016/5/14/chartex" xmlns:mc="http://schemas.openxmlformats.org/markup-compatibility/2006" xmlns:aink="http://schemas.microsoft.com/office/drawing/2016/ink" xmlns:am3d="http://schemas.microsoft.com/office/drawing/2017/model3d" xmlns:o="urn:schemas-microsoft-com:office:office" xmlns:r="http://schemas.openxmlformats.org/officeDocument/2006/relationships" xmlns:m="http://schemas.openxmlformats.org/officeDocument/2006/math" xmlns:v="urn:schemas-microsoft-com:vml" xmlns:wp14="http://schemas.microsoft.com/office/word/2010/wordprocessingDrawing" xmlns:wp="http://schemas.openxmlformats.org/drawingml/2006/wordprocessingDrawing" xmlns:w10="urn:schemas-microsoft-com:office:word" xmlns:w="http://schemas.openxmlformats.org/wordprocessingml/2006/main" xmlns:w14="http://schemas.microsoft.com/office/word/2010/wordml" xmlns:w15="http://schemas.microsoft.com/office/word/2012/wordml" xmlns:w16cex="http://schemas.microsoft.com/office/word/2018/wordml/cex" xmlns:w16cid="http://schemas.microsoft.com/office/word/2016/wordml/cid" xmlns:w16="http://schemas.microsoft.com/office/word/2018/wordml" xmlns:w16sdtdh="http://schemas.microsoft.com/office/word/2020/wordml/sdtdatahash" xmlns:w16se="http://schemas.microsoft.com/office/word/2015/wordml/symex" xmlns:wpg="http://schemas.microsoft.com/office/word/2010/wordprocessingGroup" xmlns:wpi="http://schemas.microsoft.com/office/word/2010/wordprocessingInk" xmlns:wne="http://schemas.microsoft.com/office/word/2006/wordml" xmlns:wps="http://schemas.microsoft.com/office/word/2010/wordprocessingShape" mc:Ignorable="w14 w15 w16se w16cid w16 w16cex w16sdtdh wp14">
-  <w15:commentEx w15:paraId="78E7BECF" w15:done="0"/>
-  <w15:commentEx w15:paraId="3778CCC9" w15:done="0"/>
+<w15:commentsEx xmlns:wpc="http://schemas.microsoft.com/office/word/2010/wordprocessingCanvas" xmlns:cx="http://schemas.microsoft.com/office/drawing/2014/chartex" xmlns:cx1="http://schemas.microsoft.com/office/drawing/2015/9/8/chartex" xmlns:cx2="http://schemas.microsoft.com/office/drawing/2015/10/21/chartex" xmlns:cx3="http://schemas.microsoft.com/office/drawing/2016/5/9/chartex" xmlns:cx4="http://schemas.microsoft.com/office/drawing/2016/5/10/chartex" xmlns:cx5="http://schemas.microsoft.com/office/drawing/2016/5/11/chartex" xmlns:cx6="http://schemas.microsoft.com/office/drawing/2016/5/12/chartex" xmlns:cx7="http://schemas.microsoft.com/office/drawing/2016/5/13/chartex" xmlns:cx8="http://schemas.microsoft.com/office/drawing/2016/5/14/chartex" xmlns:mc="http://schemas.openxmlformats.org/markup-compatibility/2006" xmlns:aink="http://schemas.microsoft.com/office/drawing/2016/ink" xmlns:am3d="http://schemas.microsoft.com/office/drawing/2017/model3d" xmlns:o="urn:schemas-microsoft-com:office:office" xmlns:r="http://schemas.openxmlformats.org/officeDocument/2006/relationships" xmlns:m="http://schemas.openxmlformats.org/officeDocument/2006/math" xmlns:v="urn:schemas-microsoft-com:vml" xmlns:wp14="http://schemas.microsoft.com/office/word/2010/wordprocessingDrawing" xmlns:wp="http://schemas.openxmlformats.org/drawingml/2006/wordprocessingDrawing" xmlns:w10="urn:schemas-microsoft-com:office:word" xmlns:w="http://schemas.openxmlformats.org/wordprocessingml/2006/main" xmlns:w14="http://schemas.microsoft.com/office/word/2010/wordml" xmlns:w15="http://schemas.microsoft.com/office/word/2012/wordml" xmlns:w16cex="http://schemas.microsoft.com/office/word/2018/wordml/cex" xmlns:w16cid="http://schemas.microsoft.com/office/word/2016/wordml/cid" xmlns:w16="http://schemas.microsoft.com/office/word/2018/wordml" xmlns:w16se="http://schemas.microsoft.com/office/word/2015/wordml/symex" xmlns:wpg="http://schemas.microsoft.com/office/word/2010/wordprocessingGroup" xmlns:wpi="http://schemas.microsoft.com/office/word/2010/wordprocessingInk" xmlns:wne="http://schemas.microsoft.com/office/word/2006/wordml" xmlns:wps="http://schemas.microsoft.com/office/word/2010/wordprocessingShape" mc:Ignorable="w14 w15 w16se w16cid w16 w16cex wp14">
+  <w15:commentEx w15:paraId="78E7BECF" w15:done="1"/>
+  <w15:commentEx w15:paraId="3778CCC9" w15:done="1"/>
+  <w15:commentEx w15:paraId="7E7E1E9E" w15:paraIdParent="3778CCC9" w15:done="1"/>
 </w15:commentsEx>
 </file>
 
 <file path=word/commentsExtensible.xml><?xml version="1.0" encoding="utf-8"?>
-<w16cex:commentsExtensible xmlns:wpc="http://schemas.microsoft.com/office/word/2010/wordprocessingCanvas" xmlns:cx="http://schemas.microsoft.com/office/drawing/2014/chartex" xmlns:cx1="http://schemas.microsoft.com/office/drawing/2015/9/8/chartex" xmlns:cx2="http://schemas.microsoft.com/office/drawing/2015/10/21/chartex" xmlns:cx3="http://schemas.microsoft.com/office/drawing/2016/5/9/chartex" xmlns:cx4="http://schemas.microsoft.com/office/drawing/2016/5/10/chartex" xmlns:cx5="http://schemas.microsoft.com/office/drawing/2016/5/11/chartex" xmlns:cx6="http://schemas.microsoft.com/office/drawing/2016/5/12/chartex" xmlns:cx7="http://schemas.microsoft.com/office/drawing/2016/5/13/chartex" xmlns:cx8="http://schemas.microsoft.com/office/drawing/2016/5/14/chartex" xmlns:mc="http://schemas.openxmlformats.org/markup-compatibility/2006" xmlns:aink="http://schemas.microsoft.com/office/drawing/2016/ink" xmlns:am3d="http://schemas.microsoft.com/office/drawing/2017/model3d" xmlns:o="urn:schemas-microsoft-com:office:office" xmlns:r="http://schemas.openxmlformats.org/officeDocument/2006/relationships" xmlns:m="http://schemas.openxmlformats.org/officeDocument/2006/math" xmlns:v="urn:schemas-microsoft-com:vml" xmlns:wp14="http://schemas.microsoft.com/office/word/2010/wordprocessingDrawing" xmlns:wp="http://schemas.openxmlformats.org/drawingml/2006/wordprocessingDrawing" xmlns:w10="urn:schemas-microsoft-com:office:word" xmlns:w="http://schemas.openxmlformats.org/wordprocessingml/2006/main" xmlns:w14="http://schemas.microsoft.com/office/word/2010/wordml" xmlns:w15="http://schemas.microsoft.com/office/word/2012/wordml" xmlns:w16cex="http://schemas.microsoft.com/office/word/2018/wordml/cex" xmlns:w16cid="http://schemas.microsoft.com/office/word/2016/wordml/cid" xmlns:w16="http://schemas.microsoft.com/office/word/2018/wordml" xmlns:w16sdtdh="http://schemas.microsoft.com/office/word/2020/wordml/sdtdatahash" xmlns:w16se="http://schemas.microsoft.com/office/word/2015/wordml/symex" xmlns:wpg="http://schemas.microsoft.com/office/word/2010/wordprocessingGroup" xmlns:wpi="http://schemas.microsoft.com/office/word/2010/wordprocessingInk" xmlns:wne="http://schemas.microsoft.com/office/word/2006/wordml" xmlns:wps="http://schemas.microsoft.com/office/word/2010/wordprocessingShape" mc:Ignorable="w14 w15 w16se w16cid w16 w16cex w16sdtdh wp14">
+<w16cex:commentsExtensible xmlns:wpc="http://schemas.microsoft.com/office/word/2010/wordprocessingCanvas" xmlns:cx="http://schemas.microsoft.com/office/drawing/2014/chartex" xmlns:cx1="http://schemas.microsoft.com/office/drawing/2015/9/8/chartex" xmlns:cx2="http://schemas.microsoft.com/office/drawing/2015/10/21/chartex" xmlns:cx3="http://schemas.microsoft.com/office/drawing/2016/5/9/chartex" xmlns:cx4="http://schemas.microsoft.com/office/drawing/2016/5/10/chartex" xmlns:cx5="http://schemas.microsoft.com/office/drawing/2016/5/11/chartex" xmlns:cx6="http://schemas.microsoft.com/office/drawing/2016/5/12/chartex" xmlns:cx7="http://schemas.microsoft.com/office/drawing/2016/5/13/chartex" xmlns:cx8="http://schemas.microsoft.com/office/drawing/2016/5/14/chartex" xmlns:mc="http://schemas.openxmlformats.org/markup-compatibility/2006" xmlns:aink="http://schemas.microsoft.com/office/drawing/2016/ink" xmlns:am3d="http://schemas.microsoft.com/office/drawing/2017/model3d" xmlns:o="urn:schemas-microsoft-com:office:office" xmlns:r="http://schemas.openxmlformats.org/officeDocument/2006/relationships" xmlns:m="http://schemas.openxmlformats.org/officeDocument/2006/math" xmlns:v="urn:schemas-microsoft-com:vml" xmlns:wp14="http://schemas.microsoft.com/office/word/2010/wordprocessingDrawing" xmlns:wp="http://schemas.openxmlformats.org/drawingml/2006/wordprocessingDrawing" xmlns:w10="urn:schemas-microsoft-com:office:word" xmlns:w="http://schemas.openxmlformats.org/wordprocessingml/2006/main" xmlns:w14="http://schemas.microsoft.com/office/word/2010/wordml" xmlns:w15="http://schemas.microsoft.com/office/word/2012/wordml" xmlns:w16cex="http://schemas.microsoft.com/office/word/2018/wordml/cex" xmlns:w16cid="http://schemas.microsoft.com/office/word/2016/wordml/cid" xmlns:w16="http://schemas.microsoft.com/office/word/2018/wordml" xmlns:w16se="http://schemas.microsoft.com/office/word/2015/wordml/symex" xmlns:wpg="http://schemas.microsoft.com/office/word/2010/wordprocessingGroup" xmlns:wpi="http://schemas.microsoft.com/office/word/2010/wordprocessingInk" xmlns:wne="http://schemas.microsoft.com/office/word/2006/wordml" xmlns:wps="http://schemas.microsoft.com/office/word/2010/wordprocessingShape" mc:Ignorable="w14 w15 w16se w16cid w16 w16cex wp14">
   <w16cex:commentExtensible w16cex:durableId="2CDBD75F" w16cex:dateUtc="2025-12-04T02:48:00Z"/>
   <w16cex:commentExtensible w16cex:durableId="2CDBD770" w16cex:dateUtc="2025-12-04T02:48:00Z"/>
+  <w16cex:commentExtensible w16cex:durableId="2CE44E4A" w16cex:dateUtc="2025-12-10T12:53:00Z"/>
 </w16cex:commentsExtensible>
 </file>
 
 <file path=word/commentsIds.xml><?xml version="1.0" encoding="utf-8"?>
-<w16cid:commentsIds xmlns:wpc="http://schemas.microsoft.com/office/word/2010/wordprocessingCanvas" xmlns:cx="http://schemas.microsoft.com/office/drawing/2014/chartex" xmlns:cx1="http://schemas.microsoft.com/office/drawing/2015/9/8/chartex" xmlns:cx2="http://schemas.microsoft.com/office/drawing/2015/10/21/chartex" xmlns:cx3="http://schemas.microsoft.com/office/drawing/2016/5/9/chartex" xmlns:cx4="http://schemas.microsoft.com/office/drawing/2016/5/10/chartex" xmlns:cx5="http://schemas.microsoft.com/office/drawing/2016/5/11/chartex" xmlns:cx6="http://schemas.microsoft.com/office/drawing/2016/5/12/chartex" xmlns:cx7="http://schemas.microsoft.com/office/drawing/2016/5/13/chartex" xmlns:cx8="http://schemas.microsoft.com/office/drawing/2016/5/14/chartex" xmlns:mc="http://schemas.openxmlformats.org/markup-compatibility/2006" xmlns:aink="http://schemas.microsoft.com/office/drawing/2016/ink" xmlns:am3d="http://schemas.microsoft.com/office/drawing/2017/model3d" xmlns:o="urn:schemas-microsoft-com:office:office" xmlns:r="http://schemas.openxmlformats.org/officeDocument/2006/relationships" xmlns:m="http://schemas.openxmlformats.org/officeDocument/2006/math" xmlns:v="urn:schemas-microsoft-com:vml" xmlns:wp14="http://schemas.microsoft.com/office/word/2010/wordprocessingDrawing" xmlns:wp="http://schemas.openxmlformats.org/drawingml/2006/wordprocessingDrawing" xmlns:w10="urn:schemas-microsoft-com:office:word" xmlns:w="http://schemas.openxmlformats.org/wordprocessingml/2006/main" xmlns:w14="http://schemas.microsoft.com/office/word/2010/wordml" xmlns:w15="http://schemas.microsoft.com/office/word/2012/wordml" xmlns:w16cex="http://schemas.microsoft.com/office/word/2018/wordml/cex" xmlns:w16cid="http://schemas.microsoft.com/office/word/2016/wordml/cid" xmlns:w16="http://schemas.microsoft.com/office/word/2018/wordml" xmlns:w16sdtdh="http://schemas.microsoft.com/office/word/2020/wordml/sdtdatahash" xmlns:w16se="http://schemas.microsoft.com/office/word/2015/wordml/symex" xmlns:wpg="http://schemas.microsoft.com/office/word/2010/wordprocessingGroup" xmlns:wpi="http://schemas.microsoft.com/office/word/2010/wordprocessingInk" xmlns:wne="http://schemas.microsoft.com/office/word/2006/wordml" xmlns:wps="http://schemas.microsoft.com/office/word/2010/wordprocessingShape" mc:Ignorable="w14 w15 w16se w16cid w16 w16cex w16sdtdh wp14">
+<w16cid:commentsIds xmlns:wpc="http://schemas.microsoft.com/office/word/2010/wordprocessingCanvas" xmlns:cx="http://schemas.microsoft.com/office/drawing/2014/chartex" xmlns:cx1="http://schemas.microsoft.com/office/drawing/2015/9/8/chartex" xmlns:cx2="http://schemas.microsoft.com/office/drawing/2015/10/21/chartex" xmlns:cx3="http://schemas.microsoft.com/office/drawing/2016/5/9/chartex" xmlns:cx4="http://schemas.microsoft.com/office/drawing/2016/5/10/chartex" xmlns:cx5="http://schemas.microsoft.com/office/drawing/2016/5/11/chartex" xmlns:cx6="http://schemas.microsoft.com/office/drawing/2016/5/12/chartex" xmlns:cx7="http://schemas.microsoft.com/office/drawing/2016/5/13/chartex" xmlns:cx8="http://schemas.microsoft.com/office/drawing/2016/5/14/chartex" xmlns:mc="http://schemas.openxmlformats.org/markup-compatibility/2006" xmlns:aink="http://schemas.microsoft.com/office/drawing/2016/ink" xmlns:am3d="http://schemas.microsoft.com/office/drawing/2017/model3d" xmlns:o="urn:schemas-microsoft-com:office:office" xmlns:r="http://schemas.openxmlformats.org/officeDocument/2006/relationships" xmlns:m="http://schemas.openxmlformats.org/officeDocument/2006/math" xmlns:v="urn:schemas-microsoft-com:vml" xmlns:wp14="http://schemas.microsoft.com/office/word/2010/wordprocessingDrawing" xmlns:wp="http://schemas.openxmlformats.org/drawingml/2006/wordprocessingDrawing" xmlns:w10="urn:schemas-microsoft-com:office:word" xmlns:w="http://schemas.openxmlformats.org/wordprocessingml/2006/main" xmlns:w14="http://schemas.microsoft.com/office/word/2010/wordml" xmlns:w15="http://schemas.microsoft.com/office/word/2012/wordml" xmlns:w16cex="http://schemas.microsoft.com/office/word/2018/wordml/cex" xmlns:w16cid="http://schemas.microsoft.com/office/word/2016/wordml/cid" xmlns:w16="http://schemas.microsoft.com/office/word/2018/wordml" xmlns:w16se="http://schemas.microsoft.com/office/word/2015/wordml/symex" xmlns:wpg="http://schemas.microsoft.com/office/word/2010/wordprocessingGroup" xmlns:wpi="http://schemas.microsoft.com/office/word/2010/wordprocessingInk" xmlns:wne="http://schemas.microsoft.com/office/word/2006/wordml" xmlns:wps="http://schemas.microsoft.com/office/word/2010/wordprocessingShape" mc:Ignorable="w14 w15 w16se w16cid w16 w16cex wp14">
   <w16cid:commentId w16cid:paraId="78E7BECF" w16cid:durableId="2CDBD75F"/>
   <w16cid:commentId w16cid:paraId="3778CCC9" w16cid:durableId="2CDBD770"/>
+  <w16cid:commentId w16cid:paraId="7E7E1E9E" w16cid:durableId="2CE44E4A"/>
 </w16cid:commentsIds>
 </file>
 
 <file path=word/endnotes.xml><?xml version="1.0" encoding="utf-8"?>
-<w:endnotes xmlns:wpc="http://schemas.microsoft.com/office/word/2010/wordprocessingCanvas" xmlns:cx="http://schemas.microsoft.com/office/drawing/2014/chartex" xmlns:cx1="http://schemas.microsoft.com/office/drawing/2015/9/8/chartex" xmlns:cx2="http://schemas.microsoft.com/office/drawing/2015/10/21/chartex" xmlns:cx3="http://schemas.microsoft.com/office/drawing/2016/5/9/chartex" xmlns:cx4="http://schemas.microsoft.com/office/drawing/2016/5/10/chartex" xmlns:cx5="http://schemas.microsoft.com/office/drawing/2016/5/11/chartex" xmlns:cx6="http://schemas.microsoft.com/office/drawing/2016/5/12/chartex" xmlns:cx7="http://schemas.microsoft.com/office/drawing/2016/5/13/chartex" xmlns:cx8="http://schemas.microsoft.com/office/drawing/2016/5/14/chartex" xmlns:mc="http://schemas.openxmlformats.org/markup-compatibility/2006" xmlns:aink="http://schemas.microsoft.com/office/drawing/2016/ink" xmlns:am3d="http://schemas.microsoft.com/office/drawing/2017/model3d" xmlns:o="urn:schemas-microsoft-com:office:office" xmlns:r="http://schemas.openxmlformats.org/officeDocument/2006/relationships" xmlns:m="http://schemas.openxmlformats.org/officeDocument/2006/math" xmlns:v="urn:schemas-microsoft-com:vml" xmlns:wp14="http://schemas.microsoft.com/office/word/2010/wordprocessingDrawing" xmlns:wp="http://schemas.openxmlformats.org/drawingml/2006/wordprocessingDrawing" xmlns:w10="urn:schemas-microsoft-com:office:word" xmlns:w="http://schemas.openxmlformats.org/wordprocessingml/2006/main" xmlns:w14="http://schemas.microsoft.com/office/word/2010/wordml" xmlns:w15="http://schemas.microsoft.com/office/word/2012/wordml" xmlns:w16cex="http://schemas.microsoft.com/office/word/2018/wordml/cex" xmlns:w16cid="http://schemas.microsoft.com/office/word/2016/wordml/cid" xmlns:w16="http://schemas.microsoft.com/office/word/2018/wordml" xmlns:w16sdtdh="http://schemas.microsoft.com/office/word/2020/wordml/sdtdatahash" xmlns:w16se="http://schemas.microsoft.com/office/word/2015/wordml/symex" xmlns:wpg="http://schemas.microsoft.com/office/word/2010/wordprocessingGroup" xmlns:wpi="http://schemas.microsoft.com/office/word/2010/wordprocessingInk" xmlns:wne="http://schemas.microsoft.com/office/word/2006/wordml" xmlns:wps="http://schemas.microsoft.com/office/word/2010/wordprocessingShape" mc:Ignorable="w14 w15 w16se w16cid w16 w16cex w16sdtdh wp14">
+<w:endnotes xmlns:wpc="http://schemas.microsoft.com/office/word/2010/wordprocessingCanvas" xmlns:cx="http://schemas.microsoft.com/office/drawing/2014/chartex" xmlns:cx1="http://schemas.microsoft.com/office/drawing/2015/9/8/chartex" xmlns:cx2="http://schemas.microsoft.com/office/drawing/2015/10/21/chartex" xmlns:cx3="http://schemas.microsoft.com/office/drawing/2016/5/9/chartex" xmlns:cx4="http://schemas.microsoft.com/office/drawing/2016/5/10/chartex" xmlns:cx5="http://schemas.microsoft.com/office/drawing/2016/5/11/chartex" xmlns:cx6="http://schemas.microsoft.com/office/drawing/2016/5/12/chartex" xmlns:cx7="http://schemas.microsoft.com/office/drawing/2016/5/13/chartex" xmlns:cx8="http://schemas.microsoft.com/office/drawing/2016/5/14/chartex" xmlns:mc="http://schemas.openxmlformats.org/markup-compatibility/2006" xmlns:aink="http://schemas.microsoft.com/office/drawing/2016/ink" xmlns:am3d="http://schemas.microsoft.com/office/drawing/2017/model3d" xmlns:o="urn:schemas-microsoft-com:office:office" xmlns:r="http://schemas.openxmlformats.org/officeDocument/2006/relationships" xmlns:m="http://schemas.openxmlformats.org/officeDocument/2006/math" xmlns:v="urn:schemas-microsoft-com:vml" xmlns:wp14="http://schemas.microsoft.com/office/word/2010/wordprocessingDrawing" xmlns:wp="http://schemas.openxmlformats.org/drawingml/2006/wordprocessingDrawing" xmlns:w10="urn:schemas-microsoft-com:office:word" xmlns:w="http://schemas.openxmlformats.org/wordprocessingml/2006/main" xmlns:w14="http://schemas.microsoft.com/office/word/2010/wordml" xmlns:w15="http://schemas.microsoft.com/office/word/2012/wordml" xmlns:w16cex="http://schemas.microsoft.com/office/word/2018/wordml/cex" xmlns:w16cid="http://schemas.microsoft.com/office/word/2016/wordml/cid" xmlns:w16="http://schemas.microsoft.com/office/word/2018/wordml" xmlns:w16se="http://schemas.microsoft.com/office/word/2015/wordml/symex" xmlns:wpg="http://schemas.microsoft.com/office/word/2010/wordprocessingGroup" xmlns:wpi="http://schemas.microsoft.com/office/word/2010/wordprocessingInk" xmlns:wne="http://schemas.microsoft.com/office/word/2006/wordml" xmlns:wps="http://schemas.microsoft.com/office/word/2010/wordprocessingShape" mc:Ignorable="w14 w15 w16se w16cid w16 w16cex wp14">
   <w:endnote w:type="separator" w:id="-1">
     <w:p>
       <w:pPr>
@@ -9535,7 +10223,7 @@
 </file>
 
 <file path=word/footer1.xml><?xml version="1.0" encoding="utf-8"?>
-<w:ftr xmlns:wpc="http://schemas.microsoft.com/office/word/2010/wordprocessingCanvas" xmlns:cx="http://schemas.microsoft.com/office/drawing/2014/chartex" xmlns:cx1="http://schemas.microsoft.com/office/drawing/2015/9/8/chartex" xmlns:cx2="http://schemas.microsoft.com/office/drawing/2015/10/21/chartex" xmlns:cx3="http://schemas.microsoft.com/office/drawing/2016/5/9/chartex" xmlns:cx4="http://schemas.microsoft.com/office/drawing/2016/5/10/chartex" xmlns:cx5="http://schemas.microsoft.com/office/drawing/2016/5/11/chartex" xmlns:cx6="http://schemas.microsoft.com/office/drawing/2016/5/12/chartex" xmlns:cx7="http://schemas.microsoft.com/office/drawing/2016/5/13/chartex" xmlns:cx8="http://schemas.microsoft.com/office/drawing/2016/5/14/chartex" xmlns:mc="http://schemas.openxmlformats.org/markup-compatibility/2006" xmlns:aink="http://schemas.microsoft.com/office/drawing/2016/ink" xmlns:am3d="http://schemas.microsoft.com/office/drawing/2017/model3d" xmlns:o="urn:schemas-microsoft-com:office:office" xmlns:r="http://schemas.openxmlformats.org/officeDocument/2006/relationships" xmlns:m="http://schemas.openxmlformats.org/officeDocument/2006/math" xmlns:v="urn:schemas-microsoft-com:vml" xmlns:wp14="http://schemas.microsoft.com/office/word/2010/wordprocessingDrawing" xmlns:wp="http://schemas.openxmlformats.org/drawingml/2006/wordprocessingDrawing" xmlns:w10="urn:schemas-microsoft-com:office:word" xmlns:w="http://schemas.openxmlformats.org/wordprocessingml/2006/main" xmlns:w14="http://schemas.microsoft.com/office/word/2010/wordml" xmlns:w15="http://schemas.microsoft.com/office/word/2012/wordml" xmlns:w16cex="http://schemas.microsoft.com/office/word/2018/wordml/cex" xmlns:w16cid="http://schemas.microsoft.com/office/word/2016/wordml/cid" xmlns:w16="http://schemas.microsoft.com/office/word/2018/wordml" xmlns:w16sdtdh="http://schemas.microsoft.com/office/word/2020/wordml/sdtdatahash" xmlns:w16se="http://schemas.microsoft.com/office/word/2015/wordml/symex" xmlns:wpg="http://schemas.microsoft.com/office/word/2010/wordprocessingGroup" xmlns:wpi="http://schemas.microsoft.com/office/word/2010/wordprocessingInk" xmlns:wne="http://schemas.microsoft.com/office/word/2006/wordml" xmlns:wps="http://schemas.microsoft.com/office/word/2010/wordprocessingShape" mc:Ignorable="w14 w15 w16se w16cid w16 w16cex w16sdtdh wp14">
+<w:ftr xmlns:wpc="http://schemas.microsoft.com/office/word/2010/wordprocessingCanvas" xmlns:cx="http://schemas.microsoft.com/office/drawing/2014/chartex" xmlns:cx1="http://schemas.microsoft.com/office/drawing/2015/9/8/chartex" xmlns:cx2="http://schemas.microsoft.com/office/drawing/2015/10/21/chartex" xmlns:cx3="http://schemas.microsoft.com/office/drawing/2016/5/9/chartex" xmlns:cx4="http://schemas.microsoft.com/office/drawing/2016/5/10/chartex" xmlns:cx5="http://schemas.microsoft.com/office/drawing/2016/5/11/chartex" xmlns:cx6="http://schemas.microsoft.com/office/drawing/2016/5/12/chartex" xmlns:cx7="http://schemas.microsoft.com/office/drawing/2016/5/13/chartex" xmlns:cx8="http://schemas.microsoft.com/office/drawing/2016/5/14/chartex" xmlns:mc="http://schemas.openxmlformats.org/markup-compatibility/2006" xmlns:aink="http://schemas.microsoft.com/office/drawing/2016/ink" xmlns:am3d="http://schemas.microsoft.com/office/drawing/2017/model3d" xmlns:o="urn:schemas-microsoft-com:office:office" xmlns:r="http://schemas.openxmlformats.org/officeDocument/2006/relationships" xmlns:m="http://schemas.openxmlformats.org/officeDocument/2006/math" xmlns:v="urn:schemas-microsoft-com:vml" xmlns:wp14="http://schemas.microsoft.com/office/word/2010/wordprocessingDrawing" xmlns:wp="http://schemas.openxmlformats.org/drawingml/2006/wordprocessingDrawing" xmlns:w10="urn:schemas-microsoft-com:office:word" xmlns:w="http://schemas.openxmlformats.org/wordprocessingml/2006/main" xmlns:w14="http://schemas.microsoft.com/office/word/2010/wordml" xmlns:w15="http://schemas.microsoft.com/office/word/2012/wordml" xmlns:w16cex="http://schemas.microsoft.com/office/word/2018/wordml/cex" xmlns:w16cid="http://schemas.microsoft.com/office/word/2016/wordml/cid" xmlns:w16="http://schemas.microsoft.com/office/word/2018/wordml" xmlns:w16se="http://schemas.microsoft.com/office/word/2015/wordml/symex" xmlns:wpg="http://schemas.microsoft.com/office/word/2010/wordprocessingGroup" xmlns:wpi="http://schemas.microsoft.com/office/word/2010/wordprocessingInk" xmlns:wne="http://schemas.microsoft.com/office/word/2006/wordml" xmlns:wps="http://schemas.microsoft.com/office/word/2010/wordprocessingShape" mc:Ignorable="w14 w15 w16se w16cid w16 w16cex wp14">
   <w:sdt>
     <w:sdtPr>
       <w:id w:val="8180956"/>
@@ -9577,7 +10265,7 @@
 </file>
 
 <file path=word/footnotes.xml><?xml version="1.0" encoding="utf-8"?>
-<w:footnotes xmlns:wpc="http://schemas.microsoft.com/office/word/2010/wordprocessingCanvas" xmlns:cx="http://schemas.microsoft.com/office/drawing/2014/chartex" xmlns:cx1="http://schemas.microsoft.com/office/drawing/2015/9/8/chartex" xmlns:cx2="http://schemas.microsoft.com/office/drawing/2015/10/21/chartex" xmlns:cx3="http://schemas.microsoft.com/office/drawing/2016/5/9/chartex" xmlns:cx4="http://schemas.microsoft.com/office/drawing/2016/5/10/chartex" xmlns:cx5="http://schemas.microsoft.com/office/drawing/2016/5/11/chartex" xmlns:cx6="http://schemas.microsoft.com/office/drawing/2016/5/12/chartex" xmlns:cx7="http://schemas.microsoft.com/office/drawing/2016/5/13/chartex" xmlns:cx8="http://schemas.microsoft.com/office/drawing/2016/5/14/chartex" xmlns:mc="http://schemas.openxmlformats.org/markup-compatibility/2006" xmlns:aink="http://schemas.microsoft.com/office/drawing/2016/ink" xmlns:am3d="http://schemas.microsoft.com/office/drawing/2017/model3d" xmlns:o="urn:schemas-microsoft-com:office:office" xmlns:r="http://schemas.openxmlformats.org/officeDocument/2006/relationships" xmlns:m="http://schemas.openxmlformats.org/officeDocument/2006/math" xmlns:v="urn:schemas-microsoft-com:vml" xmlns:wp14="http://schemas.microsoft.com/office/word/2010/wordprocessingDrawing" xmlns:wp="http://schemas.openxmlformats.org/drawingml/2006/wordprocessingDrawing" xmlns:w10="urn:schemas-microsoft-com:office:word" xmlns:w="http://schemas.openxmlformats.org/wordprocessingml/2006/main" xmlns:w14="http://schemas.microsoft.com/office/word/2010/wordml" xmlns:w15="http://schemas.microsoft.com/office/word/2012/wordml" xmlns:w16cex="http://schemas.microsoft.com/office/word/2018/wordml/cex" xmlns:w16cid="http://schemas.microsoft.com/office/word/2016/wordml/cid" xmlns:w16="http://schemas.microsoft.com/office/word/2018/wordml" xmlns:w16sdtdh="http://schemas.microsoft.com/office/word/2020/wordml/sdtdatahash" xmlns:w16se="http://schemas.microsoft.com/office/word/2015/wordml/symex" xmlns:wpg="http://schemas.microsoft.com/office/word/2010/wordprocessingGroup" xmlns:wpi="http://schemas.microsoft.com/office/word/2010/wordprocessingInk" xmlns:wne="http://schemas.microsoft.com/office/word/2006/wordml" xmlns:wps="http://schemas.microsoft.com/office/word/2010/wordprocessingShape" mc:Ignorable="w14 w15 w16se w16cid w16 w16cex w16sdtdh wp14">
+<w:footnotes xmlns:wpc="http://schemas.microsoft.com/office/word/2010/wordprocessingCanvas" xmlns:cx="http://schemas.microsoft.com/office/drawing/2014/chartex" xmlns:cx1="http://schemas.microsoft.com/office/drawing/2015/9/8/chartex" xmlns:cx2="http://schemas.microsoft.com/office/drawing/2015/10/21/chartex" xmlns:cx3="http://schemas.microsoft.com/office/drawing/2016/5/9/chartex" xmlns:cx4="http://schemas.microsoft.com/office/drawing/2016/5/10/chartex" xmlns:cx5="http://schemas.microsoft.com/office/drawing/2016/5/11/chartex" xmlns:cx6="http://schemas.microsoft.com/office/drawing/2016/5/12/chartex" xmlns:cx7="http://schemas.microsoft.com/office/drawing/2016/5/13/chartex" xmlns:cx8="http://schemas.microsoft.com/office/drawing/2016/5/14/chartex" xmlns:mc="http://schemas.openxmlformats.org/markup-compatibility/2006" xmlns:aink="http://schemas.microsoft.com/office/drawing/2016/ink" xmlns:am3d="http://schemas.microsoft.com/office/drawing/2017/model3d" xmlns:o="urn:schemas-microsoft-com:office:office" xmlns:r="http://schemas.openxmlformats.org/officeDocument/2006/relationships" xmlns:m="http://schemas.openxmlformats.org/officeDocument/2006/math" xmlns:v="urn:schemas-microsoft-com:vml" xmlns:wp14="http://schemas.microsoft.com/office/word/2010/wordprocessingDrawing" xmlns:wp="http://schemas.openxmlformats.org/drawingml/2006/wordprocessingDrawing" xmlns:w10="urn:schemas-microsoft-com:office:word" xmlns:w="http://schemas.openxmlformats.org/wordprocessingml/2006/main" xmlns:w14="http://schemas.microsoft.com/office/word/2010/wordml" xmlns:w15="http://schemas.microsoft.com/office/word/2012/wordml" xmlns:w16cex="http://schemas.microsoft.com/office/word/2018/wordml/cex" xmlns:w16cid="http://schemas.microsoft.com/office/word/2016/wordml/cid" xmlns:w16="http://schemas.microsoft.com/office/word/2018/wordml" xmlns:w16se="http://schemas.microsoft.com/office/word/2015/wordml/symex" xmlns:wpg="http://schemas.microsoft.com/office/word/2010/wordprocessingGroup" xmlns:wpi="http://schemas.microsoft.com/office/word/2010/wordprocessingInk" xmlns:wne="http://schemas.microsoft.com/office/word/2006/wordml" xmlns:wps="http://schemas.microsoft.com/office/word/2010/wordprocessingShape" mc:Ignorable="w14 w15 w16se w16cid w16 w16cex wp14">
   <w:footnote w:type="separator" w:id="-1">
     <w:p>
       <w:pPr>
@@ -9602,7 +10290,7 @@
 </file>
 
 <file path=word/numbering.xml><?xml version="1.0" encoding="utf-8"?>
-<w:numbering xmlns:wpc="http://schemas.microsoft.com/office/word/2010/wordprocessingCanvas" xmlns:cx="http://schemas.microsoft.com/office/drawing/2014/chartex" xmlns:cx1="http://schemas.microsoft.com/office/drawing/2015/9/8/chartex" xmlns:cx2="http://schemas.microsoft.com/office/drawing/2015/10/21/chartex" xmlns:cx3="http://schemas.microsoft.com/office/drawing/2016/5/9/chartex" xmlns:cx4="http://schemas.microsoft.com/office/drawing/2016/5/10/chartex" xmlns:cx5="http://schemas.microsoft.com/office/drawing/2016/5/11/chartex" xmlns:cx6="http://schemas.microsoft.com/office/drawing/2016/5/12/chartex" xmlns:cx7="http://schemas.microsoft.com/office/drawing/2016/5/13/chartex" xmlns:cx8="http://schemas.microsoft.com/office/drawing/2016/5/14/chartex" xmlns:mc="http://schemas.openxmlformats.org/markup-compatibility/2006" xmlns:aink="http://schemas.microsoft.com/office/drawing/2016/ink" xmlns:am3d="http://schemas.microsoft.com/office/drawing/2017/model3d" xmlns:o="urn:schemas-microsoft-com:office:office" xmlns:r="http://schemas.openxmlformats.org/officeDocument/2006/relationships" xmlns:m="http://schemas.openxmlformats.org/officeDocument/2006/math" xmlns:v="urn:schemas-microsoft-com:vml" xmlns:wp14="http://schemas.microsoft.com/office/word/2010/wordprocessingDrawing" xmlns:wp="http://schemas.openxmlformats.org/drawingml/2006/wordprocessingDrawing" xmlns:w10="urn:schemas-microsoft-com:office:word" xmlns:w="http://schemas.openxmlformats.org/wordprocessingml/2006/main" xmlns:w14="http://schemas.microsoft.com/office/word/2010/wordml" xmlns:w15="http://schemas.microsoft.com/office/word/2012/wordml" xmlns:w16cex="http://schemas.microsoft.com/office/word/2018/wordml/cex" xmlns:w16cid="http://schemas.microsoft.com/office/word/2016/wordml/cid" xmlns:w16="http://schemas.microsoft.com/office/word/2018/wordml" xmlns:w16sdtdh="http://schemas.microsoft.com/office/word/2020/wordml/sdtdatahash" xmlns:w16se="http://schemas.microsoft.com/office/word/2015/wordml/symex" xmlns:wpg="http://schemas.microsoft.com/office/word/2010/wordprocessingGroup" xmlns:wpi="http://schemas.microsoft.com/office/word/2010/wordprocessingInk" xmlns:wne="http://schemas.microsoft.com/office/word/2006/wordml" xmlns:wps="http://schemas.microsoft.com/office/word/2010/wordprocessingShape" mc:Ignorable="w14 w15 w16se w16cid w16 w16cex w16sdtdh wp14">
+<w:numbering xmlns:wpc="http://schemas.microsoft.com/office/word/2010/wordprocessingCanvas" xmlns:cx="http://schemas.microsoft.com/office/drawing/2014/chartex" xmlns:cx1="http://schemas.microsoft.com/office/drawing/2015/9/8/chartex" xmlns:cx2="http://schemas.microsoft.com/office/drawing/2015/10/21/chartex" xmlns:cx3="http://schemas.microsoft.com/office/drawing/2016/5/9/chartex" xmlns:cx4="http://schemas.microsoft.com/office/drawing/2016/5/10/chartex" xmlns:cx5="http://schemas.microsoft.com/office/drawing/2016/5/11/chartex" xmlns:cx6="http://schemas.microsoft.com/office/drawing/2016/5/12/chartex" xmlns:cx7="http://schemas.microsoft.com/office/drawing/2016/5/13/chartex" xmlns:cx8="http://schemas.microsoft.com/office/drawing/2016/5/14/chartex" xmlns:mc="http://schemas.openxmlformats.org/markup-compatibility/2006" xmlns:aink="http://schemas.microsoft.com/office/drawing/2016/ink" xmlns:am3d="http://schemas.microsoft.com/office/drawing/2017/model3d" xmlns:o="urn:schemas-microsoft-com:office:office" xmlns:r="http://schemas.openxmlformats.org/officeDocument/2006/relationships" xmlns:m="http://schemas.openxmlformats.org/officeDocument/2006/math" xmlns:v="urn:schemas-microsoft-com:vml" xmlns:wp14="http://schemas.microsoft.com/office/word/2010/wordprocessingDrawing" xmlns:wp="http://schemas.openxmlformats.org/drawingml/2006/wordprocessingDrawing" xmlns:w10="urn:schemas-microsoft-com:office:word" xmlns:w="http://schemas.openxmlformats.org/wordprocessingml/2006/main" xmlns:w14="http://schemas.microsoft.com/office/word/2010/wordml" xmlns:w15="http://schemas.microsoft.com/office/word/2012/wordml" xmlns:w16cex="http://schemas.microsoft.com/office/word/2018/wordml/cex" xmlns:w16cid="http://schemas.microsoft.com/office/word/2016/wordml/cid" xmlns:w16="http://schemas.microsoft.com/office/word/2018/wordml" xmlns:w16se="http://schemas.microsoft.com/office/word/2015/wordml/symex" xmlns:wpg="http://schemas.microsoft.com/office/word/2010/wordprocessingGroup" xmlns:wpi="http://schemas.microsoft.com/office/word/2010/wordprocessingInk" xmlns:wne="http://schemas.microsoft.com/office/word/2006/wordml" xmlns:wps="http://schemas.microsoft.com/office/word/2010/wordprocessingShape" mc:Ignorable="w14 w15 w16se w16cid w16 w16cex wp14">
   <w:abstractNum w:abstractNumId="0" w15:restartNumberingAfterBreak="0">
     <w:nsid w:val="036D16E2"/>
     <w:multiLevelType w:val="hybridMultilevel"/>
@@ -10560,15 +11248,18 @@
 </file>
 
 <file path=word/people.xml><?xml version="1.0" encoding="utf-8"?>
-<w15:people xmlns:wpc="http://schemas.microsoft.com/office/word/2010/wordprocessingCanvas" xmlns:cx="http://schemas.microsoft.com/office/drawing/2014/chartex" xmlns:cx1="http://schemas.microsoft.com/office/drawing/2015/9/8/chartex" xmlns:cx2="http://schemas.microsoft.com/office/drawing/2015/10/21/chartex" xmlns:cx3="http://schemas.microsoft.com/office/drawing/2016/5/9/chartex" xmlns:cx4="http://schemas.microsoft.com/office/drawing/2016/5/10/chartex" xmlns:cx5="http://schemas.microsoft.com/office/drawing/2016/5/11/chartex" xmlns:cx6="http://schemas.microsoft.com/office/drawing/2016/5/12/chartex" xmlns:cx7="http://schemas.microsoft.com/office/drawing/2016/5/13/chartex" xmlns:cx8="http://schemas.microsoft.com/office/drawing/2016/5/14/chartex" xmlns:mc="http://schemas.openxmlformats.org/markup-compatibility/2006" xmlns:aink="http://schemas.microsoft.com/office/drawing/2016/ink" xmlns:am3d="http://schemas.microsoft.com/office/drawing/2017/model3d" xmlns:o="urn:schemas-microsoft-com:office:office" xmlns:r="http://schemas.openxmlformats.org/officeDocument/2006/relationships" xmlns:m="http://schemas.openxmlformats.org/officeDocument/2006/math" xmlns:v="urn:schemas-microsoft-com:vml" xmlns:wp14="http://schemas.microsoft.com/office/word/2010/wordprocessingDrawing" xmlns:wp="http://schemas.openxmlformats.org/drawingml/2006/wordprocessingDrawing" xmlns:w10="urn:schemas-microsoft-com:office:word" xmlns:w="http://schemas.openxmlformats.org/wordprocessingml/2006/main" xmlns:w14="http://schemas.microsoft.com/office/word/2010/wordml" xmlns:w15="http://schemas.microsoft.com/office/word/2012/wordml" xmlns:w16cex="http://schemas.microsoft.com/office/word/2018/wordml/cex" xmlns:w16cid="http://schemas.microsoft.com/office/word/2016/wordml/cid" xmlns:w16="http://schemas.microsoft.com/office/word/2018/wordml" xmlns:w16sdtdh="http://schemas.microsoft.com/office/word/2020/wordml/sdtdatahash" xmlns:w16se="http://schemas.microsoft.com/office/word/2015/wordml/symex" xmlns:wpg="http://schemas.microsoft.com/office/word/2010/wordprocessingGroup" xmlns:wpi="http://schemas.microsoft.com/office/word/2010/wordprocessingInk" xmlns:wne="http://schemas.microsoft.com/office/word/2006/wordml" xmlns:wps="http://schemas.microsoft.com/office/word/2010/wordprocessingShape" mc:Ignorable="w14 w15 w16se w16cid w16 w16cex w16sdtdh wp14">
+<w15:people xmlns:wpc="http://schemas.microsoft.com/office/word/2010/wordprocessingCanvas" xmlns:cx="http://schemas.microsoft.com/office/drawing/2014/chartex" xmlns:cx1="http://schemas.microsoft.com/office/drawing/2015/9/8/chartex" xmlns:cx2="http://schemas.microsoft.com/office/drawing/2015/10/21/chartex" xmlns:cx3="http://schemas.microsoft.com/office/drawing/2016/5/9/chartex" xmlns:cx4="http://schemas.microsoft.com/office/drawing/2016/5/10/chartex" xmlns:cx5="http://schemas.microsoft.com/office/drawing/2016/5/11/chartex" xmlns:cx6="http://schemas.microsoft.com/office/drawing/2016/5/12/chartex" xmlns:cx7="http://schemas.microsoft.com/office/drawing/2016/5/13/chartex" xmlns:cx8="http://schemas.microsoft.com/office/drawing/2016/5/14/chartex" xmlns:mc="http://schemas.openxmlformats.org/markup-compatibility/2006" xmlns:aink="http://schemas.microsoft.com/office/drawing/2016/ink" xmlns:am3d="http://schemas.microsoft.com/office/drawing/2017/model3d" xmlns:o="urn:schemas-microsoft-com:office:office" xmlns:r="http://schemas.openxmlformats.org/officeDocument/2006/relationships" xmlns:m="http://schemas.openxmlformats.org/officeDocument/2006/math" xmlns:v="urn:schemas-microsoft-com:vml" xmlns:wp14="http://schemas.microsoft.com/office/word/2010/wordprocessingDrawing" xmlns:wp="http://schemas.openxmlformats.org/drawingml/2006/wordprocessingDrawing" xmlns:w10="urn:schemas-microsoft-com:office:word" xmlns:w="http://schemas.openxmlformats.org/wordprocessingml/2006/main" xmlns:w14="http://schemas.microsoft.com/office/word/2010/wordml" xmlns:w15="http://schemas.microsoft.com/office/word/2012/wordml" xmlns:w16cex="http://schemas.microsoft.com/office/word/2018/wordml/cex" xmlns:w16cid="http://schemas.microsoft.com/office/word/2016/wordml/cid" xmlns:w16="http://schemas.microsoft.com/office/word/2018/wordml" xmlns:w16se="http://schemas.microsoft.com/office/word/2015/wordml/symex" xmlns:wpg="http://schemas.microsoft.com/office/word/2010/wordprocessingGroup" xmlns:wpi="http://schemas.microsoft.com/office/word/2010/wordprocessingInk" xmlns:wne="http://schemas.microsoft.com/office/word/2006/wordml" xmlns:wps="http://schemas.microsoft.com/office/word/2010/wordprocessingShape" mc:Ignorable="w14 w15 w16se w16cid w16 w16cex wp14">
   <w15:person w15:author="Aleksey A. Kalentev">
     <w15:presenceInfo w15:providerId="AD" w15:userId="S-1-5-21-507921405-1993962763-1957994488-151096"/>
+  </w15:person>
+  <w15:person w15:author="Александр Ушаков">
+    <w15:presenceInfo w15:providerId="Windows Live" w15:userId="8b5e450d23c14f11"/>
   </w15:person>
 </w15:people>
 </file>
 
 <file path=word/styles.xml><?xml version="1.0" encoding="utf-8"?>
-<w:styles xmlns:mc="http://schemas.openxmlformats.org/markup-compatibility/2006" xmlns:r="http://schemas.openxmlformats.org/officeDocument/2006/relationships" xmlns:w="http://schemas.openxmlformats.org/wordprocessingml/2006/main" xmlns:w14="http://schemas.microsoft.com/office/word/2010/wordml" xmlns:w15="http://schemas.microsoft.com/office/word/2012/wordml" xmlns:w16cex="http://schemas.microsoft.com/office/word/2018/wordml/cex" xmlns:w16cid="http://schemas.microsoft.com/office/word/2016/wordml/cid" xmlns:w16="http://schemas.microsoft.com/office/word/2018/wordml" xmlns:w16sdtdh="http://schemas.microsoft.com/office/word/2020/wordml/sdtdatahash" xmlns:w16se="http://schemas.microsoft.com/office/word/2015/wordml/symex" mc:Ignorable="w14 w15 w16se w16cid w16 w16cex w16sdtdh">
+<w:styles xmlns:mc="http://schemas.openxmlformats.org/markup-compatibility/2006" xmlns:r="http://schemas.openxmlformats.org/officeDocument/2006/relationships" xmlns:w="http://schemas.openxmlformats.org/wordprocessingml/2006/main" xmlns:w14="http://schemas.microsoft.com/office/word/2010/wordml" xmlns:w15="http://schemas.microsoft.com/office/word/2012/wordml" xmlns:w16cex="http://schemas.microsoft.com/office/word/2018/wordml/cex" xmlns:w16cid="http://schemas.microsoft.com/office/word/2016/wordml/cid" xmlns:w16="http://schemas.microsoft.com/office/word/2018/wordml" xmlns:w16se="http://schemas.microsoft.com/office/word/2015/wordml/symex" mc:Ignorable="w14 w15 w16se w16cid w16 w16cex">
   <w:docDefaults>
     <w:rPrDefault>
       <w:rPr>
@@ -11344,6 +12035,16 @@
       <w:jc w:val="left"/>
     </w:pPr>
   </w:style>
+  <w:style w:type="character" w:styleId="af3">
+    <w:name w:val="Placeholder Text"/>
+    <w:basedOn w:val="a0"/>
+    <w:uiPriority w:val="99"/>
+    <w:semiHidden/>
+    <w:rsid w:val="00540C71"/>
+    <w:rPr>
+      <w:color w:val="808080"/>
+    </w:rPr>
+  </w:style>
 </w:styles>
 </file>
 
@@ -11647,7 +12348,7 @@
 </file>
 
 <file path=customXml/itemProps1.xml><?xml version="1.0" encoding="utf-8"?>
-<ds:datastoreItem xmlns:ds="http://schemas.openxmlformats.org/officeDocument/2006/customXml" ds:itemID="{C9988C39-6D78-4413-8FA0-7A4FD1777699}">
+<ds:datastoreItem xmlns:ds="http://schemas.openxmlformats.org/officeDocument/2006/customXml" ds:itemID="{88A9B4F3-753D-4A67-AE9D-0BB28E0A3405}">
   <ds:schemaRefs>
     <ds:schemaRef ds:uri="http://schemas.openxmlformats.org/officeDocument/2006/bibliography"/>
   </ds:schemaRefs>

--- a/project1/Ушаков А.А. ЛБ5.docx
+++ b/project1/Ушаков А.А. ЛБ5.docx
@@ -1,6 +1,6 @@
 
 <file path=word/document.xml><?xml version="1.0" encoding="utf-8"?>
-<w:document xmlns:wpc="http://schemas.microsoft.com/office/word/2010/wordprocessingCanvas" xmlns:cx="http://schemas.microsoft.com/office/drawing/2014/chartex" xmlns:cx1="http://schemas.microsoft.com/office/drawing/2015/9/8/chartex" xmlns:cx2="http://schemas.microsoft.com/office/drawing/2015/10/21/chartex" xmlns:cx3="http://schemas.microsoft.com/office/drawing/2016/5/9/chartex" xmlns:cx4="http://schemas.microsoft.com/office/drawing/2016/5/10/chartex" xmlns:cx5="http://schemas.microsoft.com/office/drawing/2016/5/11/chartex" xmlns:cx6="http://schemas.microsoft.com/office/drawing/2016/5/12/chartex" xmlns:cx7="http://schemas.microsoft.com/office/drawing/2016/5/13/chartex" xmlns:cx8="http://schemas.microsoft.com/office/drawing/2016/5/14/chartex" xmlns:mc="http://schemas.openxmlformats.org/markup-compatibility/2006" xmlns:aink="http://schemas.microsoft.com/office/drawing/2016/ink" xmlns:am3d="http://schemas.microsoft.com/office/drawing/2017/model3d" xmlns:o="urn:schemas-microsoft-com:office:office" xmlns:r="http://schemas.openxmlformats.org/officeDocument/2006/relationships" xmlns:m="http://schemas.openxmlformats.org/officeDocument/2006/math" xmlns:v="urn:schemas-microsoft-com:vml" xmlns:wp14="http://schemas.microsoft.com/office/word/2010/wordprocessingDrawing" xmlns:wp="http://schemas.openxmlformats.org/drawingml/2006/wordprocessingDrawing" xmlns:w10="urn:schemas-microsoft-com:office:word" xmlns:w="http://schemas.openxmlformats.org/wordprocessingml/2006/main" xmlns:w14="http://schemas.microsoft.com/office/word/2010/wordml" xmlns:w15="http://schemas.microsoft.com/office/word/2012/wordml" xmlns:w16cex="http://schemas.microsoft.com/office/word/2018/wordml/cex" xmlns:w16cid="http://schemas.microsoft.com/office/word/2016/wordml/cid" xmlns:w16="http://schemas.microsoft.com/office/word/2018/wordml" xmlns:w16se="http://schemas.microsoft.com/office/word/2015/wordml/symex" xmlns:wpg="http://schemas.microsoft.com/office/word/2010/wordprocessingGroup" xmlns:wpi="http://schemas.microsoft.com/office/word/2010/wordprocessingInk" xmlns:wne="http://schemas.microsoft.com/office/word/2006/wordml" xmlns:wps="http://schemas.microsoft.com/office/word/2010/wordprocessingShape" mc:Ignorable="w14 w15 w16se w16cid w16 w16cex wp14">
+<w:document xmlns:wpc="http://schemas.microsoft.com/office/word/2010/wordprocessingCanvas" xmlns:cx="http://schemas.microsoft.com/office/drawing/2014/chartex" xmlns:cx1="http://schemas.microsoft.com/office/drawing/2015/9/8/chartex" xmlns:cx2="http://schemas.microsoft.com/office/drawing/2015/10/21/chartex" xmlns:cx3="http://schemas.microsoft.com/office/drawing/2016/5/9/chartex" xmlns:cx4="http://schemas.microsoft.com/office/drawing/2016/5/10/chartex" xmlns:cx5="http://schemas.microsoft.com/office/drawing/2016/5/11/chartex" xmlns:cx6="http://schemas.microsoft.com/office/drawing/2016/5/12/chartex" xmlns:cx7="http://schemas.microsoft.com/office/drawing/2016/5/13/chartex" xmlns:cx8="http://schemas.microsoft.com/office/drawing/2016/5/14/chartex" xmlns:mc="http://schemas.openxmlformats.org/markup-compatibility/2006" xmlns:aink="http://schemas.microsoft.com/office/drawing/2016/ink" xmlns:am3d="http://schemas.microsoft.com/office/drawing/2017/model3d" xmlns:o="urn:schemas-microsoft-com:office:office" xmlns:r="http://schemas.openxmlformats.org/officeDocument/2006/relationships" xmlns:m="http://schemas.openxmlformats.org/officeDocument/2006/math" xmlns:v="urn:schemas-microsoft-com:vml" xmlns:wp14="http://schemas.microsoft.com/office/word/2010/wordprocessingDrawing" xmlns:wp="http://schemas.openxmlformats.org/drawingml/2006/wordprocessingDrawing" xmlns:w10="urn:schemas-microsoft-com:office:word" xmlns:w="http://schemas.openxmlformats.org/wordprocessingml/2006/main" xmlns:w14="http://schemas.microsoft.com/office/word/2010/wordml" xmlns:w15="http://schemas.microsoft.com/office/word/2012/wordml" xmlns:w16cex="http://schemas.microsoft.com/office/word/2018/wordml/cex" xmlns:w16cid="http://schemas.microsoft.com/office/word/2016/wordml/cid" xmlns:w16="http://schemas.microsoft.com/office/word/2018/wordml" xmlns:w16sdtdh="http://schemas.microsoft.com/office/word/2020/wordml/sdtdatahash" xmlns:w16se="http://schemas.microsoft.com/office/word/2015/wordml/symex" xmlns:wpg="http://schemas.microsoft.com/office/word/2010/wordprocessingGroup" xmlns:wpi="http://schemas.microsoft.com/office/word/2010/wordprocessingInk" xmlns:wne="http://schemas.microsoft.com/office/word/2006/wordml" xmlns:wps="http://schemas.microsoft.com/office/word/2010/wordprocessingShape" mc:Ignorable="w14 w15 w16se w16cid w16 w16cex w16sdtdh wp14">
   <w:body>
     <w:tbl>
       <w:tblPr>
@@ -1927,7 +1927,7 @@
             <v:path o:extrusionok="f" gradientshapeok="t" o:connecttype="rect"/>
             <o:lock v:ext="edit" aspectratio="t"/>
           </v:shapetype>
-          <v:shape id="_x0000_i1025" type="#_x0000_t75" style="width:481.5pt;height:317pt">
+          <v:shape id="_x0000_i1025" type="#_x0000_t75" style="width:481.55pt;height:317pt">
             <v:imagedata r:id="rId8" o:title="ВИ"/>
           </v:shape>
         </w:pict>
@@ -7349,15 +7349,7 @@
         <w:t xml:space="preserve">Заказчик: </w:t>
       </w:r>
       <w:r>
-        <w:t xml:space="preserve">Канд. </w:t>
-      </w:r>
-      <w:proofErr w:type="spellStart"/>
-      <w:r>
-        <w:t>техн</w:t>
-      </w:r>
-      <w:proofErr w:type="spellEnd"/>
-      <w:r>
-        <w:t xml:space="preserve">. наук, доцент каф. КСУП ТУСУР </w:t>
+        <w:t xml:space="preserve">Канд. техн. наук, доцент каф. КСУП ТУСУР </w:t>
       </w:r>
       <w:proofErr w:type="spellStart"/>
       <w:r>
@@ -7482,15 +7474,7 @@
         <w:ind w:firstLine="709"/>
       </w:pPr>
       <w:r>
-        <w:t xml:space="preserve">Заказчик: Канд. </w:t>
-      </w:r>
-      <w:proofErr w:type="spellStart"/>
-      <w:r>
-        <w:t>техн</w:t>
-      </w:r>
-      <w:proofErr w:type="spellEnd"/>
-      <w:r>
-        <w:t xml:space="preserve">. наук, доцент каф. КСУП ТУСУР </w:t>
+        <w:t xml:space="preserve">Заказчик: Канд. техн. наук, доцент каф. КСУП ТУСУР </w:t>
       </w:r>
       <w:proofErr w:type="spellStart"/>
       <w:r>
@@ -8759,7 +8743,7 @@
           <w:color w:val="000000"/>
           <w:sz w:val="20"/>
           <w:szCs w:val="20"/>
-          <w:lang w:eastAsia="ru-RU"/>
+          <w:lang w:val="en-US" w:eastAsia="ru-RU"/>
         </w:rPr>
       </w:pPr>
       <w:r>
@@ -8778,7 +8762,7 @@
           <w:color w:val="000000"/>
           <w:sz w:val="20"/>
           <w:szCs w:val="20"/>
-          <w:lang w:eastAsia="ru-RU"/>
+          <w:lang w:val="en-US" w:eastAsia="ru-RU"/>
         </w:rPr>
         <w:t>&lt;/</w:t>
       </w:r>
@@ -8800,7 +8784,7 @@
           <w:color w:val="000000"/>
           <w:sz w:val="20"/>
           <w:szCs w:val="20"/>
-          <w:lang w:eastAsia="ru-RU"/>
+          <w:lang w:val="en-US" w:eastAsia="ru-RU"/>
         </w:rPr>
         <w:t>&gt;</w:t>
       </w:r>
@@ -8954,7 +8938,6 @@
       <w:pPr>
         <w:ind w:left="567" w:firstLine="709"/>
       </w:pPr>
-      <w:commentRangeStart w:id="18"/>
       <w:r>
         <w:rPr>
           <w:b/>
@@ -8998,10 +8981,10 @@
           <w:position w:val="-10"/>
         </w:rPr>
         <w:object w:dxaOrig="1320" w:dyaOrig="340" w14:anchorId="11A0CCB5">
-          <v:shape id="_x0000_i1026" type="#_x0000_t75" style="width:66.5pt;height:17.5pt" o:ole="">
+          <v:shape id="_x0000_i1026" type="#_x0000_t75" style="width:66.4pt;height:17.3pt" o:ole="">
             <v:imagedata r:id="rId39" o:title=""/>
           </v:shape>
-          <o:OLEObject Type="Embed" ProgID="Equation.DSMT4" ShapeID="_x0000_i1026" DrawAspect="Content" ObjectID="_1826902970" r:id="rId40"/>
+          <o:OLEObject Type="Embed" ProgID="Equation.DSMT4" ShapeID="_x0000_i1026" DrawAspect="Content" ObjectID="_1826952692" r:id="rId40"/>
         </w:object>
       </w:r>
     </w:p>
@@ -9032,19 +9015,7 @@
           <w:rPr>
             <w:rFonts w:ascii="Cambria Math" w:hAnsi="Cambria Math"/>
           </w:rPr>
-          <m:t>(0;</m:t>
-        </m:r>
-        <m:r>
-          <w:rPr>
-            <w:rFonts w:ascii="Cambria Math" w:hAnsi="Cambria Math"/>
-          </w:rPr>
-          <m:t>+</m:t>
-        </m:r>
-        <m:r>
-          <w:rPr>
-            <w:rFonts w:ascii="Cambria Math" w:hAnsi="Cambria Math"/>
-          </w:rPr>
-          <m:t>∞)</m:t>
+          <m:t>(0;+∞)</m:t>
         </m:r>
       </m:oMath>
       <w:r>
@@ -9058,13 +9029,6 @@
       </w:r>
       <w:r>
         <w:t>м;</w:t>
-      </w:r>
-      <w:commentRangeEnd w:id="18"/>
-      <w:r>
-        <w:rPr>
-          <w:rStyle w:val="a7"/>
-        </w:rPr>
-        <w:commentReference w:id="18"/>
       </w:r>
     </w:p>
     <w:p>
@@ -9097,19 +9061,7 @@
           <w:rPr>
             <w:rFonts w:ascii="Cambria Math" w:hAnsi="Cambria Math"/>
           </w:rPr>
-          <m:t>(0;</m:t>
-        </m:r>
-        <m:r>
-          <w:rPr>
-            <w:rFonts w:ascii="Cambria Math" w:hAnsi="Cambria Math"/>
-          </w:rPr>
-          <m:t>+</m:t>
-        </m:r>
-        <m:r>
-          <w:rPr>
-            <w:rFonts w:ascii="Cambria Math" w:hAnsi="Cambria Math"/>
-          </w:rPr>
-          <m:t>∞)</m:t>
+          <m:t>(0;+∞)</m:t>
         </m:r>
       </m:oMath>
       <w:r>
@@ -9151,19 +9103,7 @@
           <w:rPr>
             <w:rFonts w:ascii="Cambria Math" w:hAnsi="Cambria Math"/>
           </w:rPr>
-          <m:t>(0;</m:t>
-        </m:r>
-        <m:r>
-          <w:rPr>
-            <w:rFonts w:ascii="Cambria Math" w:hAnsi="Cambria Math"/>
-          </w:rPr>
-          <m:t>+</m:t>
-        </m:r>
-        <m:r>
-          <w:rPr>
-            <w:rFonts w:ascii="Cambria Math" w:hAnsi="Cambria Math"/>
-          </w:rPr>
-          <m:t>∞)</m:t>
+          <m:t>(0;+∞)</m:t>
         </m:r>
       </m:oMath>
       <w:r>
@@ -9211,10 +9151,10 @@
           <w:position w:val="-28"/>
         </w:rPr>
         <w:object w:dxaOrig="2680" w:dyaOrig="720" w14:anchorId="305048BC">
-          <v:shape id="_x0000_i1027" type="#_x0000_t75" style="width:133pt;height:35.5pt" o:ole="">
-            <v:imagedata r:id="rId45" o:title=""/>
+          <v:shape id="_x0000_i1027" type="#_x0000_t75" style="width:133.25pt;height:35.55pt" o:ole="">
+            <v:imagedata r:id="rId41" o:title=""/>
           </v:shape>
-          <o:OLEObject Type="Embed" ProgID="Equation.DSMT4" ShapeID="_x0000_i1027" DrawAspect="Content" ObjectID="_1826902971" r:id="rId46"/>
+          <o:OLEObject Type="Embed" ProgID="Equation.DSMT4" ShapeID="_x0000_i1027" DrawAspect="Content" ObjectID="_1826952693" r:id="rId42"/>
         </w:object>
       </w:r>
     </w:p>
@@ -9278,19 +9218,7 @@
           <w:rPr>
             <w:rFonts w:ascii="Cambria Math" w:hAnsi="Cambria Math"/>
           </w:rPr>
-          <m:t>(0;</m:t>
-        </m:r>
-        <m:r>
-          <w:rPr>
-            <w:rFonts w:ascii="Cambria Math" w:hAnsi="Cambria Math"/>
-          </w:rPr>
-          <m:t>+</m:t>
-        </m:r>
-        <m:r>
-          <w:rPr>
-            <w:rFonts w:ascii="Cambria Math" w:hAnsi="Cambria Math"/>
-          </w:rPr>
-          <m:t>∞)</m:t>
+          <m:t>(0;+∞)</m:t>
         </m:r>
       </m:oMath>
       <w:r>
@@ -9330,19 +9258,7 @@
           <w:rPr>
             <w:rFonts w:ascii="Cambria Math" w:hAnsi="Cambria Math"/>
           </w:rPr>
-          <m:t>(0;</m:t>
-        </m:r>
-        <m:r>
-          <w:rPr>
-            <w:rFonts w:ascii="Cambria Math" w:hAnsi="Cambria Math"/>
-          </w:rPr>
-          <m:t>+</m:t>
-        </m:r>
-        <m:r>
-          <w:rPr>
-            <w:rFonts w:ascii="Cambria Math" w:hAnsi="Cambria Math"/>
-          </w:rPr>
-          <m:t>∞)</m:t>
+          <m:t>(0;+∞)</m:t>
         </m:r>
       </m:oMath>
       <w:r>
@@ -9384,19 +9300,7 @@
           <w:rPr>
             <w:rFonts w:ascii="Cambria Math" w:hAnsi="Cambria Math"/>
           </w:rPr>
-          <m:t>(0;</m:t>
-        </m:r>
-        <m:r>
-          <w:rPr>
-            <w:rFonts w:ascii="Cambria Math" w:hAnsi="Cambria Math"/>
-          </w:rPr>
-          <m:t>+</m:t>
-        </m:r>
-        <m:r>
-          <w:rPr>
-            <w:rFonts w:ascii="Cambria Math" w:hAnsi="Cambria Math"/>
-          </w:rPr>
-          <m:t>∞)</m:t>
+          <m:t>(0;+∞)</m:t>
         </m:r>
       </m:oMath>
       <w:r>
@@ -9444,10 +9348,10 @@
           <w:position w:val="-28"/>
         </w:rPr>
         <w:object w:dxaOrig="1560" w:dyaOrig="720" w14:anchorId="160F3DF7">
-          <v:shape id="_x0000_i1028" type="#_x0000_t75" style="width:77pt;height:35.5pt" o:ole="">
-            <v:imagedata r:id="rId47" o:title=""/>
+          <v:shape id="_x0000_i1028" type="#_x0000_t75" style="width:77.15pt;height:35.55pt" o:ole="">
+            <v:imagedata r:id="rId43" o:title=""/>
           </v:shape>
-          <o:OLEObject Type="Embed" ProgID="Equation.DSMT4" ShapeID="_x0000_i1028" DrawAspect="Content" ObjectID="_1826902972" r:id="rId48"/>
+          <o:OLEObject Type="Embed" ProgID="Equation.DSMT4" ShapeID="_x0000_i1028" DrawAspect="Content" ObjectID="_1826952694" r:id="rId44"/>
         </w:object>
       </w:r>
     </w:p>
@@ -9483,19 +9387,7 @@
           <w:rPr>
             <w:rFonts w:ascii="Cambria Math" w:hAnsi="Cambria Math"/>
           </w:rPr>
-          <m:t>(0;</m:t>
-        </m:r>
-        <m:r>
-          <w:rPr>
-            <w:rFonts w:ascii="Cambria Math" w:hAnsi="Cambria Math"/>
-          </w:rPr>
-          <m:t>+</m:t>
-        </m:r>
-        <m:r>
-          <w:rPr>
-            <w:rFonts w:ascii="Cambria Math" w:hAnsi="Cambria Math"/>
-          </w:rPr>
-          <m:t>∞)</m:t>
+          <m:t>(0;+∞)</m:t>
         </m:r>
       </m:oMath>
       <w:r>
@@ -9963,10 +9855,7 @@
         <w:t>версии 4.7.2.</w:t>
       </w:r>
     </w:p>
-    <w:p>
-      <w:bookmarkStart w:id="19" w:name="_GoBack"/>
-      <w:bookmarkEnd w:id="19"/>
-    </w:p>
+    <w:p/>
     <w:p>
       <w:pPr>
         <w:rPr>
@@ -10002,12 +9891,7 @@
         <w:t xml:space="preserve"> </w:t>
       </w:r>
       <w:r>
-        <w:t xml:space="preserve">Процессор – </w:t>
-      </w:r>
-      <w:commentRangeStart w:id="20"/>
-      <w:commentRangeStart w:id="21"/>
-      <w:r>
-        <w:t xml:space="preserve">не менее 1 </w:t>
+        <w:t xml:space="preserve">Процессор – не менее 1 </w:t>
       </w:r>
       <w:r>
         <w:t>гигагерц (</w:t>
@@ -10017,20 +9901,6 @@
       </w:r>
       <w:r>
         <w:t>) или выше</w:t>
-      </w:r>
-      <w:commentRangeEnd w:id="20"/>
-      <w:r>
-        <w:rPr>
-          <w:rStyle w:val="a7"/>
-        </w:rPr>
-        <w:commentReference w:id="20"/>
-      </w:r>
-      <w:commentRangeEnd w:id="21"/>
-      <w:r>
-        <w:rPr>
-          <w:rStyle w:val="a7"/>
-        </w:rPr>
-        <w:commentReference w:id="21"/>
       </w:r>
       <w:r>
         <w:t>.</w:t>
@@ -10111,94 +9981,8 @@
 </w:document>
 </file>
 
-<file path=word/comments.xml><?xml version="1.0" encoding="utf-8"?>
-<w:comments xmlns:wpc="http://schemas.microsoft.com/office/word/2010/wordprocessingCanvas" xmlns:cx="http://schemas.microsoft.com/office/drawing/2014/chartex" xmlns:cx1="http://schemas.microsoft.com/office/drawing/2015/9/8/chartex" xmlns:cx2="http://schemas.microsoft.com/office/drawing/2015/10/21/chartex" xmlns:cx3="http://schemas.microsoft.com/office/drawing/2016/5/9/chartex" xmlns:cx4="http://schemas.microsoft.com/office/drawing/2016/5/10/chartex" xmlns:cx5="http://schemas.microsoft.com/office/drawing/2016/5/11/chartex" xmlns:cx6="http://schemas.microsoft.com/office/drawing/2016/5/12/chartex" xmlns:cx7="http://schemas.microsoft.com/office/drawing/2016/5/13/chartex" xmlns:cx8="http://schemas.microsoft.com/office/drawing/2016/5/14/chartex" xmlns:mc="http://schemas.openxmlformats.org/markup-compatibility/2006" xmlns:aink="http://schemas.microsoft.com/office/drawing/2016/ink" xmlns:am3d="http://schemas.microsoft.com/office/drawing/2017/model3d" xmlns:o="urn:schemas-microsoft-com:office:office" xmlns:r="http://schemas.openxmlformats.org/officeDocument/2006/relationships" xmlns:m="http://schemas.openxmlformats.org/officeDocument/2006/math" xmlns:v="urn:schemas-microsoft-com:vml" xmlns:wp14="http://schemas.microsoft.com/office/word/2010/wordprocessingDrawing" xmlns:wp="http://schemas.openxmlformats.org/drawingml/2006/wordprocessingDrawing" xmlns:w10="urn:schemas-microsoft-com:office:word" xmlns:w="http://schemas.openxmlformats.org/wordprocessingml/2006/main" xmlns:w14="http://schemas.microsoft.com/office/word/2010/wordml" xmlns:w15="http://schemas.microsoft.com/office/word/2012/wordml" xmlns:w16cex="http://schemas.microsoft.com/office/word/2018/wordml/cex" xmlns:w16cid="http://schemas.microsoft.com/office/word/2016/wordml/cid" xmlns:w16="http://schemas.microsoft.com/office/word/2018/wordml" xmlns:w16se="http://schemas.microsoft.com/office/word/2015/wordml/symex" xmlns:wpg="http://schemas.microsoft.com/office/word/2010/wordprocessingGroup" xmlns:wpi="http://schemas.microsoft.com/office/word/2010/wordprocessingInk" xmlns:wne="http://schemas.microsoft.com/office/word/2006/wordml" xmlns:wps="http://schemas.microsoft.com/office/word/2010/wordprocessingShape" mc:Ignorable="w14 w15 w16se w16cid w16 w16cex wp14">
-  <w:comment w:id="18" w:author="Aleksey A. Kalentev" w:date="2025-12-04T09:48:00Z" w:initials="AAK">
-    <w:p>
-      <w:pPr>
-        <w:pStyle w:val="a8"/>
-      </w:pPr>
-      <w:r>
-        <w:rPr>
-          <w:rStyle w:val="a7"/>
-        </w:rPr>
-        <w:annotationRef/>
-      </w:r>
-      <w:r>
-        <w:t>Ограничения</w:t>
-      </w:r>
-    </w:p>
-  </w:comment>
-  <w:comment w:id="20" w:author="Aleksey A. Kalentev" w:date="2025-12-04T09:48:00Z" w:initials="AAK">
-    <w:p>
-      <w:pPr>
-        <w:pStyle w:val="a8"/>
-      </w:pPr>
-      <w:r>
-        <w:rPr>
-          <w:rStyle w:val="a7"/>
-        </w:rPr>
-        <w:annotationRef/>
-      </w:r>
-      <w:r>
-        <w:t>?</w:t>
-      </w:r>
-    </w:p>
-  </w:comment>
-  <w:comment w:id="21" w:author="Александр Ушаков" w:date="2025-12-10T19:53:00Z" w:initials="АУ">
-    <w:p>
-      <w:pPr>
-        <w:pStyle w:val="a8"/>
-        <w:rPr>
-          <w:lang w:val="en-US"/>
-        </w:rPr>
-      </w:pPr>
-      <w:r>
-        <w:rPr>
-          <w:rStyle w:val="a7"/>
-        </w:rPr>
-        <w:annotationRef/>
-      </w:r>
-      <w:r>
-        <w:t xml:space="preserve">Для </w:t>
-      </w:r>
-      <w:r>
-        <w:rPr>
-          <w:lang w:val="en-US"/>
-        </w:rPr>
-        <w:t>Windows 10</w:t>
-      </w:r>
-    </w:p>
-  </w:comment>
-</w:comments>
-</file>
-
-<file path=word/commentsExtended.xml><?xml version="1.0" encoding="utf-8"?>
-<w15:commentsEx xmlns:wpc="http://schemas.microsoft.com/office/word/2010/wordprocessingCanvas" xmlns:cx="http://schemas.microsoft.com/office/drawing/2014/chartex" xmlns:cx1="http://schemas.microsoft.com/office/drawing/2015/9/8/chartex" xmlns:cx2="http://schemas.microsoft.com/office/drawing/2015/10/21/chartex" xmlns:cx3="http://schemas.microsoft.com/office/drawing/2016/5/9/chartex" xmlns:cx4="http://schemas.microsoft.com/office/drawing/2016/5/10/chartex" xmlns:cx5="http://schemas.microsoft.com/office/drawing/2016/5/11/chartex" xmlns:cx6="http://schemas.microsoft.com/office/drawing/2016/5/12/chartex" xmlns:cx7="http://schemas.microsoft.com/office/drawing/2016/5/13/chartex" xmlns:cx8="http://schemas.microsoft.com/office/drawing/2016/5/14/chartex" xmlns:mc="http://schemas.openxmlformats.org/markup-compatibility/2006" xmlns:aink="http://schemas.microsoft.com/office/drawing/2016/ink" xmlns:am3d="http://schemas.microsoft.com/office/drawing/2017/model3d" xmlns:o="urn:schemas-microsoft-com:office:office" xmlns:r="http://schemas.openxmlformats.org/officeDocument/2006/relationships" xmlns:m="http://schemas.openxmlformats.org/officeDocument/2006/math" xmlns:v="urn:schemas-microsoft-com:vml" xmlns:wp14="http://schemas.microsoft.com/office/word/2010/wordprocessingDrawing" xmlns:wp="http://schemas.openxmlformats.org/drawingml/2006/wordprocessingDrawing" xmlns:w10="urn:schemas-microsoft-com:office:word" xmlns:w="http://schemas.openxmlformats.org/wordprocessingml/2006/main" xmlns:w14="http://schemas.microsoft.com/office/word/2010/wordml" xmlns:w15="http://schemas.microsoft.com/office/word/2012/wordml" xmlns:w16cex="http://schemas.microsoft.com/office/word/2018/wordml/cex" xmlns:w16cid="http://schemas.microsoft.com/office/word/2016/wordml/cid" xmlns:w16="http://schemas.microsoft.com/office/word/2018/wordml" xmlns:w16se="http://schemas.microsoft.com/office/word/2015/wordml/symex" xmlns:wpg="http://schemas.microsoft.com/office/word/2010/wordprocessingGroup" xmlns:wpi="http://schemas.microsoft.com/office/word/2010/wordprocessingInk" xmlns:wne="http://schemas.microsoft.com/office/word/2006/wordml" xmlns:wps="http://schemas.microsoft.com/office/word/2010/wordprocessingShape" mc:Ignorable="w14 w15 w16se w16cid w16 w16cex wp14">
-  <w15:commentEx w15:paraId="78E7BECF" w15:done="1"/>
-  <w15:commentEx w15:paraId="3778CCC9" w15:done="1"/>
-  <w15:commentEx w15:paraId="7E7E1E9E" w15:paraIdParent="3778CCC9" w15:done="1"/>
-</w15:commentsEx>
-</file>
-
-<file path=word/commentsExtensible.xml><?xml version="1.0" encoding="utf-8"?>
-<w16cex:commentsExtensible xmlns:wpc="http://schemas.microsoft.com/office/word/2010/wordprocessingCanvas" xmlns:cx="http://schemas.microsoft.com/office/drawing/2014/chartex" xmlns:cx1="http://schemas.microsoft.com/office/drawing/2015/9/8/chartex" xmlns:cx2="http://schemas.microsoft.com/office/drawing/2015/10/21/chartex" xmlns:cx3="http://schemas.microsoft.com/office/drawing/2016/5/9/chartex" xmlns:cx4="http://schemas.microsoft.com/office/drawing/2016/5/10/chartex" xmlns:cx5="http://schemas.microsoft.com/office/drawing/2016/5/11/chartex" xmlns:cx6="http://schemas.microsoft.com/office/drawing/2016/5/12/chartex" xmlns:cx7="http://schemas.microsoft.com/office/drawing/2016/5/13/chartex" xmlns:cx8="http://schemas.microsoft.com/office/drawing/2016/5/14/chartex" xmlns:mc="http://schemas.openxmlformats.org/markup-compatibility/2006" xmlns:aink="http://schemas.microsoft.com/office/drawing/2016/ink" xmlns:am3d="http://schemas.microsoft.com/office/drawing/2017/model3d" xmlns:o="urn:schemas-microsoft-com:office:office" xmlns:r="http://schemas.openxmlformats.org/officeDocument/2006/relationships" xmlns:m="http://schemas.openxmlformats.org/officeDocument/2006/math" xmlns:v="urn:schemas-microsoft-com:vml" xmlns:wp14="http://schemas.microsoft.com/office/word/2010/wordprocessingDrawing" xmlns:wp="http://schemas.openxmlformats.org/drawingml/2006/wordprocessingDrawing" xmlns:w10="urn:schemas-microsoft-com:office:word" xmlns:w="http://schemas.openxmlformats.org/wordprocessingml/2006/main" xmlns:w14="http://schemas.microsoft.com/office/word/2010/wordml" xmlns:w15="http://schemas.microsoft.com/office/word/2012/wordml" xmlns:w16cex="http://schemas.microsoft.com/office/word/2018/wordml/cex" xmlns:w16cid="http://schemas.microsoft.com/office/word/2016/wordml/cid" xmlns:w16="http://schemas.microsoft.com/office/word/2018/wordml" xmlns:w16se="http://schemas.microsoft.com/office/word/2015/wordml/symex" xmlns:wpg="http://schemas.microsoft.com/office/word/2010/wordprocessingGroup" xmlns:wpi="http://schemas.microsoft.com/office/word/2010/wordprocessingInk" xmlns:wne="http://schemas.microsoft.com/office/word/2006/wordml" xmlns:wps="http://schemas.microsoft.com/office/word/2010/wordprocessingShape" mc:Ignorable="w14 w15 w16se w16cid w16 w16cex wp14">
-  <w16cex:commentExtensible w16cex:durableId="2CDBD75F" w16cex:dateUtc="2025-12-04T02:48:00Z"/>
-  <w16cex:commentExtensible w16cex:durableId="2CDBD770" w16cex:dateUtc="2025-12-04T02:48:00Z"/>
-  <w16cex:commentExtensible w16cex:durableId="2CE44E4A" w16cex:dateUtc="2025-12-10T12:53:00Z"/>
-</w16cex:commentsExtensible>
-</file>
-
-<file path=word/commentsIds.xml><?xml version="1.0" encoding="utf-8"?>
-<w16cid:commentsIds xmlns:wpc="http://schemas.microsoft.com/office/word/2010/wordprocessingCanvas" xmlns:cx="http://schemas.microsoft.com/office/drawing/2014/chartex" xmlns:cx1="http://schemas.microsoft.com/office/drawing/2015/9/8/chartex" xmlns:cx2="http://schemas.microsoft.com/office/drawing/2015/10/21/chartex" xmlns:cx3="http://schemas.microsoft.com/office/drawing/2016/5/9/chartex" xmlns:cx4="http://schemas.microsoft.com/office/drawing/2016/5/10/chartex" xmlns:cx5="http://schemas.microsoft.com/office/drawing/2016/5/11/chartex" xmlns:cx6="http://schemas.microsoft.com/office/drawing/2016/5/12/chartex" xmlns:cx7="http://schemas.microsoft.com/office/drawing/2016/5/13/chartex" xmlns:cx8="http://schemas.microsoft.com/office/drawing/2016/5/14/chartex" xmlns:mc="http://schemas.openxmlformats.org/markup-compatibility/2006" xmlns:aink="http://schemas.microsoft.com/office/drawing/2016/ink" xmlns:am3d="http://schemas.microsoft.com/office/drawing/2017/model3d" xmlns:o="urn:schemas-microsoft-com:office:office" xmlns:r="http://schemas.openxmlformats.org/officeDocument/2006/relationships" xmlns:m="http://schemas.openxmlformats.org/officeDocument/2006/math" xmlns:v="urn:schemas-microsoft-com:vml" xmlns:wp14="http://schemas.microsoft.com/office/word/2010/wordprocessingDrawing" xmlns:wp="http://schemas.openxmlformats.org/drawingml/2006/wordprocessingDrawing" xmlns:w10="urn:schemas-microsoft-com:office:word" xmlns:w="http://schemas.openxmlformats.org/wordprocessingml/2006/main" xmlns:w14="http://schemas.microsoft.com/office/word/2010/wordml" xmlns:w15="http://schemas.microsoft.com/office/word/2012/wordml" xmlns:w16cex="http://schemas.microsoft.com/office/word/2018/wordml/cex" xmlns:w16cid="http://schemas.microsoft.com/office/word/2016/wordml/cid" xmlns:w16="http://schemas.microsoft.com/office/word/2018/wordml" xmlns:w16se="http://schemas.microsoft.com/office/word/2015/wordml/symex" xmlns:wpg="http://schemas.microsoft.com/office/word/2010/wordprocessingGroup" xmlns:wpi="http://schemas.microsoft.com/office/word/2010/wordprocessingInk" xmlns:wne="http://schemas.microsoft.com/office/word/2006/wordml" xmlns:wps="http://schemas.microsoft.com/office/word/2010/wordprocessingShape" mc:Ignorable="w14 w15 w16se w16cid w16 w16cex wp14">
-  <w16cid:commentId w16cid:paraId="78E7BECF" w16cid:durableId="2CDBD75F"/>
-  <w16cid:commentId w16cid:paraId="3778CCC9" w16cid:durableId="2CDBD770"/>
-  <w16cid:commentId w16cid:paraId="7E7E1E9E" w16cid:durableId="2CE44E4A"/>
-</w16cid:commentsIds>
-</file>
-
 <file path=word/endnotes.xml><?xml version="1.0" encoding="utf-8"?>
-<w:endnotes xmlns:wpc="http://schemas.microsoft.com/office/word/2010/wordprocessingCanvas" xmlns:cx="http://schemas.microsoft.com/office/drawing/2014/chartex" xmlns:cx1="http://schemas.microsoft.com/office/drawing/2015/9/8/chartex" xmlns:cx2="http://schemas.microsoft.com/office/drawing/2015/10/21/chartex" xmlns:cx3="http://schemas.microsoft.com/office/drawing/2016/5/9/chartex" xmlns:cx4="http://schemas.microsoft.com/office/drawing/2016/5/10/chartex" xmlns:cx5="http://schemas.microsoft.com/office/drawing/2016/5/11/chartex" xmlns:cx6="http://schemas.microsoft.com/office/drawing/2016/5/12/chartex" xmlns:cx7="http://schemas.microsoft.com/office/drawing/2016/5/13/chartex" xmlns:cx8="http://schemas.microsoft.com/office/drawing/2016/5/14/chartex" xmlns:mc="http://schemas.openxmlformats.org/markup-compatibility/2006" xmlns:aink="http://schemas.microsoft.com/office/drawing/2016/ink" xmlns:am3d="http://schemas.microsoft.com/office/drawing/2017/model3d" xmlns:o="urn:schemas-microsoft-com:office:office" xmlns:r="http://schemas.openxmlformats.org/officeDocument/2006/relationships" xmlns:m="http://schemas.openxmlformats.org/officeDocument/2006/math" xmlns:v="urn:schemas-microsoft-com:vml" xmlns:wp14="http://schemas.microsoft.com/office/word/2010/wordprocessingDrawing" xmlns:wp="http://schemas.openxmlformats.org/drawingml/2006/wordprocessingDrawing" xmlns:w10="urn:schemas-microsoft-com:office:word" xmlns:w="http://schemas.openxmlformats.org/wordprocessingml/2006/main" xmlns:w14="http://schemas.microsoft.com/office/word/2010/wordml" xmlns:w15="http://schemas.microsoft.com/office/word/2012/wordml" xmlns:w16cex="http://schemas.microsoft.com/office/word/2018/wordml/cex" xmlns:w16cid="http://schemas.microsoft.com/office/word/2016/wordml/cid" xmlns:w16="http://schemas.microsoft.com/office/word/2018/wordml" xmlns:w16se="http://schemas.microsoft.com/office/word/2015/wordml/symex" xmlns:wpg="http://schemas.microsoft.com/office/word/2010/wordprocessingGroup" xmlns:wpi="http://schemas.microsoft.com/office/word/2010/wordprocessingInk" xmlns:wne="http://schemas.microsoft.com/office/word/2006/wordml" xmlns:wps="http://schemas.microsoft.com/office/word/2010/wordprocessingShape" mc:Ignorable="w14 w15 w16se w16cid w16 w16cex wp14">
+<w:endnotes xmlns:wpc="http://schemas.microsoft.com/office/word/2010/wordprocessingCanvas" xmlns:cx="http://schemas.microsoft.com/office/drawing/2014/chartex" xmlns:cx1="http://schemas.microsoft.com/office/drawing/2015/9/8/chartex" xmlns:cx2="http://schemas.microsoft.com/office/drawing/2015/10/21/chartex" xmlns:cx3="http://schemas.microsoft.com/office/drawing/2016/5/9/chartex" xmlns:cx4="http://schemas.microsoft.com/office/drawing/2016/5/10/chartex" xmlns:cx5="http://schemas.microsoft.com/office/drawing/2016/5/11/chartex" xmlns:cx6="http://schemas.microsoft.com/office/drawing/2016/5/12/chartex" xmlns:cx7="http://schemas.microsoft.com/office/drawing/2016/5/13/chartex" xmlns:cx8="http://schemas.microsoft.com/office/drawing/2016/5/14/chartex" xmlns:mc="http://schemas.openxmlformats.org/markup-compatibility/2006" xmlns:aink="http://schemas.microsoft.com/office/drawing/2016/ink" xmlns:am3d="http://schemas.microsoft.com/office/drawing/2017/model3d" xmlns:o="urn:schemas-microsoft-com:office:office" xmlns:r="http://schemas.openxmlformats.org/officeDocument/2006/relationships" xmlns:m="http://schemas.openxmlformats.org/officeDocument/2006/math" xmlns:v="urn:schemas-microsoft-com:vml" xmlns:wp14="http://schemas.microsoft.com/office/word/2010/wordprocessingDrawing" xmlns:wp="http://schemas.openxmlformats.org/drawingml/2006/wordprocessingDrawing" xmlns:w10="urn:schemas-microsoft-com:office:word" xmlns:w="http://schemas.openxmlformats.org/wordprocessingml/2006/main" xmlns:w14="http://schemas.microsoft.com/office/word/2010/wordml" xmlns:w15="http://schemas.microsoft.com/office/word/2012/wordml" xmlns:w16cex="http://schemas.microsoft.com/office/word/2018/wordml/cex" xmlns:w16cid="http://schemas.microsoft.com/office/word/2016/wordml/cid" xmlns:w16="http://schemas.microsoft.com/office/word/2018/wordml" xmlns:w16sdtdh="http://schemas.microsoft.com/office/word/2020/wordml/sdtdatahash" xmlns:w16se="http://schemas.microsoft.com/office/word/2015/wordml/symex" xmlns:wpg="http://schemas.microsoft.com/office/word/2010/wordprocessingGroup" xmlns:wpi="http://schemas.microsoft.com/office/word/2010/wordprocessingInk" xmlns:wne="http://schemas.microsoft.com/office/word/2006/wordml" xmlns:wps="http://schemas.microsoft.com/office/word/2010/wordprocessingShape" mc:Ignorable="w14 w15 w16se w16cid w16 w16cex w16sdtdh wp14">
   <w:endnote w:type="separator" w:id="-1">
     <w:p>
       <w:pPr>
@@ -10223,7 +10007,7 @@
 </file>
 
 <file path=word/footer1.xml><?xml version="1.0" encoding="utf-8"?>
-<w:ftr xmlns:wpc="http://schemas.microsoft.com/office/word/2010/wordprocessingCanvas" xmlns:cx="http://schemas.microsoft.com/office/drawing/2014/chartex" xmlns:cx1="http://schemas.microsoft.com/office/drawing/2015/9/8/chartex" xmlns:cx2="http://schemas.microsoft.com/office/drawing/2015/10/21/chartex" xmlns:cx3="http://schemas.microsoft.com/office/drawing/2016/5/9/chartex" xmlns:cx4="http://schemas.microsoft.com/office/drawing/2016/5/10/chartex" xmlns:cx5="http://schemas.microsoft.com/office/drawing/2016/5/11/chartex" xmlns:cx6="http://schemas.microsoft.com/office/drawing/2016/5/12/chartex" xmlns:cx7="http://schemas.microsoft.com/office/drawing/2016/5/13/chartex" xmlns:cx8="http://schemas.microsoft.com/office/drawing/2016/5/14/chartex" xmlns:mc="http://schemas.openxmlformats.org/markup-compatibility/2006" xmlns:aink="http://schemas.microsoft.com/office/drawing/2016/ink" xmlns:am3d="http://schemas.microsoft.com/office/drawing/2017/model3d" xmlns:o="urn:schemas-microsoft-com:office:office" xmlns:r="http://schemas.openxmlformats.org/officeDocument/2006/relationships" xmlns:m="http://schemas.openxmlformats.org/officeDocument/2006/math" xmlns:v="urn:schemas-microsoft-com:vml" xmlns:wp14="http://schemas.microsoft.com/office/word/2010/wordprocessingDrawing" xmlns:wp="http://schemas.openxmlformats.org/drawingml/2006/wordprocessingDrawing" xmlns:w10="urn:schemas-microsoft-com:office:word" xmlns:w="http://schemas.openxmlformats.org/wordprocessingml/2006/main" xmlns:w14="http://schemas.microsoft.com/office/word/2010/wordml" xmlns:w15="http://schemas.microsoft.com/office/word/2012/wordml" xmlns:w16cex="http://schemas.microsoft.com/office/word/2018/wordml/cex" xmlns:w16cid="http://schemas.microsoft.com/office/word/2016/wordml/cid" xmlns:w16="http://schemas.microsoft.com/office/word/2018/wordml" xmlns:w16se="http://schemas.microsoft.com/office/word/2015/wordml/symex" xmlns:wpg="http://schemas.microsoft.com/office/word/2010/wordprocessingGroup" xmlns:wpi="http://schemas.microsoft.com/office/word/2010/wordprocessingInk" xmlns:wne="http://schemas.microsoft.com/office/word/2006/wordml" xmlns:wps="http://schemas.microsoft.com/office/word/2010/wordprocessingShape" mc:Ignorable="w14 w15 w16se w16cid w16 w16cex wp14">
+<w:ftr xmlns:wpc="http://schemas.microsoft.com/office/word/2010/wordprocessingCanvas" xmlns:cx="http://schemas.microsoft.com/office/drawing/2014/chartex" xmlns:cx1="http://schemas.microsoft.com/office/drawing/2015/9/8/chartex" xmlns:cx2="http://schemas.microsoft.com/office/drawing/2015/10/21/chartex" xmlns:cx3="http://schemas.microsoft.com/office/drawing/2016/5/9/chartex" xmlns:cx4="http://schemas.microsoft.com/office/drawing/2016/5/10/chartex" xmlns:cx5="http://schemas.microsoft.com/office/drawing/2016/5/11/chartex" xmlns:cx6="http://schemas.microsoft.com/office/drawing/2016/5/12/chartex" xmlns:cx7="http://schemas.microsoft.com/office/drawing/2016/5/13/chartex" xmlns:cx8="http://schemas.microsoft.com/office/drawing/2016/5/14/chartex" xmlns:mc="http://schemas.openxmlformats.org/markup-compatibility/2006" xmlns:aink="http://schemas.microsoft.com/office/drawing/2016/ink" xmlns:am3d="http://schemas.microsoft.com/office/drawing/2017/model3d" xmlns:o="urn:schemas-microsoft-com:office:office" xmlns:r="http://schemas.openxmlformats.org/officeDocument/2006/relationships" xmlns:m="http://schemas.openxmlformats.org/officeDocument/2006/math" xmlns:v="urn:schemas-microsoft-com:vml" xmlns:wp14="http://schemas.microsoft.com/office/word/2010/wordprocessingDrawing" xmlns:wp="http://schemas.openxmlformats.org/drawingml/2006/wordprocessingDrawing" xmlns:w10="urn:schemas-microsoft-com:office:word" xmlns:w="http://schemas.openxmlformats.org/wordprocessingml/2006/main" xmlns:w14="http://schemas.microsoft.com/office/word/2010/wordml" xmlns:w15="http://schemas.microsoft.com/office/word/2012/wordml" xmlns:w16cex="http://schemas.microsoft.com/office/word/2018/wordml/cex" xmlns:w16cid="http://schemas.microsoft.com/office/word/2016/wordml/cid" xmlns:w16="http://schemas.microsoft.com/office/word/2018/wordml" xmlns:w16sdtdh="http://schemas.microsoft.com/office/word/2020/wordml/sdtdatahash" xmlns:w16se="http://schemas.microsoft.com/office/word/2015/wordml/symex" xmlns:wpg="http://schemas.microsoft.com/office/word/2010/wordprocessingGroup" xmlns:wpi="http://schemas.microsoft.com/office/word/2010/wordprocessingInk" xmlns:wne="http://schemas.microsoft.com/office/word/2006/wordml" xmlns:wps="http://schemas.microsoft.com/office/word/2010/wordprocessingShape" mc:Ignorable="w14 w15 w16se w16cid w16 w16cex w16sdtdh wp14">
   <w:sdt>
     <w:sdtPr>
       <w:id w:val="8180956"/>
@@ -10265,7 +10049,7 @@
 </file>
 
 <file path=word/footnotes.xml><?xml version="1.0" encoding="utf-8"?>
-<w:footnotes xmlns:wpc="http://schemas.microsoft.com/office/word/2010/wordprocessingCanvas" xmlns:cx="http://schemas.microsoft.com/office/drawing/2014/chartex" xmlns:cx1="http://schemas.microsoft.com/office/drawing/2015/9/8/chartex" xmlns:cx2="http://schemas.microsoft.com/office/drawing/2015/10/21/chartex" xmlns:cx3="http://schemas.microsoft.com/office/drawing/2016/5/9/chartex" xmlns:cx4="http://schemas.microsoft.com/office/drawing/2016/5/10/chartex" xmlns:cx5="http://schemas.microsoft.com/office/drawing/2016/5/11/chartex" xmlns:cx6="http://schemas.microsoft.com/office/drawing/2016/5/12/chartex" xmlns:cx7="http://schemas.microsoft.com/office/drawing/2016/5/13/chartex" xmlns:cx8="http://schemas.microsoft.com/office/drawing/2016/5/14/chartex" xmlns:mc="http://schemas.openxmlformats.org/markup-compatibility/2006" xmlns:aink="http://schemas.microsoft.com/office/drawing/2016/ink" xmlns:am3d="http://schemas.microsoft.com/office/drawing/2017/model3d" xmlns:o="urn:schemas-microsoft-com:office:office" xmlns:r="http://schemas.openxmlformats.org/officeDocument/2006/relationships" xmlns:m="http://schemas.openxmlformats.org/officeDocument/2006/math" xmlns:v="urn:schemas-microsoft-com:vml" xmlns:wp14="http://schemas.microsoft.com/office/word/2010/wordprocessingDrawing" xmlns:wp="http://schemas.openxmlformats.org/drawingml/2006/wordprocessingDrawing" xmlns:w10="urn:schemas-microsoft-com:office:word" xmlns:w="http://schemas.openxmlformats.org/wordprocessingml/2006/main" xmlns:w14="http://schemas.microsoft.com/office/word/2010/wordml" xmlns:w15="http://schemas.microsoft.com/office/word/2012/wordml" xmlns:w16cex="http://schemas.microsoft.com/office/word/2018/wordml/cex" xmlns:w16cid="http://schemas.microsoft.com/office/word/2016/wordml/cid" xmlns:w16="http://schemas.microsoft.com/office/word/2018/wordml" xmlns:w16se="http://schemas.microsoft.com/office/word/2015/wordml/symex" xmlns:wpg="http://schemas.microsoft.com/office/word/2010/wordprocessingGroup" xmlns:wpi="http://schemas.microsoft.com/office/word/2010/wordprocessingInk" xmlns:wne="http://schemas.microsoft.com/office/word/2006/wordml" xmlns:wps="http://schemas.microsoft.com/office/word/2010/wordprocessingShape" mc:Ignorable="w14 w15 w16se w16cid w16 w16cex wp14">
+<w:footnotes xmlns:wpc="http://schemas.microsoft.com/office/word/2010/wordprocessingCanvas" xmlns:cx="http://schemas.microsoft.com/office/drawing/2014/chartex" xmlns:cx1="http://schemas.microsoft.com/office/drawing/2015/9/8/chartex" xmlns:cx2="http://schemas.microsoft.com/office/drawing/2015/10/21/chartex" xmlns:cx3="http://schemas.microsoft.com/office/drawing/2016/5/9/chartex" xmlns:cx4="http://schemas.microsoft.com/office/drawing/2016/5/10/chartex" xmlns:cx5="http://schemas.microsoft.com/office/drawing/2016/5/11/chartex" xmlns:cx6="http://schemas.microsoft.com/office/drawing/2016/5/12/chartex" xmlns:cx7="http://schemas.microsoft.com/office/drawing/2016/5/13/chartex" xmlns:cx8="http://schemas.microsoft.com/office/drawing/2016/5/14/chartex" xmlns:mc="http://schemas.openxmlformats.org/markup-compatibility/2006" xmlns:aink="http://schemas.microsoft.com/office/drawing/2016/ink" xmlns:am3d="http://schemas.microsoft.com/office/drawing/2017/model3d" xmlns:o="urn:schemas-microsoft-com:office:office" xmlns:r="http://schemas.openxmlformats.org/officeDocument/2006/relationships" xmlns:m="http://schemas.openxmlformats.org/officeDocument/2006/math" xmlns:v="urn:schemas-microsoft-com:vml" xmlns:wp14="http://schemas.microsoft.com/office/word/2010/wordprocessingDrawing" xmlns:wp="http://schemas.openxmlformats.org/drawingml/2006/wordprocessingDrawing" xmlns:w10="urn:schemas-microsoft-com:office:word" xmlns:w="http://schemas.openxmlformats.org/wordprocessingml/2006/main" xmlns:w14="http://schemas.microsoft.com/office/word/2010/wordml" xmlns:w15="http://schemas.microsoft.com/office/word/2012/wordml" xmlns:w16cex="http://schemas.microsoft.com/office/word/2018/wordml/cex" xmlns:w16cid="http://schemas.microsoft.com/office/word/2016/wordml/cid" xmlns:w16="http://schemas.microsoft.com/office/word/2018/wordml" xmlns:w16sdtdh="http://schemas.microsoft.com/office/word/2020/wordml/sdtdatahash" xmlns:w16se="http://schemas.microsoft.com/office/word/2015/wordml/symex" xmlns:wpg="http://schemas.microsoft.com/office/word/2010/wordprocessingGroup" xmlns:wpi="http://schemas.microsoft.com/office/word/2010/wordprocessingInk" xmlns:wne="http://schemas.microsoft.com/office/word/2006/wordml" xmlns:wps="http://schemas.microsoft.com/office/word/2010/wordprocessingShape" mc:Ignorable="w14 w15 w16se w16cid w16 w16cex w16sdtdh wp14">
   <w:footnote w:type="separator" w:id="-1">
     <w:p>
       <w:pPr>
@@ -10290,7 +10074,7 @@
 </file>
 
 <file path=word/numbering.xml><?xml version="1.0" encoding="utf-8"?>
-<w:numbering xmlns:wpc="http://schemas.microsoft.com/office/word/2010/wordprocessingCanvas" xmlns:cx="http://schemas.microsoft.com/office/drawing/2014/chartex" xmlns:cx1="http://schemas.microsoft.com/office/drawing/2015/9/8/chartex" xmlns:cx2="http://schemas.microsoft.com/office/drawing/2015/10/21/chartex" xmlns:cx3="http://schemas.microsoft.com/office/drawing/2016/5/9/chartex" xmlns:cx4="http://schemas.microsoft.com/office/drawing/2016/5/10/chartex" xmlns:cx5="http://schemas.microsoft.com/office/drawing/2016/5/11/chartex" xmlns:cx6="http://schemas.microsoft.com/office/drawing/2016/5/12/chartex" xmlns:cx7="http://schemas.microsoft.com/office/drawing/2016/5/13/chartex" xmlns:cx8="http://schemas.microsoft.com/office/drawing/2016/5/14/chartex" xmlns:mc="http://schemas.openxmlformats.org/markup-compatibility/2006" xmlns:aink="http://schemas.microsoft.com/office/drawing/2016/ink" xmlns:am3d="http://schemas.microsoft.com/office/drawing/2017/model3d" xmlns:o="urn:schemas-microsoft-com:office:office" xmlns:r="http://schemas.openxmlformats.org/officeDocument/2006/relationships" xmlns:m="http://schemas.openxmlformats.org/officeDocument/2006/math" xmlns:v="urn:schemas-microsoft-com:vml" xmlns:wp14="http://schemas.microsoft.com/office/word/2010/wordprocessingDrawing" xmlns:wp="http://schemas.openxmlformats.org/drawingml/2006/wordprocessingDrawing" xmlns:w10="urn:schemas-microsoft-com:office:word" xmlns:w="http://schemas.openxmlformats.org/wordprocessingml/2006/main" xmlns:w14="http://schemas.microsoft.com/office/word/2010/wordml" xmlns:w15="http://schemas.microsoft.com/office/word/2012/wordml" xmlns:w16cex="http://schemas.microsoft.com/office/word/2018/wordml/cex" xmlns:w16cid="http://schemas.microsoft.com/office/word/2016/wordml/cid" xmlns:w16="http://schemas.microsoft.com/office/word/2018/wordml" xmlns:w16se="http://schemas.microsoft.com/office/word/2015/wordml/symex" xmlns:wpg="http://schemas.microsoft.com/office/word/2010/wordprocessingGroup" xmlns:wpi="http://schemas.microsoft.com/office/word/2010/wordprocessingInk" xmlns:wne="http://schemas.microsoft.com/office/word/2006/wordml" xmlns:wps="http://schemas.microsoft.com/office/word/2010/wordprocessingShape" mc:Ignorable="w14 w15 w16se w16cid w16 w16cex wp14">
+<w:numbering xmlns:wpc="http://schemas.microsoft.com/office/word/2010/wordprocessingCanvas" xmlns:cx="http://schemas.microsoft.com/office/drawing/2014/chartex" xmlns:cx1="http://schemas.microsoft.com/office/drawing/2015/9/8/chartex" xmlns:cx2="http://schemas.microsoft.com/office/drawing/2015/10/21/chartex" xmlns:cx3="http://schemas.microsoft.com/office/drawing/2016/5/9/chartex" xmlns:cx4="http://schemas.microsoft.com/office/drawing/2016/5/10/chartex" xmlns:cx5="http://schemas.microsoft.com/office/drawing/2016/5/11/chartex" xmlns:cx6="http://schemas.microsoft.com/office/drawing/2016/5/12/chartex" xmlns:cx7="http://schemas.microsoft.com/office/drawing/2016/5/13/chartex" xmlns:cx8="http://schemas.microsoft.com/office/drawing/2016/5/14/chartex" xmlns:mc="http://schemas.openxmlformats.org/markup-compatibility/2006" xmlns:aink="http://schemas.microsoft.com/office/drawing/2016/ink" xmlns:am3d="http://schemas.microsoft.com/office/drawing/2017/model3d" xmlns:o="urn:schemas-microsoft-com:office:office" xmlns:r="http://schemas.openxmlformats.org/officeDocument/2006/relationships" xmlns:m="http://schemas.openxmlformats.org/officeDocument/2006/math" xmlns:v="urn:schemas-microsoft-com:vml" xmlns:wp14="http://schemas.microsoft.com/office/word/2010/wordprocessingDrawing" xmlns:wp="http://schemas.openxmlformats.org/drawingml/2006/wordprocessingDrawing" xmlns:w10="urn:schemas-microsoft-com:office:word" xmlns:w="http://schemas.openxmlformats.org/wordprocessingml/2006/main" xmlns:w14="http://schemas.microsoft.com/office/word/2010/wordml" xmlns:w15="http://schemas.microsoft.com/office/word/2012/wordml" xmlns:w16cex="http://schemas.microsoft.com/office/word/2018/wordml/cex" xmlns:w16cid="http://schemas.microsoft.com/office/word/2016/wordml/cid" xmlns:w16="http://schemas.microsoft.com/office/word/2018/wordml" xmlns:w16sdtdh="http://schemas.microsoft.com/office/word/2020/wordml/sdtdatahash" xmlns:w16se="http://schemas.microsoft.com/office/word/2015/wordml/symex" xmlns:wpg="http://schemas.microsoft.com/office/word/2010/wordprocessingGroup" xmlns:wpi="http://schemas.microsoft.com/office/word/2010/wordprocessingInk" xmlns:wne="http://schemas.microsoft.com/office/word/2006/wordml" xmlns:wps="http://schemas.microsoft.com/office/word/2010/wordprocessingShape" mc:Ignorable="w14 w15 w16se w16cid w16 w16cex w16sdtdh wp14">
   <w:abstractNum w:abstractNumId="0" w15:restartNumberingAfterBreak="0">
     <w:nsid w:val="036D16E2"/>
     <w:multiLevelType w:val="hybridMultilevel"/>
@@ -11247,19 +11031,8 @@
 </w:numbering>
 </file>
 
-<file path=word/people.xml><?xml version="1.0" encoding="utf-8"?>
-<w15:people xmlns:wpc="http://schemas.microsoft.com/office/word/2010/wordprocessingCanvas" xmlns:cx="http://schemas.microsoft.com/office/drawing/2014/chartex" xmlns:cx1="http://schemas.microsoft.com/office/drawing/2015/9/8/chartex" xmlns:cx2="http://schemas.microsoft.com/office/drawing/2015/10/21/chartex" xmlns:cx3="http://schemas.microsoft.com/office/drawing/2016/5/9/chartex" xmlns:cx4="http://schemas.microsoft.com/office/drawing/2016/5/10/chartex" xmlns:cx5="http://schemas.microsoft.com/office/drawing/2016/5/11/chartex" xmlns:cx6="http://schemas.microsoft.com/office/drawing/2016/5/12/chartex" xmlns:cx7="http://schemas.microsoft.com/office/drawing/2016/5/13/chartex" xmlns:cx8="http://schemas.microsoft.com/office/drawing/2016/5/14/chartex" xmlns:mc="http://schemas.openxmlformats.org/markup-compatibility/2006" xmlns:aink="http://schemas.microsoft.com/office/drawing/2016/ink" xmlns:am3d="http://schemas.microsoft.com/office/drawing/2017/model3d" xmlns:o="urn:schemas-microsoft-com:office:office" xmlns:r="http://schemas.openxmlformats.org/officeDocument/2006/relationships" xmlns:m="http://schemas.openxmlformats.org/officeDocument/2006/math" xmlns:v="urn:schemas-microsoft-com:vml" xmlns:wp14="http://schemas.microsoft.com/office/word/2010/wordprocessingDrawing" xmlns:wp="http://schemas.openxmlformats.org/drawingml/2006/wordprocessingDrawing" xmlns:w10="urn:schemas-microsoft-com:office:word" xmlns:w="http://schemas.openxmlformats.org/wordprocessingml/2006/main" xmlns:w14="http://schemas.microsoft.com/office/word/2010/wordml" xmlns:w15="http://schemas.microsoft.com/office/word/2012/wordml" xmlns:w16cex="http://schemas.microsoft.com/office/word/2018/wordml/cex" xmlns:w16cid="http://schemas.microsoft.com/office/word/2016/wordml/cid" xmlns:w16="http://schemas.microsoft.com/office/word/2018/wordml" xmlns:w16se="http://schemas.microsoft.com/office/word/2015/wordml/symex" xmlns:wpg="http://schemas.microsoft.com/office/word/2010/wordprocessingGroup" xmlns:wpi="http://schemas.microsoft.com/office/word/2010/wordprocessingInk" xmlns:wne="http://schemas.microsoft.com/office/word/2006/wordml" xmlns:wps="http://schemas.microsoft.com/office/word/2010/wordprocessingShape" mc:Ignorable="w14 w15 w16se w16cid w16 w16cex wp14">
-  <w15:person w15:author="Aleksey A. Kalentev">
-    <w15:presenceInfo w15:providerId="AD" w15:userId="S-1-5-21-507921405-1993962763-1957994488-151096"/>
-  </w15:person>
-  <w15:person w15:author="Александр Ушаков">
-    <w15:presenceInfo w15:providerId="Windows Live" w15:userId="8b5e450d23c14f11"/>
-  </w15:person>
-</w15:people>
-</file>
-
 <file path=word/styles.xml><?xml version="1.0" encoding="utf-8"?>
-<w:styles xmlns:mc="http://schemas.openxmlformats.org/markup-compatibility/2006" xmlns:r="http://schemas.openxmlformats.org/officeDocument/2006/relationships" xmlns:w="http://schemas.openxmlformats.org/wordprocessingml/2006/main" xmlns:w14="http://schemas.microsoft.com/office/word/2010/wordml" xmlns:w15="http://schemas.microsoft.com/office/word/2012/wordml" xmlns:w16cex="http://schemas.microsoft.com/office/word/2018/wordml/cex" xmlns:w16cid="http://schemas.microsoft.com/office/word/2016/wordml/cid" xmlns:w16="http://schemas.microsoft.com/office/word/2018/wordml" xmlns:w16se="http://schemas.microsoft.com/office/word/2015/wordml/symex" mc:Ignorable="w14 w15 w16se w16cid w16 w16cex">
+<w:styles xmlns:mc="http://schemas.openxmlformats.org/markup-compatibility/2006" xmlns:r="http://schemas.openxmlformats.org/officeDocument/2006/relationships" xmlns:w="http://schemas.openxmlformats.org/wordprocessingml/2006/main" xmlns:w14="http://schemas.microsoft.com/office/word/2010/wordml" xmlns:w15="http://schemas.microsoft.com/office/word/2012/wordml" xmlns:w16cex="http://schemas.microsoft.com/office/word/2018/wordml/cex" xmlns:w16cid="http://schemas.microsoft.com/office/word/2016/wordml/cid" xmlns:w16="http://schemas.microsoft.com/office/word/2018/wordml" xmlns:w16sdtdh="http://schemas.microsoft.com/office/word/2020/wordml/sdtdatahash" xmlns:w16se="http://schemas.microsoft.com/office/word/2015/wordml/symex" mc:Ignorable="w14 w15 w16se w16cid w16 w16cex w16sdtdh">
   <w:docDefaults>
     <w:rPrDefault>
       <w:rPr>

--- a/project1/Ушаков А.А. ЛБ5.docx
+++ b/project1/Ушаков А.А. ЛБ5.docx
@@ -1,6 +1,6 @@
 
 <file path=word/document.xml><?xml version="1.0" encoding="utf-8"?>
-<w:document xmlns:wpc="http://schemas.microsoft.com/office/word/2010/wordprocessingCanvas" xmlns:cx="http://schemas.microsoft.com/office/drawing/2014/chartex" xmlns:cx1="http://schemas.microsoft.com/office/drawing/2015/9/8/chartex" xmlns:cx2="http://schemas.microsoft.com/office/drawing/2015/10/21/chartex" xmlns:cx3="http://schemas.microsoft.com/office/drawing/2016/5/9/chartex" xmlns:cx4="http://schemas.microsoft.com/office/drawing/2016/5/10/chartex" xmlns:cx5="http://schemas.microsoft.com/office/drawing/2016/5/11/chartex" xmlns:cx6="http://schemas.microsoft.com/office/drawing/2016/5/12/chartex" xmlns:cx7="http://schemas.microsoft.com/office/drawing/2016/5/13/chartex" xmlns:cx8="http://schemas.microsoft.com/office/drawing/2016/5/14/chartex" xmlns:mc="http://schemas.openxmlformats.org/markup-compatibility/2006" xmlns:aink="http://schemas.microsoft.com/office/drawing/2016/ink" xmlns:am3d="http://schemas.microsoft.com/office/drawing/2017/model3d" xmlns:o="urn:schemas-microsoft-com:office:office" xmlns:r="http://schemas.openxmlformats.org/officeDocument/2006/relationships" xmlns:m="http://schemas.openxmlformats.org/officeDocument/2006/math" xmlns:v="urn:schemas-microsoft-com:vml" xmlns:wp14="http://schemas.microsoft.com/office/word/2010/wordprocessingDrawing" xmlns:wp="http://schemas.openxmlformats.org/drawingml/2006/wordprocessingDrawing" xmlns:w10="urn:schemas-microsoft-com:office:word" xmlns:w="http://schemas.openxmlformats.org/wordprocessingml/2006/main" xmlns:w14="http://schemas.microsoft.com/office/word/2010/wordml" xmlns:w15="http://schemas.microsoft.com/office/word/2012/wordml" xmlns:w16cex="http://schemas.microsoft.com/office/word/2018/wordml/cex" xmlns:w16cid="http://schemas.microsoft.com/office/word/2016/wordml/cid" xmlns:w16="http://schemas.microsoft.com/office/word/2018/wordml" xmlns:w16sdtdh="http://schemas.microsoft.com/office/word/2020/wordml/sdtdatahash" xmlns:w16se="http://schemas.microsoft.com/office/word/2015/wordml/symex" xmlns:wpg="http://schemas.microsoft.com/office/word/2010/wordprocessingGroup" xmlns:wpi="http://schemas.microsoft.com/office/word/2010/wordprocessingInk" xmlns:wne="http://schemas.microsoft.com/office/word/2006/wordml" xmlns:wps="http://schemas.microsoft.com/office/word/2010/wordprocessingShape" mc:Ignorable="w14 w15 w16se w16cid w16 w16cex w16sdtdh wp14">
+<w:document xmlns:wpc="http://schemas.microsoft.com/office/word/2010/wordprocessingCanvas" xmlns:cx="http://schemas.microsoft.com/office/drawing/2014/chartex" xmlns:cx1="http://schemas.microsoft.com/office/drawing/2015/9/8/chartex" xmlns:cx2="http://schemas.microsoft.com/office/drawing/2015/10/21/chartex" xmlns:cx3="http://schemas.microsoft.com/office/drawing/2016/5/9/chartex" xmlns:cx4="http://schemas.microsoft.com/office/drawing/2016/5/10/chartex" xmlns:cx5="http://schemas.microsoft.com/office/drawing/2016/5/11/chartex" xmlns:cx6="http://schemas.microsoft.com/office/drawing/2016/5/12/chartex" xmlns:cx7="http://schemas.microsoft.com/office/drawing/2016/5/13/chartex" xmlns:cx8="http://schemas.microsoft.com/office/drawing/2016/5/14/chartex" xmlns:mc="http://schemas.openxmlformats.org/markup-compatibility/2006" xmlns:aink="http://schemas.microsoft.com/office/drawing/2016/ink" xmlns:am3d="http://schemas.microsoft.com/office/drawing/2017/model3d" xmlns:o="urn:schemas-microsoft-com:office:office" xmlns:r="http://schemas.openxmlformats.org/officeDocument/2006/relationships" xmlns:m="http://schemas.openxmlformats.org/officeDocument/2006/math" xmlns:v="urn:schemas-microsoft-com:vml" xmlns:wp14="http://schemas.microsoft.com/office/word/2010/wordprocessingDrawing" xmlns:wp="http://schemas.openxmlformats.org/drawingml/2006/wordprocessingDrawing" xmlns:w10="urn:schemas-microsoft-com:office:word" xmlns:w="http://schemas.openxmlformats.org/wordprocessingml/2006/main" xmlns:w14="http://schemas.microsoft.com/office/word/2010/wordml" xmlns:w15="http://schemas.microsoft.com/office/word/2012/wordml" xmlns:w16cex="http://schemas.microsoft.com/office/word/2018/wordml/cex" xmlns:w16cid="http://schemas.microsoft.com/office/word/2016/wordml/cid" xmlns:w16="http://schemas.microsoft.com/office/word/2018/wordml" xmlns:w16se="http://schemas.microsoft.com/office/word/2015/wordml/symex" xmlns:wpg="http://schemas.microsoft.com/office/word/2010/wordprocessingGroup" xmlns:wpi="http://schemas.microsoft.com/office/word/2010/wordprocessingInk" xmlns:wne="http://schemas.microsoft.com/office/word/2006/wordml" xmlns:wps="http://schemas.microsoft.com/office/word/2010/wordprocessingShape" mc:Ignorable="w14 w15 w16se w16cid w16 w16cex wp14">
   <w:body>
     <w:tbl>
       <w:tblPr>
@@ -632,21 +632,12 @@
                 <w:u w:val="single"/>
               </w:rPr>
             </w:pPr>
-            <w:proofErr w:type="spellStart"/>
             <w:r>
               <w:rPr>
                 <w:szCs w:val="28"/>
                 <w:u w:val="single"/>
               </w:rPr>
-              <w:t>Калентьев</w:t>
-            </w:r>
-            <w:proofErr w:type="spellEnd"/>
-            <w:r>
-              <w:rPr>
-                <w:szCs w:val="28"/>
-                <w:u w:val="single"/>
-              </w:rPr>
-              <w:t xml:space="preserve"> А. А.</w:t>
+              <w:t>Калентьев А. А.</w:t>
             </w:r>
           </w:p>
         </w:tc>
@@ -1855,23 +1846,7 @@
     </w:p>
     <w:p>
       <w:r>
-        <w:t>Вариант использования (</w:t>
-      </w:r>
-      <w:proofErr w:type="spellStart"/>
-      <w:r>
-        <w:t>use</w:t>
-      </w:r>
-      <w:proofErr w:type="spellEnd"/>
-      <w:r>
-        <w:t xml:space="preserve"> </w:t>
-      </w:r>
-      <w:proofErr w:type="spellStart"/>
-      <w:r>
-        <w:t>case</w:t>
-      </w:r>
-      <w:proofErr w:type="spellEnd"/>
-      <w:r>
-        <w:t xml:space="preserve">) — это описание множества последовательных действий (включая вариации), которые выполняются некоторым субъектом с целью получения результата, значимого для некоторого действующего лица </w:t>
+        <w:t xml:space="preserve">Вариант использования (use case) — это описание множества последовательных действий (включая вариации), которые выполняются некоторым субъектом с целью получения результата, значимого для некоторого действующего лица </w:t>
       </w:r>
       <w:r>
         <w:t>[</w:t>
@@ -1927,7 +1902,7 @@
             <v:path o:extrusionok="f" gradientshapeok="t" o:connecttype="rect"/>
             <o:lock v:ext="edit" aspectratio="t"/>
           </v:shapetype>
-          <v:shape id="_x0000_i1025" type="#_x0000_t75" style="width:481.55pt;height:317pt">
+          <v:shape id="_x0000_i1025" type="#_x0000_t75" style="width:481.65pt;height:317.45pt">
             <v:imagedata r:id="rId8" o:title="ВИ"/>
           </v:shape>
         </w:pict>
@@ -2047,10 +2022,10 @@
         </w:rPr>
         <w:lastRenderedPageBreak/>
         <w:drawing>
-          <wp:inline distT="0" distB="0" distL="0" distR="0" wp14:anchorId="466C156A" wp14:editId="6996C7B1">
-            <wp:extent cx="8161020" cy="6118860"/>
-            <wp:effectExtent l="0" t="0" r="0" b="0"/>
-            <wp:docPr id="3" name="Рисунок 3"/>
+          <wp:inline distT="0" distB="0" distL="0" distR="0" wp14:anchorId="2746640D" wp14:editId="42B7057F">
+            <wp:extent cx="7432963" cy="5424374"/>
+            <wp:effectExtent l="0" t="0" r="0" b="5080"/>
+            <wp:docPr id="1" name="Рисунок 1"/>
             <wp:cNvGraphicFramePr>
               <a:graphicFrameLocks xmlns:a="http://schemas.openxmlformats.org/drawingml/2006/main" noChangeAspect="1"/>
             </wp:cNvGraphicFramePr>
@@ -2079,7 +2054,7 @@
                   <pic:spPr bwMode="auto">
                     <a:xfrm>
                       <a:off x="0" y="0"/>
-                      <a:ext cx="8161020" cy="6118860"/>
+                      <a:ext cx="7446429" cy="5434201"/>
                     </a:xfrm>
                     <a:prstGeom prst="rect">
                       <a:avLst/>
@@ -2095,6 +2070,8 @@
           </wp:inline>
         </w:drawing>
       </w:r>
+      <w:bookmarkStart w:id="8" w:name="_GoBack"/>
+      <w:bookmarkEnd w:id="8"/>
     </w:p>
     <w:p>
       <w:pPr>
@@ -2108,7 +2085,6 @@
         </w:sectPr>
       </w:pPr>
       <w:r>
-        <w:lastRenderedPageBreak/>
         <w:t xml:space="preserve">Рисунок 2 – </w:t>
       </w:r>
       <w:r>
@@ -2134,8 +2110,8 @@
           <w:bCs/>
         </w:rPr>
       </w:pPr>
-      <w:bookmarkStart w:id="8" w:name="_Toc74829066"/>
-      <w:bookmarkStart w:id="9" w:name="_Toc74956675"/>
+      <w:bookmarkStart w:id="9" w:name="_Toc74829066"/>
+      <w:bookmarkStart w:id="10" w:name="_Toc74956675"/>
       <w:r>
         <w:rPr>
           <w:b/>
@@ -2144,8 +2120,8 @@
         <w:lastRenderedPageBreak/>
         <w:t>1.3 Описание классов, образующих связь типа «общее-частное»</w:t>
       </w:r>
-      <w:bookmarkEnd w:id="8"/>
       <w:bookmarkEnd w:id="9"/>
+      <w:bookmarkEnd w:id="10"/>
     </w:p>
     <w:p>
       <w:pPr>
@@ -2155,7 +2131,6 @@
       <w:r>
         <w:t xml:space="preserve">В таблице 1 приведено описание абстрактного класса </w:t>
       </w:r>
-      <w:proofErr w:type="spellStart"/>
       <w:r>
         <w:rPr>
           <w:i/>
@@ -2163,7 +2138,6 @@
         </w:rPr>
         <w:t>FigureBase</w:t>
       </w:r>
-      <w:proofErr w:type="spellEnd"/>
       <w:r>
         <w:t xml:space="preserve"> </w:t>
       </w:r>
@@ -2181,7 +2155,6 @@
       <w:r>
         <w:t xml:space="preserve">Таблица 1 – Описание класса </w:t>
       </w:r>
-      <w:proofErr w:type="spellStart"/>
       <w:r>
         <w:rPr>
           <w:i/>
@@ -2189,7 +2162,6 @@
         </w:rPr>
         <w:t>FigureBase</w:t>
       </w:r>
-      <w:proofErr w:type="spellEnd"/>
     </w:p>
     <w:tbl>
       <w:tblPr>
@@ -2313,7 +2285,6 @@
               </w:rPr>
               <w:t xml:space="preserve">Класс </w:t>
             </w:r>
-            <w:proofErr w:type="spellStart"/>
             <w:r>
               <w:rPr>
                 <w:i/>
@@ -2322,7 +2293,6 @@
               </w:rPr>
               <w:t>FigureBase</w:t>
             </w:r>
-            <w:proofErr w:type="spellEnd"/>
             <w:r>
               <w:rPr>
                 <w:sz w:val="24"/>
@@ -2377,7 +2347,6 @@
               </w:rPr>
               <w:t xml:space="preserve">+ </w:t>
             </w:r>
-            <w:proofErr w:type="spellStart"/>
             <w:r>
               <w:rPr>
                 <w:sz w:val="24"/>
@@ -2385,7 +2354,6 @@
               </w:rPr>
               <w:t>FigureType</w:t>
             </w:r>
-            <w:proofErr w:type="spellEnd"/>
           </w:p>
         </w:tc>
         <w:tc>
@@ -2608,23 +2576,13 @@
               </w:rPr>
               <w:t xml:space="preserve"> </w:t>
             </w:r>
-            <w:proofErr w:type="spellStart"/>
             <w:r>
               <w:rPr>
                 <w:sz w:val="24"/>
                 <w:u w:val="single"/>
                 <w:lang w:val="en-US"/>
               </w:rPr>
-              <w:t>CheckingNumber</w:t>
-            </w:r>
-            <w:proofErr w:type="spellEnd"/>
-            <w:r>
-              <w:rPr>
-                <w:sz w:val="24"/>
-                <w:u w:val="single"/>
-                <w:lang w:val="en-US"/>
-              </w:rPr>
-              <w:t xml:space="preserve"> </w:t>
+              <w:t xml:space="preserve">CheckingNumber </w:t>
             </w:r>
             <w:r>
               <w:rPr>
@@ -2772,7 +2730,6 @@
       <w:r>
         <w:t xml:space="preserve">, которые наследуются от </w:t>
       </w:r>
-      <w:proofErr w:type="spellStart"/>
       <w:r>
         <w:rPr>
           <w:i/>
@@ -2780,7 +2737,6 @@
         </w:rPr>
         <w:t>FigureBase</w:t>
       </w:r>
-      <w:proofErr w:type="spellEnd"/>
       <w:r>
         <w:t>.</w:t>
       </w:r>
@@ -2805,11 +2761,9 @@
       <w:r>
         <w:t xml:space="preserve"> – Описание класса </w:t>
       </w:r>
-      <w:proofErr w:type="spellStart"/>
       <w:r>
         <w:t>Parallelepiped</w:t>
       </w:r>
-      <w:proofErr w:type="spellEnd"/>
     </w:p>
     <w:tbl>
       <w:tblPr>
@@ -2934,14 +2888,12 @@
               </w:rPr>
               <w:t xml:space="preserve">Класс </w:t>
             </w:r>
-            <w:proofErr w:type="spellStart"/>
             <w:r>
               <w:rPr>
                 <w:sz w:val="24"/>
               </w:rPr>
               <w:t>Parallelepiped</w:t>
             </w:r>
-            <w:proofErr w:type="spellEnd"/>
             <w:r>
               <w:rPr>
                 <w:sz w:val="24"/>
@@ -3548,7 +3500,6 @@
               </w:rPr>
               <w:t xml:space="preserve">+ </w:t>
             </w:r>
-            <w:proofErr w:type="spellStart"/>
             <w:r>
               <w:rPr>
                 <w:sz w:val="24"/>
@@ -3556,7 +3507,6 @@
               </w:rPr>
               <w:t>FigureType</w:t>
             </w:r>
-            <w:proofErr w:type="spellEnd"/>
           </w:p>
         </w:tc>
         <w:tc>
@@ -3704,11 +3654,9 @@
       <w:r>
         <w:t xml:space="preserve">3 – Описание класса </w:t>
       </w:r>
-      <w:proofErr w:type="spellStart"/>
       <w:r>
         <w:t>Pyramid</w:t>
       </w:r>
-      <w:proofErr w:type="spellEnd"/>
     </w:p>
     <w:tbl>
       <w:tblPr>
@@ -3833,14 +3781,12 @@
               </w:rPr>
               <w:t xml:space="preserve">Класс </w:t>
             </w:r>
-            <w:proofErr w:type="spellStart"/>
             <w:r>
               <w:rPr>
                 <w:sz w:val="24"/>
               </w:rPr>
               <w:t>Pyramid</w:t>
             </w:r>
-            <w:proofErr w:type="spellEnd"/>
             <w:r>
               <w:rPr>
                 <w:sz w:val="24"/>
@@ -4374,17 +4320,8 @@
                 <w:sz w:val="24"/>
                 <w:lang w:val="en-US"/>
               </w:rPr>
-              <w:t xml:space="preserve">+ </w:t>
-            </w:r>
-            <w:proofErr w:type="spellStart"/>
-            <w:r>
-              <w:rPr>
-                <w:sz w:val="24"/>
-                <w:lang w:val="en-US"/>
-              </w:rPr>
-              <w:t>FigureType</w:t>
-            </w:r>
-            <w:proofErr w:type="spellEnd"/>
+              <w:t>+ FigureType</w:t>
+            </w:r>
           </w:p>
         </w:tc>
         <w:tc>
@@ -4731,7 +4668,6 @@
               </w:rPr>
               <w:t>_</w:t>
             </w:r>
-            <w:proofErr w:type="spellStart"/>
             <w:r>
               <w:rPr>
                 <w:sz w:val="24"/>
@@ -4739,7 +4675,6 @@
               </w:rPr>
               <w:t>radiusOfFigure</w:t>
             </w:r>
-            <w:proofErr w:type="spellEnd"/>
           </w:p>
         </w:tc>
         <w:tc>
@@ -4907,17 +4842,8 @@
                 <w:sz w:val="24"/>
                 <w:lang w:val="en-US"/>
               </w:rPr>
-              <w:t xml:space="preserve">+ </w:t>
-            </w:r>
-            <w:proofErr w:type="spellStart"/>
-            <w:r>
-              <w:rPr>
-                <w:sz w:val="24"/>
-                <w:lang w:val="en-US"/>
-              </w:rPr>
-              <w:t>FigureType</w:t>
-            </w:r>
-            <w:proofErr w:type="spellEnd"/>
+              <w:t>+ FigureType</w:t>
+            </w:r>
           </w:p>
         </w:tc>
         <w:tc>
@@ -5056,8 +4982,8 @@
           <w:bCs/>
         </w:rPr>
       </w:pPr>
-      <w:bookmarkStart w:id="10" w:name="_Toc74829067"/>
-      <w:bookmarkStart w:id="11" w:name="_Toc74956676"/>
+      <w:bookmarkStart w:id="11" w:name="_Toc74829067"/>
+      <w:bookmarkStart w:id="12" w:name="_Toc74956676"/>
       <w:r>
         <w:rPr>
           <w:b/>
@@ -5073,8 +4999,8 @@
         </w:rPr>
         <w:t>Git</w:t>
       </w:r>
-      <w:bookmarkEnd w:id="10"/>
       <w:bookmarkEnd w:id="11"/>
+      <w:bookmarkEnd w:id="12"/>
     </w:p>
     <w:p>
       <w:pPr>
@@ -5170,8 +5096,8 @@
           <w:bCs/>
         </w:rPr>
       </w:pPr>
-      <w:bookmarkStart w:id="12" w:name="_Toc74829068"/>
-      <w:bookmarkStart w:id="13" w:name="_Toc74956677"/>
+      <w:bookmarkStart w:id="13" w:name="_Toc74829068"/>
+      <w:bookmarkStart w:id="14" w:name="_Toc74956677"/>
       <w:r>
         <w:rPr>
           <w:b/>
@@ -5180,8 +5106,8 @@
         <w:lastRenderedPageBreak/>
         <w:t>1.5 Тестирование программы</w:t>
       </w:r>
-      <w:bookmarkEnd w:id="12"/>
       <w:bookmarkEnd w:id="13"/>
+      <w:bookmarkEnd w:id="14"/>
     </w:p>
     <w:p>
       <w:pPr>
@@ -5490,14 +5416,12 @@
       <w:r>
         <w:t xml:space="preserve">В программе предусмотрена система обработки некорректного ввода данных пользователем. Например, при попытке ввести отрицательное число появится соответствующее сообщение об ошибке (рисунки 8-9). Аналогичным образом обрабатывается попытка ввода </w:t>
       </w:r>
-      <w:proofErr w:type="spellStart"/>
       <w:r>
         <w:rPr>
           <w:lang w:val="en-US"/>
         </w:rPr>
         <w:t>NaN</w:t>
       </w:r>
-      <w:proofErr w:type="spellEnd"/>
       <w:r>
         <w:t>.</w:t>
       </w:r>
@@ -7164,8 +7088,8 @@
           <w:bCs/>
         </w:rPr>
       </w:pPr>
-      <w:bookmarkStart w:id="14" w:name="_Toc74829069"/>
-      <w:bookmarkStart w:id="15" w:name="_Toc74956678"/>
+      <w:bookmarkStart w:id="15" w:name="_Toc74829069"/>
+      <w:bookmarkStart w:id="16" w:name="_Toc74956678"/>
       <w:r>
         <w:rPr>
           <w:b/>
@@ -7173,8 +7097,8 @@
         </w:rPr>
         <w:t>СПИСОК ИСПОЛЬЗОВАННЫХ ИСТОЧНИКОВ</w:t>
       </w:r>
-      <w:bookmarkEnd w:id="14"/>
       <w:bookmarkEnd w:id="15"/>
+      <w:bookmarkEnd w:id="16"/>
     </w:p>
     <w:p/>
     <w:p>
@@ -7186,53 +7110,8 @@
         </w:numPr>
         <w:ind w:left="0" w:firstLine="709"/>
       </w:pPr>
-      <w:proofErr w:type="spellStart"/>
-      <w:r>
-        <w:t>Калентьев</w:t>
-      </w:r>
-      <w:proofErr w:type="spellEnd"/>
-      <w:r>
-        <w:t xml:space="preserve">, А. А. Новые технологии в </w:t>
-      </w:r>
-      <w:proofErr w:type="gramStart"/>
-      <w:r>
-        <w:t>программировании :</w:t>
-      </w:r>
-      <w:proofErr w:type="gramEnd"/>
-      <w:r>
-        <w:t xml:space="preserve"> учебное пособие / А. А. </w:t>
-      </w:r>
-      <w:proofErr w:type="spellStart"/>
-      <w:r>
-        <w:t>Калентьев</w:t>
-      </w:r>
-      <w:proofErr w:type="spellEnd"/>
-      <w:r>
-        <w:t xml:space="preserve">, Д. В. </w:t>
-      </w:r>
-      <w:proofErr w:type="spellStart"/>
-      <w:r>
-        <w:t>Гарайс</w:t>
-      </w:r>
-      <w:proofErr w:type="spellEnd"/>
-      <w:r>
-        <w:t xml:space="preserve">, А. Е. </w:t>
-      </w:r>
-      <w:proofErr w:type="spellStart"/>
-      <w:r>
-        <w:t>Гориянов</w:t>
-      </w:r>
-      <w:proofErr w:type="spellEnd"/>
-      <w:r>
-        <w:t xml:space="preserve">. – </w:t>
-      </w:r>
-      <w:proofErr w:type="gramStart"/>
-      <w:r>
-        <w:t>Томск :</w:t>
-      </w:r>
-      <w:proofErr w:type="gramEnd"/>
-      <w:r>
-        <w:t xml:space="preserve"> Эль Контент, 2014. – 176 с. – </w:t>
+      <w:r>
+        <w:t xml:space="preserve">Калентьев, А. А. Новые технологии в программировании : учебное пособие / А. А. Калентьев, Д. В. Гарайс, А. Е. Гориянов. – Томск : Эль Контент, 2014. – 176 с. – </w:t>
       </w:r>
       <w:r>
         <w:rPr>
@@ -7270,8 +7149,8 @@
           <w:bCs/>
         </w:rPr>
       </w:pPr>
-      <w:bookmarkStart w:id="16" w:name="_Toc74829070"/>
-      <w:bookmarkStart w:id="17" w:name="_Toc74956679"/>
+      <w:bookmarkStart w:id="17" w:name="_Toc74829070"/>
+      <w:bookmarkStart w:id="18" w:name="_Toc74956679"/>
       <w:r>
         <w:rPr>
           <w:b/>
@@ -7279,8 +7158,8 @@
         </w:rPr>
         <w:t>ПРИЛОЖЕНИЕ А</w:t>
       </w:r>
-      <w:bookmarkEnd w:id="16"/>
       <w:bookmarkEnd w:id="17"/>
+      <w:bookmarkEnd w:id="18"/>
     </w:p>
     <w:p>
       <w:pPr>
@@ -7349,15 +7228,7 @@
         <w:t xml:space="preserve">Заказчик: </w:t>
       </w:r>
       <w:r>
-        <w:t xml:space="preserve">Канд. техн. наук, доцент каф. КСУП ТУСУР </w:t>
-      </w:r>
-      <w:proofErr w:type="spellStart"/>
-      <w:r>
-        <w:t>Калентьев</w:t>
-      </w:r>
-      <w:proofErr w:type="spellEnd"/>
-      <w:r>
-        <w:t xml:space="preserve"> А. А.</w:t>
+        <w:t>Канд. техн. наук, доцент каф. КСУП ТУСУР Калентьев А. А.</w:t>
       </w:r>
     </w:p>
     <w:p>
@@ -7474,15 +7345,7 @@
         <w:ind w:firstLine="709"/>
       </w:pPr>
       <w:r>
-        <w:t xml:space="preserve">Заказчик: Канд. техн. наук, доцент каф. КСУП ТУСУР </w:t>
-      </w:r>
-      <w:proofErr w:type="spellStart"/>
-      <w:r>
-        <w:t>Калентьев</w:t>
-      </w:r>
-      <w:proofErr w:type="spellEnd"/>
-      <w:r>
-        <w:t xml:space="preserve"> А. А.</w:t>
+        <w:t>Заказчик: Канд. техн. наук, доцент каф. КСУП ТУСУР Калентьев А. А.</w:t>
       </w:r>
     </w:p>
     <w:p>
@@ -8111,7 +7974,6 @@
       <w:r>
         <w:t xml:space="preserve">файле с расширением </w:t>
       </w:r>
-      <w:proofErr w:type="gramStart"/>
       <w:r>
         <w:t>*.</w:t>
       </w:r>
@@ -8124,7 +7986,6 @@
       <w:r>
         <w:t>.</w:t>
       </w:r>
-      <w:proofErr w:type="gramEnd"/>
     </w:p>
     <w:p>
       <w:pPr>
@@ -8198,10 +8059,12 @@
           <w:szCs w:val="20"/>
           <w:lang w:val="en-US" w:eastAsia="ru-RU"/>
         </w:rPr>
-        <w:t>&lt;</w:t>
-      </w:r>
-      <w:proofErr w:type="spellStart"/>
-      <w:r>
+        <w:t>&lt;ArrayOfFigureBase xmlns:xsi="http://www.w3.org/2001/XMLSchema-instance" xmlns:xsd="http://www.w3.org/2001/XMLSchema"&gt;</w:t>
+      </w:r>
+    </w:p>
+    <w:p>
+      <w:pPr>
+        <w:ind w:firstLine="0"/>
         <w:rPr>
           <w:rFonts w:ascii="Courier New" w:eastAsia="Times New Roman" w:hAnsi="Courier New" w:cs="Courier New"/>
           <w:color w:val="000000"/>
@@ -8209,9 +8072,7 @@
           <w:szCs w:val="20"/>
           <w:lang w:val="en-US" w:eastAsia="ru-RU"/>
         </w:rPr>
-        <w:t>ArrayOfFigureBase</w:t>
-      </w:r>
-      <w:proofErr w:type="spellEnd"/>
+      </w:pPr>
       <w:r>
         <w:rPr>
           <w:rFonts w:ascii="Courier New" w:eastAsia="Times New Roman" w:hAnsi="Courier New" w:cs="Courier New"/>
@@ -8220,11 +8081,12 @@
           <w:szCs w:val="20"/>
           <w:lang w:val="en-US" w:eastAsia="ru-RU"/>
         </w:rPr>
-        <w:t xml:space="preserve"> </w:t>
-      </w:r>
-      <w:proofErr w:type="spellStart"/>
-      <w:proofErr w:type="gramStart"/>
-      <w:r>
+        <w:t xml:space="preserve">  &lt;FigureBase xsi:type="Ball"&gt;</w:t>
+      </w:r>
+    </w:p>
+    <w:p>
+      <w:pPr>
+        <w:ind w:firstLine="0"/>
         <w:rPr>
           <w:rFonts w:ascii="Courier New" w:eastAsia="Times New Roman" w:hAnsi="Courier New" w:cs="Courier New"/>
           <w:color w:val="000000"/>
@@ -8232,10 +8094,7 @@
           <w:szCs w:val="20"/>
           <w:lang w:val="en-US" w:eastAsia="ru-RU"/>
         </w:rPr>
-        <w:t>xmlns:xsi</w:t>
-      </w:r>
-      <w:proofErr w:type="spellEnd"/>
-      <w:proofErr w:type="gramEnd"/>
+      </w:pPr>
       <w:r>
         <w:rPr>
           <w:rFonts w:ascii="Courier New" w:eastAsia="Times New Roman" w:hAnsi="Courier New" w:cs="Courier New"/>
@@ -8244,9 +8103,8 @@
           <w:szCs w:val="20"/>
           <w:lang w:val="en-US" w:eastAsia="ru-RU"/>
         </w:rPr>
-        <w:t xml:space="preserve">="http://www.w3.org/2001/XMLSchema-instance" </w:t>
-      </w:r>
-      <w:proofErr w:type="spellStart"/>
+        <w:t xml:space="preserve">    &lt;Radius&gt;</w:t>
+      </w:r>
       <w:r>
         <w:rPr>
           <w:rFonts w:ascii="Courier New" w:eastAsia="Times New Roman" w:hAnsi="Courier New" w:cs="Courier New"/>
@@ -8255,9 +8113,8 @@
           <w:szCs w:val="20"/>
           <w:lang w:val="en-US" w:eastAsia="ru-RU"/>
         </w:rPr>
-        <w:t>xmlns:xsd</w:t>
-      </w:r>
-      <w:proofErr w:type="spellEnd"/>
+        <w:t xml:space="preserve"> </w:t>
+      </w:r>
       <w:r>
         <w:rPr>
           <w:rFonts w:ascii="Courier New" w:eastAsia="Times New Roman" w:hAnsi="Courier New" w:cs="Courier New"/>
@@ -8266,7 +8123,7 @@
           <w:szCs w:val="20"/>
           <w:lang w:val="en-US" w:eastAsia="ru-RU"/>
         </w:rPr>
-        <w:t>="http://www.w3.org/2001/XMLSchema"&gt;</w:t>
+        <w:t>&lt;/Radius&gt;</w:t>
       </w:r>
     </w:p>
     <w:p>
@@ -8288,10 +8145,12 @@
           <w:szCs w:val="20"/>
           <w:lang w:val="en-US" w:eastAsia="ru-RU"/>
         </w:rPr>
-        <w:t xml:space="preserve">  &lt;</w:t>
-      </w:r>
-      <w:proofErr w:type="spellStart"/>
-      <w:r>
+        <w:t xml:space="preserve">  &lt;/FigureBase&gt;</w:t>
+      </w:r>
+    </w:p>
+    <w:p>
+      <w:pPr>
+        <w:ind w:firstLine="0"/>
         <w:rPr>
           <w:rFonts w:ascii="Courier New" w:eastAsia="Times New Roman" w:hAnsi="Courier New" w:cs="Courier New"/>
           <w:color w:val="000000"/>
@@ -8299,9 +8158,7 @@
           <w:szCs w:val="20"/>
           <w:lang w:val="en-US" w:eastAsia="ru-RU"/>
         </w:rPr>
-        <w:t>FigureBase</w:t>
-      </w:r>
-      <w:proofErr w:type="spellEnd"/>
+      </w:pPr>
       <w:r>
         <w:rPr>
           <w:rFonts w:ascii="Courier New" w:eastAsia="Times New Roman" w:hAnsi="Courier New" w:cs="Courier New"/>
@@ -8310,11 +8167,12 @@
           <w:szCs w:val="20"/>
           <w:lang w:val="en-US" w:eastAsia="ru-RU"/>
         </w:rPr>
-        <w:t xml:space="preserve"> </w:t>
-      </w:r>
-      <w:proofErr w:type="spellStart"/>
-      <w:proofErr w:type="gramStart"/>
-      <w:r>
+        <w:t xml:space="preserve">  &lt;FigureBase xsi:type="Parallelepiped"&gt;</w:t>
+      </w:r>
+    </w:p>
+    <w:p>
+      <w:pPr>
+        <w:ind w:firstLine="0"/>
         <w:rPr>
           <w:rFonts w:ascii="Courier New" w:eastAsia="Times New Roman" w:hAnsi="Courier New" w:cs="Courier New"/>
           <w:color w:val="000000"/>
@@ -8322,10 +8180,7 @@
           <w:szCs w:val="20"/>
           <w:lang w:val="en-US" w:eastAsia="ru-RU"/>
         </w:rPr>
-        <w:t>xsi:type</w:t>
-      </w:r>
-      <w:proofErr w:type="spellEnd"/>
-      <w:proofErr w:type="gramEnd"/>
+      </w:pPr>
       <w:r>
         <w:rPr>
           <w:rFonts w:ascii="Courier New" w:eastAsia="Times New Roman" w:hAnsi="Courier New" w:cs="Courier New"/>
@@ -8334,7 +8189,7 @@
           <w:szCs w:val="20"/>
           <w:lang w:val="en-US" w:eastAsia="ru-RU"/>
         </w:rPr>
-        <w:t>="Ball"&gt;</w:t>
+        <w:t xml:space="preserve">    &lt;Length&gt; &lt;/Length&gt;</w:t>
       </w:r>
     </w:p>
     <w:p>
@@ -8356,9 +8211,12 @@
           <w:szCs w:val="20"/>
           <w:lang w:val="en-US" w:eastAsia="ru-RU"/>
         </w:rPr>
-        <w:t xml:space="preserve">    &lt;Radius&gt;</w:t>
-      </w:r>
-      <w:r>
+        <w:t xml:space="preserve">    &lt;Width&gt; &lt;/Width&gt;</w:t>
+      </w:r>
+    </w:p>
+    <w:p>
+      <w:pPr>
+        <w:ind w:firstLine="0"/>
         <w:rPr>
           <w:rFonts w:ascii="Courier New" w:eastAsia="Times New Roman" w:hAnsi="Courier New" w:cs="Courier New"/>
           <w:color w:val="000000"/>
@@ -8366,8 +8224,7 @@
           <w:szCs w:val="20"/>
           <w:lang w:val="en-US" w:eastAsia="ru-RU"/>
         </w:rPr>
-        <w:t xml:space="preserve"> </w:t>
-      </w:r>
+      </w:pPr>
       <w:r>
         <w:rPr>
           <w:rFonts w:ascii="Courier New" w:eastAsia="Times New Roman" w:hAnsi="Courier New" w:cs="Courier New"/>
@@ -8376,7 +8233,7 @@
           <w:szCs w:val="20"/>
           <w:lang w:val="en-US" w:eastAsia="ru-RU"/>
         </w:rPr>
-        <w:t>&lt;/Radius&gt;</w:t>
+        <w:t xml:space="preserve">    &lt;Height&gt; &lt;/Height&gt;</w:t>
       </w:r>
     </w:p>
     <w:p>
@@ -8398,10 +8255,12 @@
           <w:szCs w:val="20"/>
           <w:lang w:val="en-US" w:eastAsia="ru-RU"/>
         </w:rPr>
-        <w:t xml:space="preserve">  &lt;/</w:t>
-      </w:r>
-      <w:proofErr w:type="spellStart"/>
-      <w:r>
+        <w:t xml:space="preserve">  &lt;/FigureBase&gt;</w:t>
+      </w:r>
+    </w:p>
+    <w:p>
+      <w:pPr>
+        <w:ind w:firstLine="0"/>
         <w:rPr>
           <w:rFonts w:ascii="Courier New" w:eastAsia="Times New Roman" w:hAnsi="Courier New" w:cs="Courier New"/>
           <w:color w:val="000000"/>
@@ -8409,9 +8268,7 @@
           <w:szCs w:val="20"/>
           <w:lang w:val="en-US" w:eastAsia="ru-RU"/>
         </w:rPr>
-        <w:t>FigureBase</w:t>
-      </w:r>
-      <w:proofErr w:type="spellEnd"/>
+      </w:pPr>
       <w:r>
         <w:rPr>
           <w:rFonts w:ascii="Courier New" w:eastAsia="Times New Roman" w:hAnsi="Courier New" w:cs="Courier New"/>
@@ -8420,7 +8277,7 @@
           <w:szCs w:val="20"/>
           <w:lang w:val="en-US" w:eastAsia="ru-RU"/>
         </w:rPr>
-        <w:t>&gt;</w:t>
+        <w:t xml:space="preserve">  &lt;FigureBase xsi:type="Pyramid"&gt;</w:t>
       </w:r>
     </w:p>
     <w:p>
@@ -8442,10 +8299,12 @@
           <w:szCs w:val="20"/>
           <w:lang w:val="en-US" w:eastAsia="ru-RU"/>
         </w:rPr>
-        <w:t xml:space="preserve">  &lt;</w:t>
-      </w:r>
-      <w:proofErr w:type="spellStart"/>
-      <w:r>
+        <w:t xml:space="preserve">    &lt;Length&gt; &lt;/Length&gt;</w:t>
+      </w:r>
+    </w:p>
+    <w:p>
+      <w:pPr>
+        <w:ind w:firstLine="0"/>
         <w:rPr>
           <w:rFonts w:ascii="Courier New" w:eastAsia="Times New Roman" w:hAnsi="Courier New" w:cs="Courier New"/>
           <w:color w:val="000000"/>
@@ -8453,9 +8312,7 @@
           <w:szCs w:val="20"/>
           <w:lang w:val="en-US" w:eastAsia="ru-RU"/>
         </w:rPr>
-        <w:t>FigureBase</w:t>
-      </w:r>
-      <w:proofErr w:type="spellEnd"/>
+      </w:pPr>
       <w:r>
         <w:rPr>
           <w:rFonts w:ascii="Courier New" w:eastAsia="Times New Roman" w:hAnsi="Courier New" w:cs="Courier New"/>
@@ -8464,11 +8321,12 @@
           <w:szCs w:val="20"/>
           <w:lang w:val="en-US" w:eastAsia="ru-RU"/>
         </w:rPr>
-        <w:t xml:space="preserve"> </w:t>
-      </w:r>
-      <w:proofErr w:type="spellStart"/>
-      <w:proofErr w:type="gramStart"/>
-      <w:r>
+        <w:t xml:space="preserve">    &lt;Width&gt; &lt;/Width&gt;</w:t>
+      </w:r>
+    </w:p>
+    <w:p>
+      <w:pPr>
+        <w:ind w:firstLine="0"/>
         <w:rPr>
           <w:rFonts w:ascii="Courier New" w:eastAsia="Times New Roman" w:hAnsi="Courier New" w:cs="Courier New"/>
           <w:color w:val="000000"/>
@@ -8476,10 +8334,7 @@
           <w:szCs w:val="20"/>
           <w:lang w:val="en-US" w:eastAsia="ru-RU"/>
         </w:rPr>
-        <w:t>xsi:type</w:t>
-      </w:r>
-      <w:proofErr w:type="spellEnd"/>
-      <w:proofErr w:type="gramEnd"/>
+      </w:pPr>
       <w:r>
         <w:rPr>
           <w:rFonts w:ascii="Courier New" w:eastAsia="Times New Roman" w:hAnsi="Courier New" w:cs="Courier New"/>
@@ -8488,7 +8343,7 @@
           <w:szCs w:val="20"/>
           <w:lang w:val="en-US" w:eastAsia="ru-RU"/>
         </w:rPr>
-        <w:t>="Parallelepiped"&gt;</w:t>
+        <w:t xml:space="preserve">    &lt;Height&gt; &lt;/Height&gt;</w:t>
       </w:r>
     </w:p>
     <w:p>
@@ -8510,12 +8365,9 @@
           <w:szCs w:val="20"/>
           <w:lang w:val="en-US" w:eastAsia="ru-RU"/>
         </w:rPr>
-        <w:t xml:space="preserve">    &lt;Length&gt; &lt;/Length&gt;</w:t>
-      </w:r>
-    </w:p>
-    <w:p>
-      <w:pPr>
-        <w:ind w:firstLine="0"/>
+        <w:t xml:space="preserve">  </w:t>
+      </w:r>
+      <w:r>
         <w:rPr>
           <w:rFonts w:ascii="Courier New" w:eastAsia="Times New Roman" w:hAnsi="Courier New" w:cs="Courier New"/>
           <w:color w:val="000000"/>
@@ -8523,7 +8375,8 @@
           <w:szCs w:val="20"/>
           <w:lang w:val="en-US" w:eastAsia="ru-RU"/>
         </w:rPr>
-      </w:pPr>
+        <w:t>&lt;/</w:t>
+      </w:r>
       <w:r>
         <w:rPr>
           <w:rFonts w:ascii="Courier New" w:eastAsia="Times New Roman" w:hAnsi="Courier New" w:cs="Courier New"/>
@@ -8532,12 +8385,9 @@
           <w:szCs w:val="20"/>
           <w:lang w:val="en-US" w:eastAsia="ru-RU"/>
         </w:rPr>
-        <w:t xml:space="preserve">    &lt;Width&gt; &lt;/Width&gt;</w:t>
-      </w:r>
-    </w:p>
-    <w:p>
-      <w:pPr>
-        <w:ind w:firstLine="0"/>
+        <w:t>FigureBase</w:t>
+      </w:r>
+      <w:r>
         <w:rPr>
           <w:rFonts w:ascii="Courier New" w:eastAsia="Times New Roman" w:hAnsi="Courier New" w:cs="Courier New"/>
           <w:color w:val="000000"/>
@@ -8545,7 +8395,30 @@
           <w:szCs w:val="20"/>
           <w:lang w:val="en-US" w:eastAsia="ru-RU"/>
         </w:rPr>
-      </w:pPr>
+        <w:t>&gt;</w:t>
+      </w:r>
+    </w:p>
+    <w:p>
+      <w:pPr>
+        <w:ind w:firstLine="0"/>
+        <w:rPr>
+          <w:rFonts w:ascii="Courier New" w:eastAsia="Times New Roman" w:hAnsi="Courier New" w:cs="Courier New"/>
+          <w:color w:val="000000"/>
+          <w:sz w:val="20"/>
+          <w:szCs w:val="20"/>
+          <w:lang w:eastAsia="ru-RU"/>
+        </w:rPr>
+      </w:pPr>
+      <w:r>
+        <w:rPr>
+          <w:rFonts w:ascii="Courier New" w:eastAsia="Times New Roman" w:hAnsi="Courier New" w:cs="Courier New"/>
+          <w:color w:val="000000"/>
+          <w:sz w:val="20"/>
+          <w:szCs w:val="20"/>
+          <w:lang w:eastAsia="ru-RU"/>
+        </w:rPr>
+        <w:t>&lt;/</w:t>
+      </w:r>
       <w:r>
         <w:rPr>
           <w:rFonts w:ascii="Courier New" w:eastAsia="Times New Roman" w:hAnsi="Courier New" w:cs="Courier New"/>
@@ -8554,244 +8427,9 @@
           <w:szCs w:val="20"/>
           <w:lang w:val="en-US" w:eastAsia="ru-RU"/>
         </w:rPr>
-        <w:t xml:space="preserve">    &lt;Height&gt; &lt;/Height&gt;</w:t>
-      </w:r>
-    </w:p>
-    <w:p>
-      <w:pPr>
-        <w:ind w:firstLine="0"/>
-        <w:rPr>
-          <w:rFonts w:ascii="Courier New" w:eastAsia="Times New Roman" w:hAnsi="Courier New" w:cs="Courier New"/>
-          <w:color w:val="000000"/>
-          <w:sz w:val="20"/>
-          <w:szCs w:val="20"/>
-          <w:lang w:val="en-US" w:eastAsia="ru-RU"/>
-        </w:rPr>
-      </w:pPr>
-      <w:r>
-        <w:rPr>
-          <w:rFonts w:ascii="Courier New" w:eastAsia="Times New Roman" w:hAnsi="Courier New" w:cs="Courier New"/>
-          <w:color w:val="000000"/>
-          <w:sz w:val="20"/>
-          <w:szCs w:val="20"/>
-          <w:lang w:val="en-US" w:eastAsia="ru-RU"/>
-        </w:rPr>
-        <w:t xml:space="preserve">  &lt;/</w:t>
-      </w:r>
-      <w:proofErr w:type="spellStart"/>
-      <w:r>
-        <w:rPr>
-          <w:rFonts w:ascii="Courier New" w:eastAsia="Times New Roman" w:hAnsi="Courier New" w:cs="Courier New"/>
-          <w:color w:val="000000"/>
-          <w:sz w:val="20"/>
-          <w:szCs w:val="20"/>
-          <w:lang w:val="en-US" w:eastAsia="ru-RU"/>
-        </w:rPr>
-        <w:t>FigureBase</w:t>
-      </w:r>
-      <w:proofErr w:type="spellEnd"/>
-      <w:r>
-        <w:rPr>
-          <w:rFonts w:ascii="Courier New" w:eastAsia="Times New Roman" w:hAnsi="Courier New" w:cs="Courier New"/>
-          <w:color w:val="000000"/>
-          <w:sz w:val="20"/>
-          <w:szCs w:val="20"/>
-          <w:lang w:val="en-US" w:eastAsia="ru-RU"/>
-        </w:rPr>
-        <w:t>&gt;</w:t>
-      </w:r>
-    </w:p>
-    <w:p>
-      <w:pPr>
-        <w:ind w:firstLine="0"/>
-        <w:rPr>
-          <w:rFonts w:ascii="Courier New" w:eastAsia="Times New Roman" w:hAnsi="Courier New" w:cs="Courier New"/>
-          <w:color w:val="000000"/>
-          <w:sz w:val="20"/>
-          <w:szCs w:val="20"/>
-          <w:lang w:val="en-US" w:eastAsia="ru-RU"/>
-        </w:rPr>
-      </w:pPr>
-      <w:r>
-        <w:rPr>
-          <w:rFonts w:ascii="Courier New" w:eastAsia="Times New Roman" w:hAnsi="Courier New" w:cs="Courier New"/>
-          <w:color w:val="000000"/>
-          <w:sz w:val="20"/>
-          <w:szCs w:val="20"/>
-          <w:lang w:val="en-US" w:eastAsia="ru-RU"/>
-        </w:rPr>
-        <w:t xml:space="preserve">  &lt;</w:t>
-      </w:r>
-      <w:proofErr w:type="spellStart"/>
-      <w:r>
-        <w:rPr>
-          <w:rFonts w:ascii="Courier New" w:eastAsia="Times New Roman" w:hAnsi="Courier New" w:cs="Courier New"/>
-          <w:color w:val="000000"/>
-          <w:sz w:val="20"/>
-          <w:szCs w:val="20"/>
-          <w:lang w:val="en-US" w:eastAsia="ru-RU"/>
-        </w:rPr>
-        <w:t>FigureBase</w:t>
-      </w:r>
-      <w:proofErr w:type="spellEnd"/>
-      <w:r>
-        <w:rPr>
-          <w:rFonts w:ascii="Courier New" w:eastAsia="Times New Roman" w:hAnsi="Courier New" w:cs="Courier New"/>
-          <w:color w:val="000000"/>
-          <w:sz w:val="20"/>
-          <w:szCs w:val="20"/>
-          <w:lang w:val="en-US" w:eastAsia="ru-RU"/>
-        </w:rPr>
-        <w:t xml:space="preserve"> </w:t>
-      </w:r>
-      <w:proofErr w:type="spellStart"/>
-      <w:proofErr w:type="gramStart"/>
-      <w:r>
-        <w:rPr>
-          <w:rFonts w:ascii="Courier New" w:eastAsia="Times New Roman" w:hAnsi="Courier New" w:cs="Courier New"/>
-          <w:color w:val="000000"/>
-          <w:sz w:val="20"/>
-          <w:szCs w:val="20"/>
-          <w:lang w:val="en-US" w:eastAsia="ru-RU"/>
-        </w:rPr>
-        <w:t>xsi:type</w:t>
-      </w:r>
-      <w:proofErr w:type="spellEnd"/>
-      <w:proofErr w:type="gramEnd"/>
-      <w:r>
-        <w:rPr>
-          <w:rFonts w:ascii="Courier New" w:eastAsia="Times New Roman" w:hAnsi="Courier New" w:cs="Courier New"/>
-          <w:color w:val="000000"/>
-          <w:sz w:val="20"/>
-          <w:szCs w:val="20"/>
-          <w:lang w:val="en-US" w:eastAsia="ru-RU"/>
-        </w:rPr>
-        <w:t>="Pyramid"&gt;</w:t>
-      </w:r>
-    </w:p>
-    <w:p>
-      <w:pPr>
-        <w:ind w:firstLine="0"/>
-        <w:rPr>
-          <w:rFonts w:ascii="Courier New" w:eastAsia="Times New Roman" w:hAnsi="Courier New" w:cs="Courier New"/>
-          <w:color w:val="000000"/>
-          <w:sz w:val="20"/>
-          <w:szCs w:val="20"/>
-          <w:lang w:val="en-US" w:eastAsia="ru-RU"/>
-        </w:rPr>
-      </w:pPr>
-      <w:r>
-        <w:rPr>
-          <w:rFonts w:ascii="Courier New" w:eastAsia="Times New Roman" w:hAnsi="Courier New" w:cs="Courier New"/>
-          <w:color w:val="000000"/>
-          <w:sz w:val="20"/>
-          <w:szCs w:val="20"/>
-          <w:lang w:val="en-US" w:eastAsia="ru-RU"/>
-        </w:rPr>
-        <w:t xml:space="preserve">    &lt;Length&gt; &lt;/Length&gt;</w:t>
-      </w:r>
-    </w:p>
-    <w:p>
-      <w:pPr>
-        <w:ind w:firstLine="0"/>
-        <w:rPr>
-          <w:rFonts w:ascii="Courier New" w:eastAsia="Times New Roman" w:hAnsi="Courier New" w:cs="Courier New"/>
-          <w:color w:val="000000"/>
-          <w:sz w:val="20"/>
-          <w:szCs w:val="20"/>
-          <w:lang w:val="en-US" w:eastAsia="ru-RU"/>
-        </w:rPr>
-      </w:pPr>
-      <w:r>
-        <w:rPr>
-          <w:rFonts w:ascii="Courier New" w:eastAsia="Times New Roman" w:hAnsi="Courier New" w:cs="Courier New"/>
-          <w:color w:val="000000"/>
-          <w:sz w:val="20"/>
-          <w:szCs w:val="20"/>
-          <w:lang w:val="en-US" w:eastAsia="ru-RU"/>
-        </w:rPr>
-        <w:t xml:space="preserve">    &lt;Width&gt; &lt;/Width&gt;</w:t>
-      </w:r>
-    </w:p>
-    <w:p>
-      <w:pPr>
-        <w:ind w:firstLine="0"/>
-        <w:rPr>
-          <w:rFonts w:ascii="Courier New" w:eastAsia="Times New Roman" w:hAnsi="Courier New" w:cs="Courier New"/>
-          <w:color w:val="000000"/>
-          <w:sz w:val="20"/>
-          <w:szCs w:val="20"/>
-          <w:lang w:val="en-US" w:eastAsia="ru-RU"/>
-        </w:rPr>
-      </w:pPr>
-      <w:r>
-        <w:rPr>
-          <w:rFonts w:ascii="Courier New" w:eastAsia="Times New Roman" w:hAnsi="Courier New" w:cs="Courier New"/>
-          <w:color w:val="000000"/>
-          <w:sz w:val="20"/>
-          <w:szCs w:val="20"/>
-          <w:lang w:val="en-US" w:eastAsia="ru-RU"/>
-        </w:rPr>
-        <w:t xml:space="preserve">    &lt;Height&gt; &lt;/Height&gt;</w:t>
-      </w:r>
-    </w:p>
-    <w:p>
-      <w:pPr>
-        <w:ind w:firstLine="0"/>
-        <w:rPr>
-          <w:rFonts w:ascii="Courier New" w:eastAsia="Times New Roman" w:hAnsi="Courier New" w:cs="Courier New"/>
-          <w:color w:val="000000"/>
-          <w:sz w:val="20"/>
-          <w:szCs w:val="20"/>
-          <w:lang w:val="en-US" w:eastAsia="ru-RU"/>
-        </w:rPr>
-      </w:pPr>
-      <w:r>
-        <w:rPr>
-          <w:rFonts w:ascii="Courier New" w:eastAsia="Times New Roman" w:hAnsi="Courier New" w:cs="Courier New"/>
-          <w:color w:val="000000"/>
-          <w:sz w:val="20"/>
-          <w:szCs w:val="20"/>
-          <w:lang w:val="en-US" w:eastAsia="ru-RU"/>
-        </w:rPr>
-        <w:t xml:space="preserve">  </w:t>
-      </w:r>
-      <w:r>
-        <w:rPr>
-          <w:rFonts w:ascii="Courier New" w:eastAsia="Times New Roman" w:hAnsi="Courier New" w:cs="Courier New"/>
-          <w:color w:val="000000"/>
-          <w:sz w:val="20"/>
-          <w:szCs w:val="20"/>
-          <w:lang w:val="en-US" w:eastAsia="ru-RU"/>
-        </w:rPr>
-        <w:t>&lt;/</w:t>
-      </w:r>
-      <w:proofErr w:type="spellStart"/>
-      <w:r>
-        <w:rPr>
-          <w:rFonts w:ascii="Courier New" w:eastAsia="Times New Roman" w:hAnsi="Courier New" w:cs="Courier New"/>
-          <w:color w:val="000000"/>
-          <w:sz w:val="20"/>
-          <w:szCs w:val="20"/>
-          <w:lang w:val="en-US" w:eastAsia="ru-RU"/>
-        </w:rPr>
-        <w:t>FigureBase</w:t>
-      </w:r>
-      <w:proofErr w:type="spellEnd"/>
-      <w:r>
-        <w:rPr>
-          <w:rFonts w:ascii="Courier New" w:eastAsia="Times New Roman" w:hAnsi="Courier New" w:cs="Courier New"/>
-          <w:color w:val="000000"/>
-          <w:sz w:val="20"/>
-          <w:szCs w:val="20"/>
-          <w:lang w:val="en-US" w:eastAsia="ru-RU"/>
-        </w:rPr>
-        <w:t>&gt;</w:t>
-      </w:r>
-    </w:p>
-    <w:p>
-      <w:pPr>
-        <w:ind w:firstLine="0"/>
+        <w:t>ArrayOfFigureBase</w:t>
+      </w:r>
+      <w:r>
         <w:rPr>
           <w:rFonts w:ascii="Courier New" w:eastAsia="Times New Roman" w:hAnsi="Courier New" w:cs="Courier New"/>
           <w:color w:val="000000"/>
@@ -8799,37 +8437,6 @@
           <w:szCs w:val="20"/>
           <w:lang w:eastAsia="ru-RU"/>
         </w:rPr>
-      </w:pPr>
-      <w:r>
-        <w:rPr>
-          <w:rFonts w:ascii="Courier New" w:eastAsia="Times New Roman" w:hAnsi="Courier New" w:cs="Courier New"/>
-          <w:color w:val="000000"/>
-          <w:sz w:val="20"/>
-          <w:szCs w:val="20"/>
-          <w:lang w:eastAsia="ru-RU"/>
-        </w:rPr>
-        <w:t>&lt;/</w:t>
-      </w:r>
-      <w:proofErr w:type="spellStart"/>
-      <w:r>
-        <w:rPr>
-          <w:rFonts w:ascii="Courier New" w:eastAsia="Times New Roman" w:hAnsi="Courier New" w:cs="Courier New"/>
-          <w:color w:val="000000"/>
-          <w:sz w:val="20"/>
-          <w:szCs w:val="20"/>
-          <w:lang w:val="en-US" w:eastAsia="ru-RU"/>
-        </w:rPr>
-        <w:t>ArrayOfFigureBase</w:t>
-      </w:r>
-      <w:proofErr w:type="spellEnd"/>
-      <w:r>
-        <w:rPr>
-          <w:rFonts w:ascii="Courier New" w:eastAsia="Times New Roman" w:hAnsi="Courier New" w:cs="Courier New"/>
-          <w:color w:val="000000"/>
-          <w:sz w:val="20"/>
-          <w:szCs w:val="20"/>
-          <w:lang w:eastAsia="ru-RU"/>
-        </w:rPr>
         <w:t>&gt;</w:t>
       </w:r>
     </w:p>
@@ -8981,10 +8588,10 @@
           <w:position w:val="-10"/>
         </w:rPr>
         <w:object w:dxaOrig="1320" w:dyaOrig="340" w14:anchorId="11A0CCB5">
-          <v:shape id="_x0000_i1026" type="#_x0000_t75" style="width:66.4pt;height:17.3pt" o:ole="">
+          <v:shape id="_x0000_i1026" type="#_x0000_t75" style="width:66.55pt;height:17.45pt" o:ole="">
             <v:imagedata r:id="rId39" o:title=""/>
           </v:shape>
-          <o:OLEObject Type="Embed" ProgID="Equation.DSMT4" ShapeID="_x0000_i1026" DrawAspect="Content" ObjectID="_1826952692" r:id="rId40"/>
+          <o:OLEObject Type="Embed" ProgID="Equation.DSMT4" ShapeID="_x0000_i1026" DrawAspect="Content" ObjectID="_1826960126" r:id="rId40"/>
         </w:object>
       </w:r>
     </w:p>
@@ -9151,10 +8758,10 @@
           <w:position w:val="-28"/>
         </w:rPr>
         <w:object w:dxaOrig="2680" w:dyaOrig="720" w14:anchorId="305048BC">
-          <v:shape id="_x0000_i1027" type="#_x0000_t75" style="width:133.25pt;height:35.55pt" o:ole="">
+          <v:shape id="_x0000_i1027" type="#_x0000_t75" style="width:133.1pt;height:35.45pt" o:ole="">
             <v:imagedata r:id="rId41" o:title=""/>
           </v:shape>
-          <o:OLEObject Type="Embed" ProgID="Equation.DSMT4" ShapeID="_x0000_i1027" DrawAspect="Content" ObjectID="_1826952693" r:id="rId42"/>
+          <o:OLEObject Type="Embed" ProgID="Equation.DSMT4" ShapeID="_x0000_i1027" DrawAspect="Content" ObjectID="_1826960127" r:id="rId42"/>
         </w:object>
       </w:r>
     </w:p>
@@ -9348,10 +8955,10 @@
           <w:position w:val="-28"/>
         </w:rPr>
         <w:object w:dxaOrig="1560" w:dyaOrig="720" w14:anchorId="160F3DF7">
-          <v:shape id="_x0000_i1028" type="#_x0000_t75" style="width:77.15pt;height:35.55pt" o:ole="">
+          <v:shape id="_x0000_i1028" type="#_x0000_t75" style="width:76.9pt;height:35.45pt" o:ole="">
             <v:imagedata r:id="rId43" o:title=""/>
           </v:shape>
-          <o:OLEObject Type="Embed" ProgID="Equation.DSMT4" ShapeID="_x0000_i1028" DrawAspect="Content" ObjectID="_1826952694" r:id="rId44"/>
+          <o:OLEObject Type="Embed" ProgID="Equation.DSMT4" ShapeID="_x0000_i1028" DrawAspect="Content" ObjectID="_1826960128" r:id="rId44"/>
         </w:object>
       </w:r>
     </w:p>
@@ -9982,7 +9589,7 @@
 </file>
 
 <file path=word/endnotes.xml><?xml version="1.0" encoding="utf-8"?>
-<w:endnotes xmlns:wpc="http://schemas.microsoft.com/office/word/2010/wordprocessingCanvas" xmlns:cx="http://schemas.microsoft.com/office/drawing/2014/chartex" xmlns:cx1="http://schemas.microsoft.com/office/drawing/2015/9/8/chartex" xmlns:cx2="http://schemas.microsoft.com/office/drawing/2015/10/21/chartex" xmlns:cx3="http://schemas.microsoft.com/office/drawing/2016/5/9/chartex" xmlns:cx4="http://schemas.microsoft.com/office/drawing/2016/5/10/chartex" xmlns:cx5="http://schemas.microsoft.com/office/drawing/2016/5/11/chartex" xmlns:cx6="http://schemas.microsoft.com/office/drawing/2016/5/12/chartex" xmlns:cx7="http://schemas.microsoft.com/office/drawing/2016/5/13/chartex" xmlns:cx8="http://schemas.microsoft.com/office/drawing/2016/5/14/chartex" xmlns:mc="http://schemas.openxmlformats.org/markup-compatibility/2006" xmlns:aink="http://schemas.microsoft.com/office/drawing/2016/ink" xmlns:am3d="http://schemas.microsoft.com/office/drawing/2017/model3d" xmlns:o="urn:schemas-microsoft-com:office:office" xmlns:r="http://schemas.openxmlformats.org/officeDocument/2006/relationships" xmlns:m="http://schemas.openxmlformats.org/officeDocument/2006/math" xmlns:v="urn:schemas-microsoft-com:vml" xmlns:wp14="http://schemas.microsoft.com/office/word/2010/wordprocessingDrawing" xmlns:wp="http://schemas.openxmlformats.org/drawingml/2006/wordprocessingDrawing" xmlns:w10="urn:schemas-microsoft-com:office:word" xmlns:w="http://schemas.openxmlformats.org/wordprocessingml/2006/main" xmlns:w14="http://schemas.microsoft.com/office/word/2010/wordml" xmlns:w15="http://schemas.microsoft.com/office/word/2012/wordml" xmlns:w16cex="http://schemas.microsoft.com/office/word/2018/wordml/cex" xmlns:w16cid="http://schemas.microsoft.com/office/word/2016/wordml/cid" xmlns:w16="http://schemas.microsoft.com/office/word/2018/wordml" xmlns:w16sdtdh="http://schemas.microsoft.com/office/word/2020/wordml/sdtdatahash" xmlns:w16se="http://schemas.microsoft.com/office/word/2015/wordml/symex" xmlns:wpg="http://schemas.microsoft.com/office/word/2010/wordprocessingGroup" xmlns:wpi="http://schemas.microsoft.com/office/word/2010/wordprocessingInk" xmlns:wne="http://schemas.microsoft.com/office/word/2006/wordml" xmlns:wps="http://schemas.microsoft.com/office/word/2010/wordprocessingShape" mc:Ignorable="w14 w15 w16se w16cid w16 w16cex w16sdtdh wp14">
+<w:endnotes xmlns:wpc="http://schemas.microsoft.com/office/word/2010/wordprocessingCanvas" xmlns:cx="http://schemas.microsoft.com/office/drawing/2014/chartex" xmlns:cx1="http://schemas.microsoft.com/office/drawing/2015/9/8/chartex" xmlns:cx2="http://schemas.microsoft.com/office/drawing/2015/10/21/chartex" xmlns:cx3="http://schemas.microsoft.com/office/drawing/2016/5/9/chartex" xmlns:cx4="http://schemas.microsoft.com/office/drawing/2016/5/10/chartex" xmlns:cx5="http://schemas.microsoft.com/office/drawing/2016/5/11/chartex" xmlns:cx6="http://schemas.microsoft.com/office/drawing/2016/5/12/chartex" xmlns:cx7="http://schemas.microsoft.com/office/drawing/2016/5/13/chartex" xmlns:cx8="http://schemas.microsoft.com/office/drawing/2016/5/14/chartex" xmlns:mc="http://schemas.openxmlformats.org/markup-compatibility/2006" xmlns:aink="http://schemas.microsoft.com/office/drawing/2016/ink" xmlns:am3d="http://schemas.microsoft.com/office/drawing/2017/model3d" xmlns:o="urn:schemas-microsoft-com:office:office" xmlns:r="http://schemas.openxmlformats.org/officeDocument/2006/relationships" xmlns:m="http://schemas.openxmlformats.org/officeDocument/2006/math" xmlns:v="urn:schemas-microsoft-com:vml" xmlns:wp14="http://schemas.microsoft.com/office/word/2010/wordprocessingDrawing" xmlns:wp="http://schemas.openxmlformats.org/drawingml/2006/wordprocessingDrawing" xmlns:w10="urn:schemas-microsoft-com:office:word" xmlns:w="http://schemas.openxmlformats.org/wordprocessingml/2006/main" xmlns:w14="http://schemas.microsoft.com/office/word/2010/wordml" xmlns:w15="http://schemas.microsoft.com/office/word/2012/wordml" xmlns:w16cex="http://schemas.microsoft.com/office/word/2018/wordml/cex" xmlns:w16cid="http://schemas.microsoft.com/office/word/2016/wordml/cid" xmlns:w16="http://schemas.microsoft.com/office/word/2018/wordml" xmlns:w16se="http://schemas.microsoft.com/office/word/2015/wordml/symex" xmlns:wpg="http://schemas.microsoft.com/office/word/2010/wordprocessingGroup" xmlns:wpi="http://schemas.microsoft.com/office/word/2010/wordprocessingInk" xmlns:wne="http://schemas.microsoft.com/office/word/2006/wordml" xmlns:wps="http://schemas.microsoft.com/office/word/2010/wordprocessingShape" mc:Ignorable="w14 w15 w16se w16cid w16 w16cex wp14">
   <w:endnote w:type="separator" w:id="-1">
     <w:p>
       <w:pPr>
@@ -10007,7 +9614,7 @@
 </file>
 
 <file path=word/footer1.xml><?xml version="1.0" encoding="utf-8"?>
-<w:ftr xmlns:wpc="http://schemas.microsoft.com/office/word/2010/wordprocessingCanvas" xmlns:cx="http://schemas.microsoft.com/office/drawing/2014/chartex" xmlns:cx1="http://schemas.microsoft.com/office/drawing/2015/9/8/chartex" xmlns:cx2="http://schemas.microsoft.com/office/drawing/2015/10/21/chartex" xmlns:cx3="http://schemas.microsoft.com/office/drawing/2016/5/9/chartex" xmlns:cx4="http://schemas.microsoft.com/office/drawing/2016/5/10/chartex" xmlns:cx5="http://schemas.microsoft.com/office/drawing/2016/5/11/chartex" xmlns:cx6="http://schemas.microsoft.com/office/drawing/2016/5/12/chartex" xmlns:cx7="http://schemas.microsoft.com/office/drawing/2016/5/13/chartex" xmlns:cx8="http://schemas.microsoft.com/office/drawing/2016/5/14/chartex" xmlns:mc="http://schemas.openxmlformats.org/markup-compatibility/2006" xmlns:aink="http://schemas.microsoft.com/office/drawing/2016/ink" xmlns:am3d="http://schemas.microsoft.com/office/drawing/2017/model3d" xmlns:o="urn:schemas-microsoft-com:office:office" xmlns:r="http://schemas.openxmlformats.org/officeDocument/2006/relationships" xmlns:m="http://schemas.openxmlformats.org/officeDocument/2006/math" xmlns:v="urn:schemas-microsoft-com:vml" xmlns:wp14="http://schemas.microsoft.com/office/word/2010/wordprocessingDrawing" xmlns:wp="http://schemas.openxmlformats.org/drawingml/2006/wordprocessingDrawing" xmlns:w10="urn:schemas-microsoft-com:office:word" xmlns:w="http://schemas.openxmlformats.org/wordprocessingml/2006/main" xmlns:w14="http://schemas.microsoft.com/office/word/2010/wordml" xmlns:w15="http://schemas.microsoft.com/office/word/2012/wordml" xmlns:w16cex="http://schemas.microsoft.com/office/word/2018/wordml/cex" xmlns:w16cid="http://schemas.microsoft.com/office/word/2016/wordml/cid" xmlns:w16="http://schemas.microsoft.com/office/word/2018/wordml" xmlns:w16sdtdh="http://schemas.microsoft.com/office/word/2020/wordml/sdtdatahash" xmlns:w16se="http://schemas.microsoft.com/office/word/2015/wordml/symex" xmlns:wpg="http://schemas.microsoft.com/office/word/2010/wordprocessingGroup" xmlns:wpi="http://schemas.microsoft.com/office/word/2010/wordprocessingInk" xmlns:wne="http://schemas.microsoft.com/office/word/2006/wordml" xmlns:wps="http://schemas.microsoft.com/office/word/2010/wordprocessingShape" mc:Ignorable="w14 w15 w16se w16cid w16 w16cex w16sdtdh wp14">
+<w:ftr xmlns:wpc="http://schemas.microsoft.com/office/word/2010/wordprocessingCanvas" xmlns:cx="http://schemas.microsoft.com/office/drawing/2014/chartex" xmlns:cx1="http://schemas.microsoft.com/office/drawing/2015/9/8/chartex" xmlns:cx2="http://schemas.microsoft.com/office/drawing/2015/10/21/chartex" xmlns:cx3="http://schemas.microsoft.com/office/drawing/2016/5/9/chartex" xmlns:cx4="http://schemas.microsoft.com/office/drawing/2016/5/10/chartex" xmlns:cx5="http://schemas.microsoft.com/office/drawing/2016/5/11/chartex" xmlns:cx6="http://schemas.microsoft.com/office/drawing/2016/5/12/chartex" xmlns:cx7="http://schemas.microsoft.com/office/drawing/2016/5/13/chartex" xmlns:cx8="http://schemas.microsoft.com/office/drawing/2016/5/14/chartex" xmlns:mc="http://schemas.openxmlformats.org/markup-compatibility/2006" xmlns:aink="http://schemas.microsoft.com/office/drawing/2016/ink" xmlns:am3d="http://schemas.microsoft.com/office/drawing/2017/model3d" xmlns:o="urn:schemas-microsoft-com:office:office" xmlns:r="http://schemas.openxmlformats.org/officeDocument/2006/relationships" xmlns:m="http://schemas.openxmlformats.org/officeDocument/2006/math" xmlns:v="urn:schemas-microsoft-com:vml" xmlns:wp14="http://schemas.microsoft.com/office/word/2010/wordprocessingDrawing" xmlns:wp="http://schemas.openxmlformats.org/drawingml/2006/wordprocessingDrawing" xmlns:w10="urn:schemas-microsoft-com:office:word" xmlns:w="http://schemas.openxmlformats.org/wordprocessingml/2006/main" xmlns:w14="http://schemas.microsoft.com/office/word/2010/wordml" xmlns:w15="http://schemas.microsoft.com/office/word/2012/wordml" xmlns:w16cex="http://schemas.microsoft.com/office/word/2018/wordml/cex" xmlns:w16cid="http://schemas.microsoft.com/office/word/2016/wordml/cid" xmlns:w16="http://schemas.microsoft.com/office/word/2018/wordml" xmlns:w16se="http://schemas.microsoft.com/office/word/2015/wordml/symex" xmlns:wpg="http://schemas.microsoft.com/office/word/2010/wordprocessingGroup" xmlns:wpi="http://schemas.microsoft.com/office/word/2010/wordprocessingInk" xmlns:wne="http://schemas.microsoft.com/office/word/2006/wordml" xmlns:wps="http://schemas.microsoft.com/office/word/2010/wordprocessingShape" mc:Ignorable="w14 w15 w16se w16cid w16 w16cex wp14">
   <w:sdt>
     <w:sdtPr>
       <w:id w:val="8180956"/>
@@ -10049,7 +9656,7 @@
 </file>
 
 <file path=word/footnotes.xml><?xml version="1.0" encoding="utf-8"?>
-<w:footnotes xmlns:wpc="http://schemas.microsoft.com/office/word/2010/wordprocessingCanvas" xmlns:cx="http://schemas.microsoft.com/office/drawing/2014/chartex" xmlns:cx1="http://schemas.microsoft.com/office/drawing/2015/9/8/chartex" xmlns:cx2="http://schemas.microsoft.com/office/drawing/2015/10/21/chartex" xmlns:cx3="http://schemas.microsoft.com/office/drawing/2016/5/9/chartex" xmlns:cx4="http://schemas.microsoft.com/office/drawing/2016/5/10/chartex" xmlns:cx5="http://schemas.microsoft.com/office/drawing/2016/5/11/chartex" xmlns:cx6="http://schemas.microsoft.com/office/drawing/2016/5/12/chartex" xmlns:cx7="http://schemas.microsoft.com/office/drawing/2016/5/13/chartex" xmlns:cx8="http://schemas.microsoft.com/office/drawing/2016/5/14/chartex" xmlns:mc="http://schemas.openxmlformats.org/markup-compatibility/2006" xmlns:aink="http://schemas.microsoft.com/office/drawing/2016/ink" xmlns:am3d="http://schemas.microsoft.com/office/drawing/2017/model3d" xmlns:o="urn:schemas-microsoft-com:office:office" xmlns:r="http://schemas.openxmlformats.org/officeDocument/2006/relationships" xmlns:m="http://schemas.openxmlformats.org/officeDocument/2006/math" xmlns:v="urn:schemas-microsoft-com:vml" xmlns:wp14="http://schemas.microsoft.com/office/word/2010/wordprocessingDrawing" xmlns:wp="http://schemas.openxmlformats.org/drawingml/2006/wordprocessingDrawing" xmlns:w10="urn:schemas-microsoft-com:office:word" xmlns:w="http://schemas.openxmlformats.org/wordprocessingml/2006/main" xmlns:w14="http://schemas.microsoft.com/office/word/2010/wordml" xmlns:w15="http://schemas.microsoft.com/office/word/2012/wordml" xmlns:w16cex="http://schemas.microsoft.com/office/word/2018/wordml/cex" xmlns:w16cid="http://schemas.microsoft.com/office/word/2016/wordml/cid" xmlns:w16="http://schemas.microsoft.com/office/word/2018/wordml" xmlns:w16sdtdh="http://schemas.microsoft.com/office/word/2020/wordml/sdtdatahash" xmlns:w16se="http://schemas.microsoft.com/office/word/2015/wordml/symex" xmlns:wpg="http://schemas.microsoft.com/office/word/2010/wordprocessingGroup" xmlns:wpi="http://schemas.microsoft.com/office/word/2010/wordprocessingInk" xmlns:wne="http://schemas.microsoft.com/office/word/2006/wordml" xmlns:wps="http://schemas.microsoft.com/office/word/2010/wordprocessingShape" mc:Ignorable="w14 w15 w16se w16cid w16 w16cex w16sdtdh wp14">
+<w:footnotes xmlns:wpc="http://schemas.microsoft.com/office/word/2010/wordprocessingCanvas" xmlns:cx="http://schemas.microsoft.com/office/drawing/2014/chartex" xmlns:cx1="http://schemas.microsoft.com/office/drawing/2015/9/8/chartex" xmlns:cx2="http://schemas.microsoft.com/office/drawing/2015/10/21/chartex" xmlns:cx3="http://schemas.microsoft.com/office/drawing/2016/5/9/chartex" xmlns:cx4="http://schemas.microsoft.com/office/drawing/2016/5/10/chartex" xmlns:cx5="http://schemas.microsoft.com/office/drawing/2016/5/11/chartex" xmlns:cx6="http://schemas.microsoft.com/office/drawing/2016/5/12/chartex" xmlns:cx7="http://schemas.microsoft.com/office/drawing/2016/5/13/chartex" xmlns:cx8="http://schemas.microsoft.com/office/drawing/2016/5/14/chartex" xmlns:mc="http://schemas.openxmlformats.org/markup-compatibility/2006" xmlns:aink="http://schemas.microsoft.com/office/drawing/2016/ink" xmlns:am3d="http://schemas.microsoft.com/office/drawing/2017/model3d" xmlns:o="urn:schemas-microsoft-com:office:office" xmlns:r="http://schemas.openxmlformats.org/officeDocument/2006/relationships" xmlns:m="http://schemas.openxmlformats.org/officeDocument/2006/math" xmlns:v="urn:schemas-microsoft-com:vml" xmlns:wp14="http://schemas.microsoft.com/office/word/2010/wordprocessingDrawing" xmlns:wp="http://schemas.openxmlformats.org/drawingml/2006/wordprocessingDrawing" xmlns:w10="urn:schemas-microsoft-com:office:word" xmlns:w="http://schemas.openxmlformats.org/wordprocessingml/2006/main" xmlns:w14="http://schemas.microsoft.com/office/word/2010/wordml" xmlns:w15="http://schemas.microsoft.com/office/word/2012/wordml" xmlns:w16cex="http://schemas.microsoft.com/office/word/2018/wordml/cex" xmlns:w16cid="http://schemas.microsoft.com/office/word/2016/wordml/cid" xmlns:w16="http://schemas.microsoft.com/office/word/2018/wordml" xmlns:w16se="http://schemas.microsoft.com/office/word/2015/wordml/symex" xmlns:wpg="http://schemas.microsoft.com/office/word/2010/wordprocessingGroup" xmlns:wpi="http://schemas.microsoft.com/office/word/2010/wordprocessingInk" xmlns:wne="http://schemas.microsoft.com/office/word/2006/wordml" xmlns:wps="http://schemas.microsoft.com/office/word/2010/wordprocessingShape" mc:Ignorable="w14 w15 w16se w16cid w16 w16cex wp14">
   <w:footnote w:type="separator" w:id="-1">
     <w:p>
       <w:pPr>
@@ -10074,7 +9681,7 @@
 </file>
 
 <file path=word/numbering.xml><?xml version="1.0" encoding="utf-8"?>
-<w:numbering xmlns:wpc="http://schemas.microsoft.com/office/word/2010/wordprocessingCanvas" xmlns:cx="http://schemas.microsoft.com/office/drawing/2014/chartex" xmlns:cx1="http://schemas.microsoft.com/office/drawing/2015/9/8/chartex" xmlns:cx2="http://schemas.microsoft.com/office/drawing/2015/10/21/chartex" xmlns:cx3="http://schemas.microsoft.com/office/drawing/2016/5/9/chartex" xmlns:cx4="http://schemas.microsoft.com/office/drawing/2016/5/10/chartex" xmlns:cx5="http://schemas.microsoft.com/office/drawing/2016/5/11/chartex" xmlns:cx6="http://schemas.microsoft.com/office/drawing/2016/5/12/chartex" xmlns:cx7="http://schemas.microsoft.com/office/drawing/2016/5/13/chartex" xmlns:cx8="http://schemas.microsoft.com/office/drawing/2016/5/14/chartex" xmlns:mc="http://schemas.openxmlformats.org/markup-compatibility/2006" xmlns:aink="http://schemas.microsoft.com/office/drawing/2016/ink" xmlns:am3d="http://schemas.microsoft.com/office/drawing/2017/model3d" xmlns:o="urn:schemas-microsoft-com:office:office" xmlns:r="http://schemas.openxmlformats.org/officeDocument/2006/relationships" xmlns:m="http://schemas.openxmlformats.org/officeDocument/2006/math" xmlns:v="urn:schemas-microsoft-com:vml" xmlns:wp14="http://schemas.microsoft.com/office/word/2010/wordprocessingDrawing" xmlns:wp="http://schemas.openxmlformats.org/drawingml/2006/wordprocessingDrawing" xmlns:w10="urn:schemas-microsoft-com:office:word" xmlns:w="http://schemas.openxmlformats.org/wordprocessingml/2006/main" xmlns:w14="http://schemas.microsoft.com/office/word/2010/wordml" xmlns:w15="http://schemas.microsoft.com/office/word/2012/wordml" xmlns:w16cex="http://schemas.microsoft.com/office/word/2018/wordml/cex" xmlns:w16cid="http://schemas.microsoft.com/office/word/2016/wordml/cid" xmlns:w16="http://schemas.microsoft.com/office/word/2018/wordml" xmlns:w16sdtdh="http://schemas.microsoft.com/office/word/2020/wordml/sdtdatahash" xmlns:w16se="http://schemas.microsoft.com/office/word/2015/wordml/symex" xmlns:wpg="http://schemas.microsoft.com/office/word/2010/wordprocessingGroup" xmlns:wpi="http://schemas.microsoft.com/office/word/2010/wordprocessingInk" xmlns:wne="http://schemas.microsoft.com/office/word/2006/wordml" xmlns:wps="http://schemas.microsoft.com/office/word/2010/wordprocessingShape" mc:Ignorable="w14 w15 w16se w16cid w16 w16cex w16sdtdh wp14">
+<w:numbering xmlns:wpc="http://schemas.microsoft.com/office/word/2010/wordprocessingCanvas" xmlns:cx="http://schemas.microsoft.com/office/drawing/2014/chartex" xmlns:cx1="http://schemas.microsoft.com/office/drawing/2015/9/8/chartex" xmlns:cx2="http://schemas.microsoft.com/office/drawing/2015/10/21/chartex" xmlns:cx3="http://schemas.microsoft.com/office/drawing/2016/5/9/chartex" xmlns:cx4="http://schemas.microsoft.com/office/drawing/2016/5/10/chartex" xmlns:cx5="http://schemas.microsoft.com/office/drawing/2016/5/11/chartex" xmlns:cx6="http://schemas.microsoft.com/office/drawing/2016/5/12/chartex" xmlns:cx7="http://schemas.microsoft.com/office/drawing/2016/5/13/chartex" xmlns:cx8="http://schemas.microsoft.com/office/drawing/2016/5/14/chartex" xmlns:mc="http://schemas.openxmlformats.org/markup-compatibility/2006" xmlns:aink="http://schemas.microsoft.com/office/drawing/2016/ink" xmlns:am3d="http://schemas.microsoft.com/office/drawing/2017/model3d" xmlns:o="urn:schemas-microsoft-com:office:office" xmlns:r="http://schemas.openxmlformats.org/officeDocument/2006/relationships" xmlns:m="http://schemas.openxmlformats.org/officeDocument/2006/math" xmlns:v="urn:schemas-microsoft-com:vml" xmlns:wp14="http://schemas.microsoft.com/office/word/2010/wordprocessingDrawing" xmlns:wp="http://schemas.openxmlformats.org/drawingml/2006/wordprocessingDrawing" xmlns:w10="urn:schemas-microsoft-com:office:word" xmlns:w="http://schemas.openxmlformats.org/wordprocessingml/2006/main" xmlns:w14="http://schemas.microsoft.com/office/word/2010/wordml" xmlns:w15="http://schemas.microsoft.com/office/word/2012/wordml" xmlns:w16cex="http://schemas.microsoft.com/office/word/2018/wordml/cex" xmlns:w16cid="http://schemas.microsoft.com/office/word/2016/wordml/cid" xmlns:w16="http://schemas.microsoft.com/office/word/2018/wordml" xmlns:w16se="http://schemas.microsoft.com/office/word/2015/wordml/symex" xmlns:wpg="http://schemas.microsoft.com/office/word/2010/wordprocessingGroup" xmlns:wpi="http://schemas.microsoft.com/office/word/2010/wordprocessingInk" xmlns:wne="http://schemas.microsoft.com/office/word/2006/wordml" xmlns:wps="http://schemas.microsoft.com/office/word/2010/wordprocessingShape" mc:Ignorable="w14 w15 w16se w16cid w16 w16cex wp14">
   <w:abstractNum w:abstractNumId="0" w15:restartNumberingAfterBreak="0">
     <w:nsid w:val="036D16E2"/>
     <w:multiLevelType w:val="hybridMultilevel"/>
@@ -11032,7 +10639,7 @@
 </file>
 
 <file path=word/styles.xml><?xml version="1.0" encoding="utf-8"?>
-<w:styles xmlns:mc="http://schemas.openxmlformats.org/markup-compatibility/2006" xmlns:r="http://schemas.openxmlformats.org/officeDocument/2006/relationships" xmlns:w="http://schemas.openxmlformats.org/wordprocessingml/2006/main" xmlns:w14="http://schemas.microsoft.com/office/word/2010/wordml" xmlns:w15="http://schemas.microsoft.com/office/word/2012/wordml" xmlns:w16cex="http://schemas.microsoft.com/office/word/2018/wordml/cex" xmlns:w16cid="http://schemas.microsoft.com/office/word/2016/wordml/cid" xmlns:w16="http://schemas.microsoft.com/office/word/2018/wordml" xmlns:w16sdtdh="http://schemas.microsoft.com/office/word/2020/wordml/sdtdatahash" xmlns:w16se="http://schemas.microsoft.com/office/word/2015/wordml/symex" mc:Ignorable="w14 w15 w16se w16cid w16 w16cex w16sdtdh">
+<w:styles xmlns:mc="http://schemas.openxmlformats.org/markup-compatibility/2006" xmlns:r="http://schemas.openxmlformats.org/officeDocument/2006/relationships" xmlns:w="http://schemas.openxmlformats.org/wordprocessingml/2006/main" xmlns:w14="http://schemas.microsoft.com/office/word/2010/wordml" xmlns:w15="http://schemas.microsoft.com/office/word/2012/wordml" xmlns:w16cex="http://schemas.microsoft.com/office/word/2018/wordml/cex" xmlns:w16cid="http://schemas.microsoft.com/office/word/2016/wordml/cid" xmlns:w16="http://schemas.microsoft.com/office/word/2018/wordml" xmlns:w16se="http://schemas.microsoft.com/office/word/2015/wordml/symex" mc:Ignorable="w14 w15 w16se w16cid w16 w16cex">
   <w:docDefaults>
     <w:rPrDefault>
       <w:rPr>
@@ -12121,7 +11728,7 @@
 </file>
 
 <file path=customXml/itemProps1.xml><?xml version="1.0" encoding="utf-8"?>
-<ds:datastoreItem xmlns:ds="http://schemas.openxmlformats.org/officeDocument/2006/customXml" ds:itemID="{88A9B4F3-753D-4A67-AE9D-0BB28E0A3405}">
+<ds:datastoreItem xmlns:ds="http://schemas.openxmlformats.org/officeDocument/2006/customXml" ds:itemID="{A1ED5C51-CC6E-4813-8F6C-30831937B3FF}">
   <ds:schemaRefs>
     <ds:schemaRef ds:uri="http://schemas.openxmlformats.org/officeDocument/2006/bibliography"/>
   </ds:schemaRefs>
